--- a/Documentação/Documento Final.docx
+++ b/Documentação/Documento Final.docx
@@ -358,8 +358,6 @@
           <w:szCs w:val="28"/>
         </w:rPr>
       </w:pPr>
-      <w:bookmarkStart w:id="0" w:name="_GoBack"/>
-      <w:bookmarkEnd w:id="0"/>
     </w:p>
     <w:p>
       <w:pPr>
@@ -1286,10 +1284,17 @@
         <w:spacing w:line="360" w:lineRule="auto"/>
       </w:pPr>
     </w:p>
+    <w:bookmarkStart w:id="0" w:name="_Toc236230459" w:displacedByCustomXml="next"/>
     <w:bookmarkStart w:id="1" w:name="_Toc236231046" w:displacedByCustomXml="next"/>
-    <w:bookmarkStart w:id="2" w:name="_Toc236230459" w:displacedByCustomXml="next"/>
     <w:sdt>
       <w:sdtPr>
+        <w:rPr>
+          <w:rFonts w:ascii="Calibri" w:eastAsia="Calibri" w:hAnsi="Calibri" w:cs="Arial"/>
+          <w:color w:val="auto"/>
+          <w:sz w:val="22"/>
+          <w:szCs w:val="22"/>
+          <w:lang w:eastAsia="en-US"/>
+        </w:rPr>
         <w:id w:val="62223861"/>
         <w:docPartObj>
           <w:docPartGallery w:val="Table of Contents"/>
@@ -1298,13 +1303,8 @@
       </w:sdtPr>
       <w:sdtEndPr>
         <w:rPr>
-          <w:rFonts w:ascii="Calibri" w:eastAsia="Calibri" w:hAnsi="Calibri" w:cs="Arial"/>
           <w:b/>
           <w:bCs/>
-          <w:color w:val="auto"/>
-          <w:sz w:val="22"/>
-          <w:szCs w:val="22"/>
-          <w:lang w:eastAsia="en-US"/>
         </w:rPr>
       </w:sdtEndPr>
       <w:sdtContent>
@@ -1331,7 +1331,7 @@
             </w:rPr>
             <w:t>S</w:t>
           </w:r>
-          <w:bookmarkEnd w:id="2"/>
+          <w:bookmarkEnd w:id="0"/>
           <w:r>
             <w:rPr>
               <w:rFonts w:ascii="Arial" w:hAnsi="Arial" w:cs="Arial"/>
@@ -3924,31 +3924,7 @@
                 <w:sz w:val="24"/>
                 <w:szCs w:val="24"/>
               </w:rPr>
-              <w:t>2.5 Aplicati</w:t>
-            </w:r>
-            <w:r>
-              <w:rPr>
-                <w:rStyle w:val="Hyperlink"/>
-                <w:rFonts w:ascii="Arial" w:eastAsia="Arial" w:hAnsi="Arial"/>
-                <w:b/>
-                <w:bCs/>
-                <w:noProof/>
-                <w:sz w:val="24"/>
-                <w:szCs w:val="24"/>
-              </w:rPr>
-              <w:t>v</w:t>
-            </w:r>
-            <w:r>
-              <w:rPr>
-                <w:rStyle w:val="Hyperlink"/>
-                <w:rFonts w:ascii="Arial" w:eastAsia="Arial" w:hAnsi="Arial"/>
-                <w:b/>
-                <w:bCs/>
-                <w:noProof/>
-                <w:sz w:val="24"/>
-                <w:szCs w:val="24"/>
-              </w:rPr>
-              <w:t>os Móveis e Acessibilidade Tecnológica</w:t>
+              <w:t>2.5 Aplicativos Móveis e Acessibilidade Tecnológica</w:t>
             </w:r>
             <w:r>
               <w:rPr>
@@ -4867,8 +4843,8 @@
           <w:szCs w:val="24"/>
         </w:rPr>
       </w:pPr>
-      <w:bookmarkStart w:id="3" w:name="_Toc236227680"/>
-      <w:bookmarkStart w:id="4" w:name="_Toc236231047"/>
+      <w:bookmarkStart w:id="2" w:name="_Toc236227680"/>
+      <w:bookmarkStart w:id="3" w:name="_Toc236231047"/>
       <w:r>
         <w:rPr>
           <w:rFonts w:ascii="Arial" w:hAnsi="Arial" w:cs="Arial"/>
@@ -4880,8 +4856,8 @@
         <w:lastRenderedPageBreak/>
         <w:t>1. INTRODUÇÃO</w:t>
       </w:r>
+      <w:bookmarkEnd w:id="2"/>
       <w:bookmarkEnd w:id="3"/>
-      <w:bookmarkEnd w:id="4"/>
     </w:p>
     <w:p>
       <w:pPr>
@@ -4899,8 +4875,8 @@
           <w:szCs w:val="24"/>
         </w:rPr>
       </w:pPr>
-      <w:bookmarkStart w:id="5" w:name="_Toc236227681"/>
-      <w:bookmarkStart w:id="6" w:name="_Toc236231048"/>
+      <w:bookmarkStart w:id="4" w:name="_Toc236227681"/>
+      <w:bookmarkStart w:id="5" w:name="_Toc236231048"/>
       <w:r>
         <w:rPr>
           <w:rFonts w:ascii="Arial" w:hAnsi="Arial" w:cs="Arial"/>
@@ -4911,8 +4887,8 @@
         </w:rPr>
         <w:t>Contextualização</w:t>
       </w:r>
+      <w:bookmarkEnd w:id="4"/>
       <w:bookmarkEnd w:id="5"/>
-      <w:bookmarkEnd w:id="6"/>
     </w:p>
     <w:p>
       <w:pPr>
@@ -5029,8 +5005,8 @@
           <w:szCs w:val="24"/>
         </w:rPr>
       </w:pPr>
-      <w:bookmarkStart w:id="7" w:name="_Toc236227682"/>
-      <w:bookmarkStart w:id="8" w:name="_Toc236231049"/>
+      <w:bookmarkStart w:id="6" w:name="_Toc236227682"/>
+      <w:bookmarkStart w:id="7" w:name="_Toc236231049"/>
       <w:r>
         <w:rPr>
           <w:rFonts w:ascii="Arial" w:hAnsi="Arial" w:cs="Arial"/>
@@ -5041,8 +5017,8 @@
         </w:rPr>
         <w:t>Problema de Pesquisa</w:t>
       </w:r>
+      <w:bookmarkEnd w:id="6"/>
       <w:bookmarkEnd w:id="7"/>
-      <w:bookmarkEnd w:id="8"/>
     </w:p>
     <w:p>
       <w:pPr>
@@ -5179,8 +5155,8 @@
           <w:szCs w:val="24"/>
         </w:rPr>
       </w:pPr>
-      <w:bookmarkStart w:id="9" w:name="_Toc236227683"/>
-      <w:bookmarkStart w:id="10" w:name="_Toc236231050"/>
+      <w:bookmarkStart w:id="8" w:name="_Toc236227683"/>
+      <w:bookmarkStart w:id="9" w:name="_Toc236231050"/>
       <w:r>
         <w:rPr>
           <w:rFonts w:ascii="Arial" w:hAnsi="Arial" w:cs="Arial"/>
@@ -5192,8 +5168,8 @@
         <w:lastRenderedPageBreak/>
         <w:t>Justificativa</w:t>
       </w:r>
+      <w:bookmarkEnd w:id="8"/>
       <w:bookmarkEnd w:id="9"/>
-      <w:bookmarkEnd w:id="10"/>
     </w:p>
     <w:p>
       <w:pPr>
@@ -5346,8 +5322,8 @@
           <w:szCs w:val="24"/>
         </w:rPr>
       </w:pPr>
-      <w:bookmarkStart w:id="11" w:name="_Toc236227684"/>
-      <w:bookmarkStart w:id="12" w:name="_Toc236231051"/>
+      <w:bookmarkStart w:id="10" w:name="_Toc236227684"/>
+      <w:bookmarkStart w:id="11" w:name="_Toc236231051"/>
       <w:r>
         <w:rPr>
           <w:rFonts w:ascii="Arial" w:hAnsi="Arial" w:cs="Arial"/>
@@ -5358,8 +5334,8 @@
         </w:rPr>
         <w:t>1.4 Objetivo Geral</w:t>
       </w:r>
+      <w:bookmarkEnd w:id="10"/>
       <w:bookmarkEnd w:id="11"/>
-      <w:bookmarkEnd w:id="12"/>
     </w:p>
     <w:p>
       <w:pPr>
@@ -5421,8 +5397,8 @@
           <w:szCs w:val="24"/>
         </w:rPr>
       </w:pPr>
-      <w:bookmarkStart w:id="13" w:name="_Toc236227685"/>
-      <w:bookmarkStart w:id="14" w:name="_Toc236231052"/>
+      <w:bookmarkStart w:id="12" w:name="_Toc236227685"/>
+      <w:bookmarkStart w:id="13" w:name="_Toc236231052"/>
       <w:r>
         <w:rPr>
           <w:rFonts w:ascii="Arial" w:hAnsi="Arial" w:cs="Arial"/>
@@ -5433,8 +5409,8 @@
         </w:rPr>
         <w:t>1.5 Objetivos Específicos</w:t>
       </w:r>
+      <w:bookmarkEnd w:id="12"/>
       <w:bookmarkEnd w:id="13"/>
-      <w:bookmarkEnd w:id="14"/>
     </w:p>
     <w:p>
       <w:pPr>
@@ -5505,8 +5481,8 @@
         <w:pStyle w:val="Ttulo2"/>
         <w:spacing w:line="360" w:lineRule="auto"/>
       </w:pPr>
-      <w:bookmarkStart w:id="15" w:name="_Toc236227686"/>
-      <w:bookmarkStart w:id="16" w:name="_Toc236231053"/>
+      <w:bookmarkStart w:id="14" w:name="_Toc236227686"/>
+      <w:bookmarkStart w:id="15" w:name="_Toc236231053"/>
       <w:r>
         <w:rPr>
           <w:rStyle w:val="Tipodeletrapredefinidodopargrafo1"/>
@@ -5519,8 +5495,8 @@
         </w:rPr>
         <w:t>1.6 Hipótese</w:t>
       </w:r>
+      <w:bookmarkEnd w:id="14"/>
       <w:bookmarkEnd w:id="15"/>
-      <w:bookmarkEnd w:id="16"/>
     </w:p>
     <w:p>
       <w:pPr>
@@ -5574,8 +5550,8 @@
         <w:pStyle w:val="Ttulo1"/>
         <w:spacing w:line="360" w:lineRule="auto"/>
       </w:pPr>
-      <w:bookmarkStart w:id="17" w:name="_Toc236227692"/>
-      <w:bookmarkStart w:id="18" w:name="_Toc236231054"/>
+      <w:bookmarkStart w:id="16" w:name="_Toc236227692"/>
+      <w:bookmarkStart w:id="17" w:name="_Toc236231054"/>
       <w:r>
         <w:rPr>
           <w:rStyle w:val="Tipodeletrapredefinidodopargrafo1"/>
@@ -5600,16 +5576,16 @@
         </w:rPr>
         <w:t>. REFERENCIAL TEÓRICO</w:t>
       </w:r>
+      <w:bookmarkEnd w:id="16"/>
       <w:bookmarkEnd w:id="17"/>
-      <w:bookmarkEnd w:id="18"/>
     </w:p>
     <w:p>
       <w:pPr>
         <w:pStyle w:val="Ttulo2"/>
         <w:spacing w:line="360" w:lineRule="auto"/>
       </w:pPr>
-      <w:bookmarkStart w:id="19" w:name="_Toc236227693"/>
-      <w:bookmarkStart w:id="20" w:name="_Toc236231055"/>
+      <w:bookmarkStart w:id="18" w:name="_Toc236227693"/>
+      <w:bookmarkStart w:id="19" w:name="_Toc236231055"/>
       <w:r>
         <w:rPr>
           <w:rStyle w:val="Tipodeletrapredefinidodopargrafo1"/>
@@ -5660,8 +5636,8 @@
         </w:rPr>
         <w:t>)</w:t>
       </w:r>
+      <w:bookmarkEnd w:id="18"/>
       <w:bookmarkEnd w:id="19"/>
-      <w:bookmarkEnd w:id="20"/>
       <w:r>
         <w:rPr>
           <w:rStyle w:val="Tipodeletrapredefinidodopargrafo1"/>
@@ -5680,8 +5656,8 @@
         <w:pStyle w:val="Ttulo3"/>
         <w:spacing w:line="360" w:lineRule="auto"/>
       </w:pPr>
-      <w:bookmarkStart w:id="21" w:name="_Toc236227694"/>
-      <w:bookmarkStart w:id="22" w:name="_Toc236231056"/>
+      <w:bookmarkStart w:id="20" w:name="_Toc236227694"/>
+      <w:bookmarkStart w:id="21" w:name="_Toc236231056"/>
       <w:r>
         <w:rPr>
           <w:rStyle w:val="Tipodeletrapredefinidodopargrafo1"/>
@@ -5713,8 +5689,8 @@
         </w:rPr>
         <w:t>PANCs</w:t>
       </w:r>
+      <w:bookmarkEnd w:id="20"/>
       <w:bookmarkEnd w:id="21"/>
-      <w:bookmarkEnd w:id="22"/>
       <w:proofErr w:type="spellEnd"/>
     </w:p>
     <w:p>
@@ -6320,8 +6296,8 @@
         <w:pStyle w:val="Ttulo3"/>
         <w:spacing w:line="360" w:lineRule="auto"/>
       </w:pPr>
-      <w:bookmarkStart w:id="23" w:name="_Toc236227695"/>
-      <w:bookmarkStart w:id="24" w:name="_Toc236231057"/>
+      <w:bookmarkStart w:id="22" w:name="_Toc236227695"/>
+      <w:bookmarkStart w:id="23" w:name="_Toc236231057"/>
       <w:r>
         <w:rPr>
           <w:rStyle w:val="Tipodeletrapredefinidodopargrafo1"/>
@@ -6342,8 +6318,8 @@
         </w:rPr>
         <w:t>.1.2 Biodiversidade e valorização alimentar</w:t>
       </w:r>
+      <w:bookmarkEnd w:id="22"/>
       <w:bookmarkEnd w:id="23"/>
-      <w:bookmarkEnd w:id="24"/>
     </w:p>
     <w:p>
       <w:pPr>
@@ -6518,8 +6494,8 @@
         <w:pStyle w:val="Ttulo3"/>
         <w:spacing w:line="360" w:lineRule="auto"/>
       </w:pPr>
-      <w:bookmarkStart w:id="25" w:name="_Toc236227696"/>
-      <w:bookmarkStart w:id="26" w:name="_Toc236231058"/>
+      <w:bookmarkStart w:id="24" w:name="_Toc236227696"/>
+      <w:bookmarkStart w:id="25" w:name="_Toc236231058"/>
       <w:r>
         <w:rPr>
           <w:rStyle w:val="Tipodeletrapredefinidodopargrafo1"/>
@@ -6551,8 +6527,8 @@
         </w:rPr>
         <w:t>PANCs</w:t>
       </w:r>
+      <w:bookmarkEnd w:id="24"/>
       <w:bookmarkEnd w:id="25"/>
-      <w:bookmarkEnd w:id="26"/>
       <w:proofErr w:type="spellEnd"/>
     </w:p>
     <w:p>
@@ -6803,8 +6779,8 @@
       <w:r>
         <w:br/>
       </w:r>
-      <w:bookmarkStart w:id="27" w:name="_Toc236227697"/>
-      <w:bookmarkStart w:id="28" w:name="_Toc236231059"/>
+      <w:bookmarkStart w:id="26" w:name="_Toc236227697"/>
+      <w:bookmarkStart w:id="27" w:name="_Toc236231059"/>
       <w:r>
         <w:rPr>
           <w:rStyle w:val="Tipodeletrapredefinidodopargrafo1"/>
@@ -6825,8 +6801,8 @@
         </w:rPr>
         <w:t>.1.4 Pouco conhecimento e baixa popularização</w:t>
       </w:r>
+      <w:bookmarkEnd w:id="26"/>
       <w:bookmarkEnd w:id="27"/>
-      <w:bookmarkEnd w:id="28"/>
     </w:p>
     <w:p>
       <w:pPr>
@@ -7088,8 +7064,8 @@
         <w:pStyle w:val="Ttulo2"/>
         <w:spacing w:line="360" w:lineRule="auto"/>
       </w:pPr>
-      <w:bookmarkStart w:id="29" w:name="_Toc236227698"/>
-      <w:bookmarkStart w:id="30" w:name="_Toc236231060"/>
+      <w:bookmarkStart w:id="28" w:name="_Toc236227698"/>
+      <w:bookmarkStart w:id="29" w:name="_Toc236231060"/>
       <w:r>
         <w:rPr>
           <w:rStyle w:val="Tipodeletrapredefinidodopargrafo1"/>
@@ -7114,16 +7090,16 @@
         </w:rPr>
         <w:t>.2 Segurança Alimentar e Sustentabilidade</w:t>
       </w:r>
+      <w:bookmarkEnd w:id="28"/>
       <w:bookmarkEnd w:id="29"/>
-      <w:bookmarkEnd w:id="30"/>
     </w:p>
     <w:p>
       <w:pPr>
         <w:pStyle w:val="Ttulo3"/>
         <w:spacing w:line="360" w:lineRule="auto"/>
       </w:pPr>
-      <w:bookmarkStart w:id="31" w:name="_Toc236227699"/>
-      <w:bookmarkStart w:id="32" w:name="_Toc236231061"/>
+      <w:bookmarkStart w:id="30" w:name="_Toc236227699"/>
+      <w:bookmarkStart w:id="31" w:name="_Toc236231061"/>
       <w:r>
         <w:rPr>
           <w:rStyle w:val="Tipodeletrapredefinidodopargrafo1"/>
@@ -7144,8 +7120,8 @@
         </w:rPr>
         <w:t>.2.1 Conceito de segurança alimentar</w:t>
       </w:r>
+      <w:bookmarkEnd w:id="30"/>
       <w:bookmarkEnd w:id="31"/>
-      <w:bookmarkEnd w:id="32"/>
     </w:p>
     <w:p>
       <w:pPr>
@@ -7241,8 +7217,8 @@
         <w:pStyle w:val="Ttulo3"/>
         <w:spacing w:line="360" w:lineRule="auto"/>
       </w:pPr>
-      <w:bookmarkStart w:id="33" w:name="_Toc236227700"/>
-      <w:bookmarkStart w:id="34" w:name="_Toc236231062"/>
+      <w:bookmarkStart w:id="32" w:name="_Toc236227700"/>
+      <w:bookmarkStart w:id="33" w:name="_Toc236231062"/>
       <w:r>
         <w:rPr>
           <w:rStyle w:val="Tipodeletrapredefinidodopargrafo1"/>
@@ -7285,8 +7261,8 @@
         </w:rPr>
         <w:t xml:space="preserve"> e segurança alimentar</w:t>
       </w:r>
+      <w:bookmarkEnd w:id="32"/>
       <w:bookmarkEnd w:id="33"/>
-      <w:bookmarkEnd w:id="34"/>
     </w:p>
     <w:p>
       <w:pPr>
@@ -7504,8 +7480,8 @@
         <w:pStyle w:val="Ttulo3"/>
         <w:spacing w:line="360" w:lineRule="auto"/>
       </w:pPr>
-      <w:bookmarkStart w:id="35" w:name="_Toc236227701"/>
-      <w:bookmarkStart w:id="36" w:name="_Toc236231063"/>
+      <w:bookmarkStart w:id="34" w:name="_Toc236227701"/>
+      <w:bookmarkStart w:id="35" w:name="_Toc236231063"/>
       <w:r>
         <w:rPr>
           <w:rStyle w:val="Tipodeletrapredefinidodopargrafo1"/>
@@ -7526,8 +7502,8 @@
         </w:rPr>
         <w:t>.2.3 Educação alimentar e conscientização</w:t>
       </w:r>
+      <w:bookmarkEnd w:id="34"/>
       <w:bookmarkEnd w:id="35"/>
-      <w:bookmarkEnd w:id="36"/>
     </w:p>
     <w:p>
       <w:pPr>
@@ -7875,8 +7851,8 @@
         <w:pStyle w:val="Ttulo2"/>
         <w:spacing w:line="360" w:lineRule="auto"/>
       </w:pPr>
-      <w:bookmarkStart w:id="37" w:name="_Toc236227702"/>
-      <w:bookmarkStart w:id="38" w:name="_Toc236231064"/>
+      <w:bookmarkStart w:id="36" w:name="_Toc236227702"/>
+      <w:bookmarkStart w:id="37" w:name="_Toc236231064"/>
       <w:r>
         <w:rPr>
           <w:rStyle w:val="Tipodeletrapredefinidodopargrafo1"/>
@@ -7901,16 +7877,16 @@
         </w:rPr>
         <w:t>.3 Inteligência Artificial Aplicada à Agricultura</w:t>
       </w:r>
+      <w:bookmarkEnd w:id="36"/>
       <w:bookmarkEnd w:id="37"/>
-      <w:bookmarkEnd w:id="38"/>
     </w:p>
     <w:p>
       <w:pPr>
         <w:pStyle w:val="Ttulo3"/>
         <w:spacing w:line="360" w:lineRule="auto"/>
       </w:pPr>
-      <w:bookmarkStart w:id="39" w:name="_Toc236227703"/>
-      <w:bookmarkStart w:id="40" w:name="_Toc236231065"/>
+      <w:bookmarkStart w:id="38" w:name="_Toc236227703"/>
+      <w:bookmarkStart w:id="39" w:name="_Toc236231065"/>
       <w:r>
         <w:rPr>
           <w:rStyle w:val="Tipodeletrapredefinidodopargrafo1"/>
@@ -7931,8 +7907,8 @@
         </w:rPr>
         <w:t>.3.1 Conceito de inteligência artificial</w:t>
       </w:r>
+      <w:bookmarkEnd w:id="38"/>
       <w:bookmarkEnd w:id="39"/>
-      <w:bookmarkEnd w:id="40"/>
     </w:p>
     <w:p>
       <w:pPr>
@@ -8132,8 +8108,8 @@
         <w:pStyle w:val="Ttulo3"/>
         <w:spacing w:line="360" w:lineRule="auto"/>
       </w:pPr>
-      <w:bookmarkStart w:id="41" w:name="_Toc236227704"/>
-      <w:bookmarkStart w:id="42" w:name="_Toc236231066"/>
+      <w:bookmarkStart w:id="40" w:name="_Toc236227704"/>
+      <w:bookmarkStart w:id="41" w:name="_Toc236231066"/>
       <w:r>
         <w:rPr>
           <w:rStyle w:val="Tipodeletrapredefinidodopargrafo1"/>
@@ -8154,8 +8130,8 @@
         </w:rPr>
         <w:t>.3.2 Inteligência artificial na agricultura</w:t>
       </w:r>
+      <w:bookmarkEnd w:id="40"/>
       <w:bookmarkEnd w:id="41"/>
-      <w:bookmarkEnd w:id="42"/>
     </w:p>
     <w:p>
       <w:pPr>
@@ -8422,8 +8398,8 @@
         <w:pStyle w:val="Ttulo3"/>
         <w:spacing w:line="360" w:lineRule="auto"/>
       </w:pPr>
-      <w:bookmarkStart w:id="43" w:name="_Toc236227705"/>
-      <w:bookmarkStart w:id="44" w:name="_Toc236231067"/>
+      <w:bookmarkStart w:id="42" w:name="_Toc236227705"/>
+      <w:bookmarkStart w:id="43" w:name="_Toc236231067"/>
       <w:r>
         <w:rPr>
           <w:rStyle w:val="Tipodeletrapredefinidodopargrafo1"/>
@@ -8445,8 +8421,8 @@
         </w:rPr>
         <w:t>.3.3 IA aplicada à identificação vegetal</w:t>
       </w:r>
+      <w:bookmarkEnd w:id="42"/>
       <w:bookmarkEnd w:id="43"/>
-      <w:bookmarkEnd w:id="44"/>
     </w:p>
     <w:p>
       <w:pPr>
@@ -8614,8 +8590,8 @@
         <w:pStyle w:val="Ttulo2"/>
         <w:spacing w:line="360" w:lineRule="auto"/>
       </w:pPr>
-      <w:bookmarkStart w:id="45" w:name="_Toc236227706"/>
-      <w:bookmarkStart w:id="46" w:name="_Toc236231068"/>
+      <w:bookmarkStart w:id="44" w:name="_Toc236227706"/>
+      <w:bookmarkStart w:id="45" w:name="_Toc236231068"/>
       <w:r>
         <w:rPr>
           <w:rStyle w:val="Tipodeletrapredefinidodopargrafo1"/>
@@ -8641,16 +8617,16 @@
         </w:rPr>
         <w:t>.4 Visão Computacional e Reconhecimento de Imagens</w:t>
       </w:r>
+      <w:bookmarkEnd w:id="44"/>
       <w:bookmarkEnd w:id="45"/>
-      <w:bookmarkEnd w:id="46"/>
     </w:p>
     <w:p>
       <w:pPr>
         <w:pStyle w:val="Ttulo3"/>
         <w:spacing w:line="360" w:lineRule="auto"/>
       </w:pPr>
-      <w:bookmarkStart w:id="47" w:name="_Toc236227707"/>
-      <w:bookmarkStart w:id="48" w:name="_Toc236231069"/>
+      <w:bookmarkStart w:id="46" w:name="_Toc236227707"/>
+      <w:bookmarkStart w:id="47" w:name="_Toc236231069"/>
       <w:r>
         <w:rPr>
           <w:rStyle w:val="Tipodeletrapredefinidodopargrafo1"/>
@@ -8671,8 +8647,8 @@
         </w:rPr>
         <w:t>.4.1 Conceito de visão computacional</w:t>
       </w:r>
+      <w:bookmarkEnd w:id="46"/>
       <w:bookmarkEnd w:id="47"/>
-      <w:bookmarkEnd w:id="48"/>
     </w:p>
     <w:p>
       <w:pPr>
@@ -8842,8 +8818,8 @@
         <w:pStyle w:val="Ttulo3"/>
         <w:spacing w:line="360" w:lineRule="auto"/>
       </w:pPr>
-      <w:bookmarkStart w:id="49" w:name="_Toc236227708"/>
-      <w:bookmarkStart w:id="50" w:name="_Toc236231070"/>
+      <w:bookmarkStart w:id="48" w:name="_Toc236227708"/>
+      <w:bookmarkStart w:id="49" w:name="_Toc236231070"/>
       <w:r>
         <w:rPr>
           <w:rStyle w:val="Tipodeletrapredefinidodopargrafo1"/>
@@ -8865,8 +8841,8 @@
         </w:rPr>
         <w:t>.4.2 Reconhecimento de imagens na agricultura</w:t>
       </w:r>
+      <w:bookmarkEnd w:id="48"/>
       <w:bookmarkEnd w:id="49"/>
-      <w:bookmarkEnd w:id="50"/>
     </w:p>
     <w:p>
       <w:pPr>
@@ -9074,8 +9050,8 @@
         <w:pStyle w:val="Ttulo3"/>
         <w:spacing w:line="360" w:lineRule="auto"/>
       </w:pPr>
-      <w:bookmarkStart w:id="51" w:name="_Toc236227709"/>
-      <w:bookmarkStart w:id="52" w:name="_Toc236231071"/>
+      <w:bookmarkStart w:id="50" w:name="_Toc236227709"/>
+      <w:bookmarkStart w:id="51" w:name="_Toc236231071"/>
       <w:r>
         <w:rPr>
           <w:rStyle w:val="Tipodeletrapredefinidodopargrafo1"/>
@@ -9096,8 +9072,8 @@
         </w:rPr>
         <w:t>.4.3 Aplicações da visão computacional</w:t>
       </w:r>
+      <w:bookmarkEnd w:id="50"/>
       <w:bookmarkEnd w:id="51"/>
-      <w:bookmarkEnd w:id="52"/>
       <w:r>
         <w:rPr>
           <w:rStyle w:val="Tipodeletrapredefinidodopargrafo1"/>
@@ -9224,8 +9200,8 @@
         <w:pStyle w:val="Ttulo2"/>
         <w:spacing w:line="360" w:lineRule="auto"/>
       </w:pPr>
-      <w:bookmarkStart w:id="53" w:name="_Toc236227710"/>
-      <w:bookmarkStart w:id="54" w:name="_Toc236231072"/>
+      <w:bookmarkStart w:id="52" w:name="_Toc236227710"/>
+      <w:bookmarkStart w:id="53" w:name="_Toc236231072"/>
       <w:r>
         <w:rPr>
           <w:rStyle w:val="Tipodeletrapredefinidodopargrafo1"/>
@@ -9250,16 +9226,16 @@
         </w:rPr>
         <w:t>.5 Aplicativos Móveis e Acessibilidade Tecnológica</w:t>
       </w:r>
+      <w:bookmarkEnd w:id="52"/>
       <w:bookmarkEnd w:id="53"/>
-      <w:bookmarkEnd w:id="54"/>
     </w:p>
     <w:p>
       <w:pPr>
         <w:pStyle w:val="Ttulo3"/>
         <w:spacing w:line="360" w:lineRule="auto"/>
       </w:pPr>
-      <w:bookmarkStart w:id="55" w:name="_Toc236227711"/>
-      <w:bookmarkStart w:id="56" w:name="_Toc236231073"/>
+      <w:bookmarkStart w:id="54" w:name="_Toc236227711"/>
+      <w:bookmarkStart w:id="55" w:name="_Toc236231073"/>
       <w:r>
         <w:rPr>
           <w:rStyle w:val="Tipodeletrapredefinidodopargrafo1"/>
@@ -9280,8 +9256,8 @@
         </w:rPr>
         <w:t>.5.1 Aplicativos móveis na educação</w:t>
       </w:r>
+      <w:bookmarkEnd w:id="54"/>
       <w:bookmarkEnd w:id="55"/>
-      <w:bookmarkEnd w:id="56"/>
     </w:p>
     <w:p>
       <w:pPr>
@@ -9420,8 +9396,8 @@
         <w:pStyle w:val="Ttulo3"/>
         <w:spacing w:line="360" w:lineRule="auto"/>
       </w:pPr>
-      <w:bookmarkStart w:id="57" w:name="_Toc236227712"/>
-      <w:bookmarkStart w:id="58" w:name="_Toc236231074"/>
+      <w:bookmarkStart w:id="56" w:name="_Toc236227712"/>
+      <w:bookmarkStart w:id="57" w:name="_Toc236231074"/>
       <w:r>
         <w:rPr>
           <w:rStyle w:val="Tipodeletrapredefinidodopargrafo1"/>
@@ -9442,8 +9418,8 @@
         </w:rPr>
         <w:t>.5.2 Tecnologia e sustentabilidade</w:t>
       </w:r>
+      <w:bookmarkEnd w:id="56"/>
       <w:bookmarkEnd w:id="57"/>
-      <w:bookmarkEnd w:id="58"/>
     </w:p>
     <w:p>
       <w:pPr>
@@ -9602,39 +9578,8 @@
           <w:sz w:val="24"/>
           <w:szCs w:val="24"/>
         </w:rPr>
-        <w:t xml:space="preserve"> e na divulgação de informações sobre seu potencial sustentável. O avanço tecnológico e a inovação têm transformado a forma como as pessoas acessam informações e interagem com o conhecimento, tornando os recursos digitais cada vez mais presentes no cotidiano da sociedade.</w:t>
-      </w:r>
-    </w:p>
-    <w:p>
-      <w:pPr>
-        <w:spacing w:after="120" w:line="360" w:lineRule="auto"/>
-        <w:jc w:val="both"/>
-        <w:rPr>
-          <w:rFonts w:ascii="Arial" w:hAnsi="Arial"/>
-          <w:sz w:val="24"/>
-          <w:szCs w:val="24"/>
-        </w:rPr>
-      </w:pPr>
-    </w:p>
-    <w:p>
-      <w:pPr>
-        <w:spacing w:after="120" w:line="360" w:lineRule="auto"/>
-        <w:jc w:val="both"/>
-        <w:rPr>
-          <w:rFonts w:ascii="Arial" w:hAnsi="Arial"/>
-          <w:sz w:val="24"/>
-          <w:szCs w:val="24"/>
-        </w:rPr>
-      </w:pPr>
-    </w:p>
-    <w:p>
-      <w:pPr>
-        <w:rPr>
-          <w:rFonts w:ascii="Arial" w:hAnsi="Arial"/>
-          <w:sz w:val="24"/>
-          <w:szCs w:val="24"/>
-        </w:rPr>
-      </w:pPr>
+        <w:t xml:space="preserve"> e na divulgação de informações sobre seu potencial sustentável. O avanço tecnológico e a inovação têm transformado a forma como as pessoas acessam informações e interagem com o conhecimento, tornando os recursos digitais cada vez mais presentes no cotidiano da sociedade</w:t>
+      </w:r>
     </w:p>
     <w:p>
       <w:pPr>
@@ -9657,9 +9602,9 @@
           <w:szCs w:val="24"/>
         </w:rPr>
       </w:pPr>
-      <w:bookmarkStart w:id="59" w:name="_Toc236227713"/>
-      <w:bookmarkStart w:id="60" w:name="_Toc236227687"/>
-      <w:bookmarkStart w:id="61" w:name="_Toc236231075"/>
+      <w:bookmarkStart w:id="58" w:name="_Toc236227687"/>
+      <w:bookmarkStart w:id="59" w:name="_Toc236231075"/>
+      <w:bookmarkStart w:id="60" w:name="_Toc236227713"/>
       <w:r>
         <w:rPr>
           <w:rFonts w:ascii="Arial" w:hAnsi="Arial" w:cs="Arial"/>
@@ -9668,9 +9613,247 @@
           <w:sz w:val="24"/>
           <w:szCs w:val="24"/>
         </w:rPr>
-        <w:t>3</w:t>
-      </w:r>
-      <w:r>
+        <w:t>3. METODOLOGIA</w:t>
+      </w:r>
+      <w:bookmarkEnd w:id="58"/>
+      <w:bookmarkEnd w:id="59"/>
+    </w:p>
+    <w:p>
+      <w:pPr>
+        <w:pStyle w:val="Ttulo2"/>
+        <w:spacing w:line="360" w:lineRule="auto"/>
+      </w:pPr>
+      <w:bookmarkStart w:id="61" w:name="_Toc236227688"/>
+      <w:bookmarkStart w:id="62" w:name="_Toc236231076"/>
+      <w:r>
+        <w:rPr>
+          <w:rStyle w:val="Tipodeletrapredefinidodopargrafo1"/>
+          <w:rFonts w:ascii="Arial" w:hAnsi="Arial"/>
+          <w:b/>
+          <w:bCs/>
+          <w:color w:val="000000"/>
+          <w:sz w:val="24"/>
+          <w:szCs w:val="24"/>
+        </w:rPr>
+        <w:t>3.1 Tipo de Pesquisa</w:t>
+      </w:r>
+      <w:bookmarkEnd w:id="61"/>
+      <w:bookmarkEnd w:id="62"/>
+    </w:p>
+    <w:p>
+      <w:pPr>
+        <w:spacing w:after="120" w:line="360" w:lineRule="auto"/>
+        <w:ind w:firstLine="709"/>
+        <w:jc w:val="both"/>
+        <w:rPr>
+          <w:rFonts w:ascii="Arial" w:hAnsi="Arial"/>
+          <w:sz w:val="24"/>
+          <w:szCs w:val="24"/>
+        </w:rPr>
+      </w:pPr>
+      <w:r>
+        <w:rPr>
+          <w:rFonts w:ascii="Arial" w:hAnsi="Arial"/>
+          <w:sz w:val="24"/>
+          <w:szCs w:val="24"/>
+        </w:rPr>
+        <w:t xml:space="preserve">A metodologia adotada no desenvolvimento do </w:t>
+      </w:r>
+      <w:proofErr w:type="spellStart"/>
+      <w:r>
+        <w:rPr>
+          <w:rFonts w:ascii="Arial" w:hAnsi="Arial"/>
+          <w:sz w:val="24"/>
+          <w:szCs w:val="24"/>
+        </w:rPr>
+        <w:t>Growly</w:t>
+      </w:r>
+      <w:proofErr w:type="spellEnd"/>
+      <w:r>
+        <w:rPr>
+          <w:rFonts w:ascii="Arial" w:hAnsi="Arial"/>
+          <w:sz w:val="24"/>
+          <w:szCs w:val="24"/>
+        </w:rPr>
+        <w:t xml:space="preserve"> possui caráter aplicado e exploratório, com a utilização de pesquisa bibliográfica e documental e procedimentos experimentais relacionados ao desenvolvimento tecnológico. Essa combinação foi necessária devido à natureza do projeto, que envolve o estudo das Plantas Alimentícias Não Convencionais (</w:t>
+      </w:r>
+      <w:proofErr w:type="spellStart"/>
+      <w:r>
+        <w:rPr>
+          <w:rFonts w:ascii="Arial" w:hAnsi="Arial"/>
+          <w:sz w:val="24"/>
+          <w:szCs w:val="24"/>
+        </w:rPr>
+        <w:t>PANCs</w:t>
+      </w:r>
+      <w:proofErr w:type="spellEnd"/>
+      <w:r>
+        <w:rPr>
+          <w:rFonts w:ascii="Arial" w:hAnsi="Arial"/>
+          <w:sz w:val="24"/>
+          <w:szCs w:val="24"/>
+        </w:rPr>
+        <w:t>), o uso de inteligência artificial e visão computacional e o desenvolvimento de uma solução computacional voltada à identificação e disseminação de informações.</w:t>
+      </w:r>
+    </w:p>
+    <w:p>
+      <w:pPr>
+        <w:spacing w:after="120" w:line="360" w:lineRule="auto"/>
+        <w:ind w:firstLine="709"/>
+        <w:jc w:val="both"/>
+        <w:rPr>
+          <w:rFonts w:ascii="Arial" w:hAnsi="Arial"/>
+          <w:sz w:val="24"/>
+          <w:szCs w:val="24"/>
+        </w:rPr>
+      </w:pPr>
+      <w:r>
+        <w:rPr>
+          <w:rFonts w:ascii="Arial" w:hAnsi="Arial"/>
+          <w:sz w:val="24"/>
+          <w:szCs w:val="24"/>
+        </w:rPr>
+        <w:t xml:space="preserve">A pesquisa aplicada está relacionada à busca por uma solução para um problema concreto. Dessa forma, os conhecimentos obtidos durante a pesquisa foram utilizados diretamente na construção do sistema e na definição de suas funcionalidades. Os estudos realizados sobre </w:t>
+      </w:r>
+      <w:proofErr w:type="spellStart"/>
+      <w:r>
+        <w:rPr>
+          <w:rFonts w:ascii="Arial" w:hAnsi="Arial"/>
+          <w:sz w:val="24"/>
+          <w:szCs w:val="24"/>
+        </w:rPr>
+        <w:t>PANCs</w:t>
+      </w:r>
+      <w:proofErr w:type="spellEnd"/>
+      <w:r>
+        <w:rPr>
+          <w:rFonts w:ascii="Arial" w:hAnsi="Arial"/>
+          <w:sz w:val="24"/>
+          <w:szCs w:val="24"/>
+        </w:rPr>
+        <w:t xml:space="preserve">, inteligência artificial, visão computacional, bancos de dados e desenvolvimento de sistemas contribuíram para a definição dos recursos necessários para o funcionamento do </w:t>
+      </w:r>
+      <w:proofErr w:type="spellStart"/>
+      <w:r>
+        <w:rPr>
+          <w:rFonts w:ascii="Arial" w:hAnsi="Arial"/>
+          <w:sz w:val="24"/>
+          <w:szCs w:val="24"/>
+        </w:rPr>
+        <w:t>Growly</w:t>
+      </w:r>
+      <w:proofErr w:type="spellEnd"/>
+      <w:r>
+        <w:rPr>
+          <w:rFonts w:ascii="Arial" w:hAnsi="Arial"/>
+          <w:sz w:val="24"/>
+          <w:szCs w:val="24"/>
+        </w:rPr>
+        <w:t>.</w:t>
+      </w:r>
+    </w:p>
+    <w:p>
+      <w:pPr>
+        <w:spacing w:after="120" w:line="360" w:lineRule="auto"/>
+        <w:ind w:firstLine="709"/>
+        <w:jc w:val="both"/>
+        <w:rPr>
+          <w:rFonts w:ascii="Arial" w:hAnsi="Arial"/>
+          <w:sz w:val="24"/>
+          <w:szCs w:val="24"/>
+        </w:rPr>
+      </w:pPr>
+      <w:r>
+        <w:rPr>
+          <w:rFonts w:ascii="Arial" w:hAnsi="Arial"/>
+          <w:sz w:val="24"/>
+          <w:szCs w:val="24"/>
+        </w:rPr>
+        <w:t xml:space="preserve">O caráter exploratório esteve presente principalmente nas etapas iniciais do projeto, nas quais foram investigadas diferentes possibilidades para a definição do problema, das tecnologias e das funcionalidades. Foram analisadas alternativas relacionadas ao reconhecimento de imagens, ao uso de modelos de inteligência artificial, à integração com bancos de dados e à construção da aplicação. Esse </w:t>
+      </w:r>
+      <w:r>
+        <w:rPr>
+          <w:rFonts w:ascii="Arial" w:hAnsi="Arial"/>
+          <w:sz w:val="24"/>
+          <w:szCs w:val="24"/>
+        </w:rPr>
+        <w:lastRenderedPageBreak/>
+        <w:t>processo permitiu que a proposta fosse sendo aprimorada conforme novas informações e possibilidades eram identificadas.</w:t>
+      </w:r>
+    </w:p>
+    <w:p>
+      <w:pPr>
+        <w:spacing w:after="120" w:line="360" w:lineRule="auto"/>
+        <w:ind w:firstLine="709"/>
+        <w:jc w:val="both"/>
+        <w:rPr>
+          <w:rFonts w:ascii="Arial" w:hAnsi="Arial"/>
+          <w:sz w:val="24"/>
+          <w:szCs w:val="24"/>
+        </w:rPr>
+      </w:pPr>
+      <w:r>
+        <w:rPr>
+          <w:rFonts w:ascii="Arial" w:hAnsi="Arial"/>
+          <w:sz w:val="24"/>
+          <w:szCs w:val="24"/>
+        </w:rPr>
+        <w:t xml:space="preserve">Também foi realizada pesquisa bibliográfica e documental, por meio da consulta a materiais relacionados às </w:t>
+      </w:r>
+      <w:proofErr w:type="spellStart"/>
+      <w:r>
+        <w:rPr>
+          <w:rFonts w:ascii="Arial" w:hAnsi="Arial"/>
+          <w:sz w:val="24"/>
+          <w:szCs w:val="24"/>
+        </w:rPr>
+        <w:t>PANCs</w:t>
+      </w:r>
+      <w:proofErr w:type="spellEnd"/>
+      <w:r>
+        <w:rPr>
+          <w:rFonts w:ascii="Arial" w:hAnsi="Arial"/>
+          <w:sz w:val="24"/>
+          <w:szCs w:val="24"/>
+        </w:rPr>
+        <w:t>, biodiversidade, identificação de espécies, inteligência artificial, visão computacional e às tecnologias utilizadas no sistema. Além da fundamentação teórica, foram consultadas documentações técnicas das ferramentas empregadas no desenvolvimento, permitindo compreender seus recursos, requisitos de utilização e formas de integração.</w:t>
+      </w:r>
+    </w:p>
+    <w:p>
+      <w:pPr>
+        <w:spacing w:after="120" w:line="360" w:lineRule="auto"/>
+        <w:ind w:firstLine="709"/>
+        <w:jc w:val="both"/>
+        <w:rPr>
+          <w:rFonts w:ascii="Arial" w:hAnsi="Arial"/>
+          <w:sz w:val="24"/>
+          <w:szCs w:val="24"/>
+        </w:rPr>
+      </w:pPr>
+      <w:r>
+        <w:rPr>
+          <w:rFonts w:ascii="Arial" w:hAnsi="Arial"/>
+          <w:sz w:val="24"/>
+          <w:szCs w:val="24"/>
+        </w:rPr>
+        <w:t>Por fim, o projeto apresenta caráter experimental e de desenvolvimento tecnológico, principalmente nas etapas relacionadas ao treinamento e aos testes do modelo de reconhecimento de imagens. Foram desenvolvidas diferentes versões do protótipo e do modelo, permitindo observar os resultados, identificar problemas de classificação e realizar alterações no sistema. Esse processo ocorreu de forma progressiva, por meio de testes, análise dos resultados e correções sucessivas, com o objetivo de aprimorar o funcionamento da aplicação.</w:t>
+      </w:r>
+    </w:p>
+    <w:p>
+      <w:pPr>
+        <w:spacing w:after="120" w:line="360" w:lineRule="auto"/>
+        <w:jc w:val="both"/>
+        <w:rPr>
+          <w:rFonts w:ascii="Arial" w:hAnsi="Arial"/>
+          <w:sz w:val="24"/>
+          <w:szCs w:val="24"/>
+        </w:rPr>
+      </w:pPr>
+    </w:p>
+    <w:p>
+      <w:pPr>
+        <w:pStyle w:val="Ttulo2"/>
+        <w:spacing w:line="360" w:lineRule="auto"/>
         <w:rPr>
           <w:rFonts w:ascii="Arial" w:hAnsi="Arial" w:cs="Arial"/>
           <w:b/>
@@ -9678,18 +9861,398 @@
           <w:sz w:val="24"/>
           <w:szCs w:val="24"/>
         </w:rPr>
-        <w:t>. METODOLOGIA</w:t>
-      </w:r>
-      <w:bookmarkEnd w:id="60"/>
-      <w:bookmarkEnd w:id="61"/>
+      </w:pPr>
+      <w:bookmarkStart w:id="63" w:name="_Toc236227689"/>
+      <w:bookmarkStart w:id="64" w:name="_Toc236231077"/>
+      <w:r>
+        <w:rPr>
+          <w:rFonts w:ascii="Arial" w:hAnsi="Arial" w:cs="Arial"/>
+          <w:b/>
+          <w:color w:val="000000"/>
+          <w:sz w:val="24"/>
+          <w:szCs w:val="24"/>
+        </w:rPr>
+        <w:t>3.2 Etapas do Projeto</w:t>
+      </w:r>
+      <w:bookmarkEnd w:id="63"/>
+      <w:bookmarkEnd w:id="64"/>
+    </w:p>
+    <w:p>
+      <w:pPr>
+        <w:spacing w:after="120" w:line="360" w:lineRule="auto"/>
+        <w:ind w:firstLine="709"/>
+        <w:jc w:val="both"/>
+        <w:rPr>
+          <w:rFonts w:ascii="Arial" w:hAnsi="Arial"/>
+          <w:sz w:val="24"/>
+          <w:szCs w:val="24"/>
+        </w:rPr>
+      </w:pPr>
+      <w:r>
+        <w:rPr>
+          <w:rFonts w:ascii="Arial" w:hAnsi="Arial"/>
+          <w:sz w:val="24"/>
+          <w:szCs w:val="24"/>
+        </w:rPr>
+        <w:t xml:space="preserve">O desenvolvimento do </w:t>
+      </w:r>
+      <w:proofErr w:type="spellStart"/>
+      <w:r>
+        <w:rPr>
+          <w:rFonts w:ascii="Arial" w:hAnsi="Arial"/>
+          <w:sz w:val="24"/>
+          <w:szCs w:val="24"/>
+        </w:rPr>
+        <w:t>Growly</w:t>
+      </w:r>
+      <w:proofErr w:type="spellEnd"/>
+      <w:r>
+        <w:rPr>
+          <w:rFonts w:ascii="Arial" w:hAnsi="Arial"/>
+          <w:sz w:val="24"/>
+          <w:szCs w:val="24"/>
+        </w:rPr>
+        <w:t xml:space="preserve"> ocorreu de forma progressiva, passando por diferentes etapas desde a definição inicial da proposta até a construção e aprimoramento do sistema. Durante esse processo, algumas decisões foram modificadas conforme os estudos realizados, os resultados dos testes e as necessidades identificadas ao longo do projeto.</w:t>
+      </w:r>
+    </w:p>
+    <w:p>
+      <w:pPr>
+        <w:spacing w:after="120" w:line="360" w:lineRule="auto"/>
+        <w:ind w:firstLine="709"/>
+        <w:jc w:val="both"/>
+        <w:rPr>
+          <w:rFonts w:ascii="Arial" w:hAnsi="Arial"/>
+          <w:sz w:val="24"/>
+          <w:szCs w:val="24"/>
+        </w:rPr>
+      </w:pPr>
+      <w:r>
+        <w:rPr>
+          <w:rFonts w:ascii="Arial" w:hAnsi="Arial"/>
+          <w:sz w:val="24"/>
+          <w:szCs w:val="24"/>
+        </w:rPr>
+        <w:t>A primeira etapa ocorreu no final de 2025, com a apresentação da proposta inicial e a formação da equipe. Nesse momento, o projeto ainda estava relacionado de forma mais ampla à jardinagem doméstica. Durante os meses seguintes, foram realizadas pesquisas e discussões para definir melhor o objetivo da aplicação, além da elaboração de protótipos iniciais de interface e estudos sobre as tecnologias que poderiam ser utilizadas.</w:t>
+      </w:r>
+    </w:p>
+    <w:p>
+      <w:pPr>
+        <w:spacing w:after="120" w:line="360" w:lineRule="auto"/>
+        <w:ind w:firstLine="709"/>
+        <w:jc w:val="both"/>
+        <w:rPr>
+          <w:rFonts w:ascii="Arial" w:hAnsi="Arial"/>
+          <w:sz w:val="24"/>
+          <w:szCs w:val="24"/>
+        </w:rPr>
+      </w:pPr>
+      <w:r>
+        <w:rPr>
+          <w:rFonts w:ascii="Arial" w:hAnsi="Arial"/>
+          <w:sz w:val="24"/>
+          <w:szCs w:val="24"/>
+        </w:rPr>
+        <w:t>Com o início das atividades de 2026, a proposta foi direcionada para as Plantas Alimentícias Não Convencionais (</w:t>
+      </w:r>
+      <w:proofErr w:type="spellStart"/>
+      <w:r>
+        <w:rPr>
+          <w:rFonts w:ascii="Arial" w:hAnsi="Arial"/>
+          <w:sz w:val="24"/>
+          <w:szCs w:val="24"/>
+        </w:rPr>
+        <w:t>PANCs</w:t>
+      </w:r>
+      <w:proofErr w:type="spellEnd"/>
+      <w:r>
+        <w:rPr>
+          <w:rFonts w:ascii="Arial" w:hAnsi="Arial"/>
+          <w:sz w:val="24"/>
+          <w:szCs w:val="24"/>
+        </w:rPr>
+        <w:t xml:space="preserve">), que passaram a ser o foco principal do projeto. A partir dessa definição, foram revisados os objetivos, a justificativa, o público-alvo e as necessidades do sistema. Também foram aprofundados os estudos </w:t>
+      </w:r>
+      <w:r>
+        <w:rPr>
+          <w:rFonts w:ascii="Arial" w:hAnsi="Arial"/>
+          <w:sz w:val="24"/>
+          <w:szCs w:val="24"/>
+        </w:rPr>
+        <w:lastRenderedPageBreak/>
+        <w:t xml:space="preserve">relacionados às </w:t>
+      </w:r>
+      <w:proofErr w:type="spellStart"/>
+      <w:r>
+        <w:rPr>
+          <w:rFonts w:ascii="Arial" w:hAnsi="Arial"/>
+          <w:sz w:val="24"/>
+          <w:szCs w:val="24"/>
+        </w:rPr>
+        <w:t>PANCs</w:t>
+      </w:r>
+      <w:proofErr w:type="spellEnd"/>
+      <w:r>
+        <w:rPr>
+          <w:rFonts w:ascii="Arial" w:hAnsi="Arial"/>
+          <w:sz w:val="24"/>
+          <w:szCs w:val="24"/>
+        </w:rPr>
+        <w:t>, inteligência artificial, visão computacional, aplicações digitais e integração entre diferentes serviços.</w:t>
+      </w:r>
+    </w:p>
+    <w:p>
+      <w:pPr>
+        <w:spacing w:after="120" w:line="360" w:lineRule="auto"/>
+        <w:ind w:firstLine="709"/>
+        <w:jc w:val="both"/>
+        <w:rPr>
+          <w:rFonts w:ascii="Arial" w:hAnsi="Arial"/>
+          <w:sz w:val="24"/>
+          <w:szCs w:val="24"/>
+        </w:rPr>
+      </w:pPr>
+      <w:r>
+        <w:rPr>
+          <w:rFonts w:ascii="Arial" w:hAnsi="Arial"/>
+          <w:sz w:val="24"/>
+          <w:szCs w:val="24"/>
+        </w:rPr>
+        <w:t xml:space="preserve">Em seguida, foi realizada a modelagem inicial do banco de dados, considerando as informações necessárias para o funcionamento do sistema. Foram definidas entidades, relacionamentos, chaves primárias e estrangeiras, inicialmente utilizando uma estrutura em MySQL. Essa etapa serviu como base para organizar as informações relacionadas aos usuários, </w:t>
+      </w:r>
+      <w:proofErr w:type="spellStart"/>
+      <w:r>
+        <w:rPr>
+          <w:rFonts w:ascii="Arial" w:hAnsi="Arial"/>
+          <w:sz w:val="24"/>
+          <w:szCs w:val="24"/>
+        </w:rPr>
+        <w:t>PANCs</w:t>
+      </w:r>
+      <w:proofErr w:type="spellEnd"/>
+      <w:r>
+        <w:rPr>
+          <w:rFonts w:ascii="Arial" w:hAnsi="Arial"/>
+          <w:sz w:val="24"/>
+          <w:szCs w:val="24"/>
+        </w:rPr>
+        <w:t>, identificações, imagens, jardim e mensagens.</w:t>
+      </w:r>
+    </w:p>
+    <w:p>
+      <w:pPr>
+        <w:spacing w:after="120" w:line="360" w:lineRule="auto"/>
+        <w:ind w:firstLine="709"/>
+        <w:jc w:val="both"/>
+        <w:rPr>
+          <w:rFonts w:ascii="Arial" w:hAnsi="Arial"/>
+          <w:sz w:val="24"/>
+          <w:szCs w:val="24"/>
+        </w:rPr>
+      </w:pPr>
+      <w:r>
+        <w:rPr>
+          <w:rFonts w:ascii="Arial" w:hAnsi="Arial"/>
+          <w:sz w:val="24"/>
+          <w:szCs w:val="24"/>
+        </w:rPr>
+        <w:t xml:space="preserve">Posteriormente, foram desenvolvidos os primeiros protótipos funcionais do sistema. Nessa etapa, o scanner de identificação passou a ser implementado utilizando HTML, CSS, </w:t>
+      </w:r>
+      <w:proofErr w:type="spellStart"/>
+      <w:r>
+        <w:rPr>
+          <w:rFonts w:ascii="Arial" w:hAnsi="Arial"/>
+          <w:sz w:val="24"/>
+          <w:szCs w:val="24"/>
+        </w:rPr>
+        <w:t>JavaScript</w:t>
+      </w:r>
+      <w:proofErr w:type="spellEnd"/>
+      <w:r>
+        <w:rPr>
+          <w:rFonts w:ascii="Arial" w:hAnsi="Arial"/>
+          <w:sz w:val="24"/>
+          <w:szCs w:val="24"/>
+        </w:rPr>
+        <w:t xml:space="preserve">, TensorFlow.js e um modelo treinado no </w:t>
+      </w:r>
+      <w:proofErr w:type="spellStart"/>
+      <w:r>
+        <w:rPr>
+          <w:rFonts w:ascii="Arial" w:hAnsi="Arial"/>
+          <w:sz w:val="24"/>
+          <w:szCs w:val="24"/>
+        </w:rPr>
+        <w:t>Teachable</w:t>
+      </w:r>
+      <w:proofErr w:type="spellEnd"/>
+      <w:r>
+        <w:rPr>
+          <w:rFonts w:ascii="Arial" w:hAnsi="Arial"/>
+          <w:sz w:val="24"/>
+          <w:szCs w:val="24"/>
+        </w:rPr>
+        <w:t xml:space="preserve"> </w:t>
+      </w:r>
+      <w:proofErr w:type="spellStart"/>
+      <w:r>
+        <w:rPr>
+          <w:rFonts w:ascii="Arial" w:hAnsi="Arial"/>
+          <w:sz w:val="24"/>
+          <w:szCs w:val="24"/>
+        </w:rPr>
+        <w:t>Machine</w:t>
+      </w:r>
+      <w:proofErr w:type="spellEnd"/>
+      <w:r>
+        <w:rPr>
+          <w:rFonts w:ascii="Arial" w:hAnsi="Arial"/>
+          <w:sz w:val="24"/>
+          <w:szCs w:val="24"/>
+        </w:rPr>
+        <w:t>. O protótipo evoluiu gradualmente, passando pela seleção de imagens e posteriormente pela utilização da câmera do dispositivo para realizar a identificação.</w:t>
+      </w:r>
+    </w:p>
+    <w:p>
+      <w:pPr>
+        <w:spacing w:after="120" w:line="360" w:lineRule="auto"/>
+        <w:ind w:firstLine="709"/>
+        <w:jc w:val="both"/>
+        <w:rPr>
+          <w:rFonts w:ascii="Arial" w:hAnsi="Arial"/>
+          <w:sz w:val="24"/>
+          <w:szCs w:val="24"/>
+        </w:rPr>
+      </w:pPr>
+      <w:r>
+        <w:rPr>
+          <w:rFonts w:ascii="Arial" w:hAnsi="Arial"/>
+          <w:sz w:val="24"/>
+          <w:szCs w:val="24"/>
+        </w:rPr>
+        <w:t>A etapa de treinamento e testes do modelo de reconhecimento ocorreu de maneira experimental. Inicialmente, foram utilizadas classes de teste para verificar o funcionamento do processo e, posteriormente, foram adicionadas espécies selecionadas para o projeto. Os resultados obtidos durante os testes permitiram identificar classificações incorretas e diferenças no comportamento do modelo, levando à revisão das imagens utilizadas, dos arquivos do modelo e da organização das classes.</w:t>
+      </w:r>
+    </w:p>
+    <w:p>
+      <w:pPr>
+        <w:spacing w:after="120" w:line="360" w:lineRule="auto"/>
+        <w:ind w:firstLine="709"/>
+        <w:jc w:val="both"/>
+        <w:rPr>
+          <w:rFonts w:ascii="Arial" w:hAnsi="Arial"/>
+          <w:sz w:val="24"/>
+          <w:szCs w:val="24"/>
+        </w:rPr>
+      </w:pPr>
+      <w:r>
+        <w:rPr>
+          <w:rFonts w:ascii="Arial" w:hAnsi="Arial"/>
+          <w:sz w:val="24"/>
+          <w:szCs w:val="24"/>
+        </w:rPr>
+        <w:t xml:space="preserve">Após as primeiras versões funcionais, o sistema passou por diferentes atualizações, representadas pelas versões 1.01, 1.02, 1.03, 1.04 e 1.05. Essas versões envolveram tanto alterações relacionadas ao reconhecimento das plantas quanto melhorias na interface, responsividade, cadastro, autenticação e funcionamento da </w:t>
+      </w:r>
+      <w:proofErr w:type="spellStart"/>
+      <w:r>
+        <w:rPr>
+          <w:rFonts w:ascii="Arial" w:hAnsi="Arial"/>
+          <w:sz w:val="24"/>
+          <w:szCs w:val="24"/>
+        </w:rPr>
+        <w:t>Eden</w:t>
+      </w:r>
+      <w:proofErr w:type="spellEnd"/>
+      <w:r>
+        <w:rPr>
+          <w:rFonts w:ascii="Arial" w:hAnsi="Arial"/>
+          <w:sz w:val="24"/>
+          <w:szCs w:val="24"/>
+        </w:rPr>
+        <w:t xml:space="preserve"> IA. O uso de controle de versão permitiu manter versões estáveis enquanto novas alterações eram testadas.</w:t>
+      </w:r>
+    </w:p>
+    <w:p>
+      <w:pPr>
+        <w:spacing w:after="120" w:line="360" w:lineRule="auto"/>
+        <w:ind w:firstLine="709"/>
+        <w:jc w:val="both"/>
+        <w:rPr>
+          <w:rFonts w:ascii="Arial" w:hAnsi="Arial"/>
+          <w:sz w:val="24"/>
+          <w:szCs w:val="24"/>
+        </w:rPr>
+      </w:pPr>
+      <w:r>
+        <w:rPr>
+          <w:rFonts w:ascii="Arial" w:hAnsi="Arial"/>
+          <w:sz w:val="24"/>
+          <w:szCs w:val="24"/>
+        </w:rPr>
+        <w:t xml:space="preserve">Por fim, foram realizados testes em diferentes ambientes, incluindo computadores e dispositivos móveis, com o objetivo de identificar problemas de funcionamento, carregamento, responsividade e integração. As alterações identificadas durante esses testes foram corrigidas e novamente verificadas antes da publicação das versões. Paralelamente, iniciou-se a reestruturação do </w:t>
+      </w:r>
+      <w:proofErr w:type="spellStart"/>
+      <w:r>
+        <w:rPr>
+          <w:rFonts w:ascii="Arial" w:hAnsi="Arial"/>
+          <w:sz w:val="24"/>
+          <w:szCs w:val="24"/>
+        </w:rPr>
+        <w:t>backend</w:t>
+      </w:r>
+      <w:proofErr w:type="spellEnd"/>
+      <w:r>
+        <w:rPr>
+          <w:rFonts w:ascii="Arial" w:hAnsi="Arial"/>
+          <w:sz w:val="24"/>
+          <w:szCs w:val="24"/>
+        </w:rPr>
+        <w:t xml:space="preserve"> e do </w:t>
+      </w:r>
+      <w:r>
+        <w:rPr>
+          <w:rFonts w:ascii="Arial" w:hAnsi="Arial"/>
+          <w:sz w:val="24"/>
+          <w:szCs w:val="24"/>
+        </w:rPr>
+        <w:lastRenderedPageBreak/>
+        <w:t xml:space="preserve">banco de dados, com a adaptação da estrutura inicialmente desenvolvida em MySQL para uma arquitetura baseada em PostgreSQL e </w:t>
+      </w:r>
+      <w:proofErr w:type="spellStart"/>
+      <w:r>
+        <w:rPr>
+          <w:rFonts w:ascii="Arial" w:hAnsi="Arial"/>
+          <w:sz w:val="24"/>
+          <w:szCs w:val="24"/>
+        </w:rPr>
+        <w:t>Supabase</w:t>
+      </w:r>
+      <w:proofErr w:type="spellEnd"/>
+      <w:r>
+        <w:rPr>
+          <w:rFonts w:ascii="Arial" w:hAnsi="Arial"/>
+          <w:sz w:val="24"/>
+          <w:szCs w:val="24"/>
+        </w:rPr>
+        <w:t>.</w:t>
+      </w:r>
+    </w:p>
+    <w:p>
+      <w:pPr>
+        <w:spacing w:after="120" w:line="360" w:lineRule="auto"/>
+        <w:jc w:val="both"/>
+        <w:rPr>
+          <w:rFonts w:ascii="Arial" w:hAnsi="Arial"/>
+          <w:sz w:val="24"/>
+          <w:szCs w:val="24"/>
+        </w:rPr>
+      </w:pPr>
     </w:p>
     <w:p>
       <w:pPr>
         <w:pStyle w:val="Ttulo2"/>
         <w:spacing w:line="360" w:lineRule="auto"/>
       </w:pPr>
-      <w:bookmarkStart w:id="62" w:name="_Toc236227688"/>
-      <w:bookmarkStart w:id="63" w:name="_Toc236231076"/>
+      <w:bookmarkStart w:id="65" w:name="_Toc236227690"/>
+      <w:bookmarkStart w:id="66" w:name="_Toc236231078"/>
       <w:r>
         <w:rPr>
           <w:rStyle w:val="Tipodeletrapredefinidodopargrafo1"/>
@@ -9700,57 +10263,47 @@
           <w:sz w:val="24"/>
           <w:szCs w:val="24"/>
         </w:rPr>
-        <w:t>3</w:t>
-      </w:r>
-      <w:r>
-        <w:rPr>
-          <w:rStyle w:val="Tipodeletrapredefinidodopargrafo1"/>
-          <w:rFonts w:ascii="Arial" w:hAnsi="Arial"/>
-          <w:b/>
-          <w:bCs/>
-          <w:color w:val="000000"/>
-          <w:sz w:val="24"/>
-          <w:szCs w:val="24"/>
-        </w:rPr>
-        <w:t>.1 Tipo de Pesquisa</w:t>
-      </w:r>
-      <w:bookmarkEnd w:id="62"/>
-      <w:bookmarkEnd w:id="63"/>
+        <w:t>3.3 Tecnologias Utilizadas</w:t>
+      </w:r>
+      <w:bookmarkEnd w:id="65"/>
+      <w:bookmarkEnd w:id="66"/>
     </w:p>
     <w:p>
       <w:pPr>
         <w:spacing w:after="120" w:line="360" w:lineRule="auto"/>
         <w:ind w:firstLine="709"/>
         <w:jc w:val="both"/>
-      </w:pPr>
-      <w:r>
-        <w:rPr>
-          <w:rStyle w:val="Tipodeletrapredefinidodopargrafo1"/>
-          <w:rFonts w:ascii="Arial" w:hAnsi="Arial"/>
-          <w:sz w:val="24"/>
-          <w:szCs w:val="24"/>
-        </w:rPr>
-        <w:t>A presente pesquisa caracteriza-se como aplicada, uma vez que tem como finalidade o desenvolvimento de uma solução tecnológica voltada à resolução de um problema real, consistente na baixa disseminação do conhecimento sobre Plantas Alimentícias Não Convencionais (</w:t>
-      </w:r>
-      <w:proofErr w:type="spellStart"/>
-      <w:r>
-        <w:rPr>
-          <w:rStyle w:val="Tipodeletrapredefinidodopargrafo1"/>
-          <w:rFonts w:ascii="Arial" w:hAnsi="Arial"/>
-          <w:sz w:val="24"/>
-          <w:szCs w:val="24"/>
-        </w:rPr>
-        <w:t>PANCs</w:t>
-      </w:r>
-      <w:proofErr w:type="spellEnd"/>
-      <w:r>
-        <w:rPr>
-          <w:rStyle w:val="Tipodeletrapredefinidodopargrafo1"/>
-          <w:rFonts w:ascii="Arial" w:hAnsi="Arial"/>
-          <w:sz w:val="24"/>
-          <w:szCs w:val="24"/>
-        </w:rPr>
-        <w:t>). O projeto busca, por meio da tecnologia, facilitar a identificação dessas plantas e ampliar o acesso à informação pela população.</w:t>
+        <w:rPr>
+          <w:rFonts w:ascii="Arial" w:hAnsi="Arial"/>
+          <w:sz w:val="24"/>
+          <w:szCs w:val="24"/>
+        </w:rPr>
+      </w:pPr>
+      <w:r>
+        <w:rPr>
+          <w:rFonts w:ascii="Arial" w:hAnsi="Arial"/>
+          <w:sz w:val="24"/>
+          <w:szCs w:val="24"/>
+        </w:rPr>
+        <w:t xml:space="preserve">Para o desenvolvimento do </w:t>
+      </w:r>
+      <w:proofErr w:type="spellStart"/>
+      <w:r>
+        <w:rPr>
+          <w:rFonts w:ascii="Arial" w:hAnsi="Arial"/>
+          <w:sz w:val="24"/>
+          <w:szCs w:val="24"/>
+        </w:rPr>
+        <w:t>Growly</w:t>
+      </w:r>
+      <w:proofErr w:type="spellEnd"/>
+      <w:r>
+        <w:rPr>
+          <w:rFonts w:ascii="Arial" w:hAnsi="Arial"/>
+          <w:sz w:val="24"/>
+          <w:szCs w:val="24"/>
+        </w:rPr>
+        <w:t>, foram utilizadas diferentes tecnologias e ferramentas, selecionadas de acordo com as necessidades de cada etapa do projeto. Esses recursos foram empregados na construção da interface, no desenvolvimento da lógica da aplicação, no treinamento e execução do modelo de reconhecimento, no gerenciamento do banco de dados, na autenticação, na integração com serviços de inteligência artificial e no controle das versões do sistema.</w:t>
       </w:r>
     </w:p>
     <w:p>
@@ -9758,35 +10311,55 @@
         <w:spacing w:after="120" w:line="360" w:lineRule="auto"/>
         <w:ind w:firstLine="709"/>
         <w:jc w:val="both"/>
-      </w:pPr>
-      <w:r>
-        <w:rPr>
-          <w:rStyle w:val="Tipodeletrapredefinidodopargrafo1"/>
-          <w:rFonts w:ascii="Arial" w:hAnsi="Arial"/>
-          <w:sz w:val="24"/>
-          <w:szCs w:val="24"/>
-        </w:rPr>
-        <w:t xml:space="preserve">Quanto à abordagem, a pesquisa é classificada como qualitativa, pois envolve a análise de informações teóricas obtidas por meio de estudos científicos, além da interpretação de dados relacionados ao uso, reconhecimento e importância das </w:t>
-      </w:r>
-      <w:proofErr w:type="spellStart"/>
-      <w:r>
-        <w:rPr>
-          <w:rStyle w:val="Tipodeletrapredefinidodopargrafo1"/>
-          <w:rFonts w:ascii="Arial" w:hAnsi="Arial"/>
-          <w:sz w:val="24"/>
-          <w:szCs w:val="24"/>
-        </w:rPr>
-        <w:t>PANCs</w:t>
-      </w:r>
-      <w:proofErr w:type="spellEnd"/>
-      <w:r>
-        <w:rPr>
-          <w:rStyle w:val="Tipodeletrapredefinidodopargrafo1"/>
-          <w:rFonts w:ascii="Arial" w:hAnsi="Arial"/>
-          <w:sz w:val="24"/>
-          <w:szCs w:val="24"/>
-        </w:rPr>
-        <w:t>. Não há foco em dados estatísticos ou quantitativos, mas sim na compreensão do contexto e na aplicação prática do conhecimento levantado.</w:t>
+        <w:rPr>
+          <w:rFonts w:ascii="Arial" w:hAnsi="Arial"/>
+          <w:sz w:val="24"/>
+          <w:szCs w:val="24"/>
+        </w:rPr>
+      </w:pPr>
+      <w:r>
+        <w:rPr>
+          <w:rFonts w:ascii="Arial" w:hAnsi="Arial"/>
+          <w:sz w:val="24"/>
+          <w:szCs w:val="24"/>
+        </w:rPr>
+        <w:t xml:space="preserve">No desenvolvimento da interface e da estrutura da aplicação, foram utilizados HTML5, CSS3 e </w:t>
+      </w:r>
+      <w:proofErr w:type="spellStart"/>
+      <w:r>
+        <w:rPr>
+          <w:rFonts w:ascii="Arial" w:hAnsi="Arial"/>
+          <w:sz w:val="24"/>
+          <w:szCs w:val="24"/>
+        </w:rPr>
+        <w:t>JavaScript</w:t>
+      </w:r>
+      <w:proofErr w:type="spellEnd"/>
+      <w:r>
+        <w:rPr>
+          <w:rFonts w:ascii="Arial" w:hAnsi="Arial"/>
+          <w:sz w:val="24"/>
+          <w:szCs w:val="24"/>
+        </w:rPr>
+        <w:t xml:space="preserve">. O HTML5 foi responsável pela estrutura das páginas, enquanto o CSS3 foi utilizado para a identidade visual, organização dos elementos e adaptação da interface para diferentes tamanhos de tela. O </w:t>
+      </w:r>
+      <w:proofErr w:type="spellStart"/>
+      <w:r>
+        <w:rPr>
+          <w:rFonts w:ascii="Arial" w:hAnsi="Arial"/>
+          <w:sz w:val="24"/>
+          <w:szCs w:val="24"/>
+        </w:rPr>
+        <w:t>JavaScript</w:t>
+      </w:r>
+      <w:proofErr w:type="spellEnd"/>
+      <w:r>
+        <w:rPr>
+          <w:rFonts w:ascii="Arial" w:hAnsi="Arial"/>
+          <w:sz w:val="24"/>
+          <w:szCs w:val="24"/>
+        </w:rPr>
+        <w:t xml:space="preserve"> foi utilizado na implementação da lógica da aplicação, nos eventos da interface, na manipulação dos elementos das páginas, no scanner e na integração com os demais serviços.</w:t>
       </w:r>
     </w:p>
     <w:p>
@@ -9794,25 +10367,147 @@
         <w:spacing w:after="120" w:line="360" w:lineRule="auto"/>
         <w:ind w:firstLine="709"/>
         <w:jc w:val="both"/>
-      </w:pPr>
-      <w:r>
-        <w:rPr>
-          <w:rStyle w:val="Tipodeletrapredefinidodopargrafo1"/>
-          <w:rFonts w:ascii="Arial" w:hAnsi="Arial"/>
-          <w:sz w:val="24"/>
-          <w:szCs w:val="24"/>
-        </w:rPr>
-        <w:t xml:space="preserve">No que se refere aos objetivos, a pesquisa possui caráter exploratório, visto que busca aprofundar o conhecimento sobre um tema ainda pouco difundido, </w:t>
-      </w:r>
-      <w:r>
-        <w:rPr>
-          <w:rStyle w:val="Tipodeletrapredefinidodopargrafo1"/>
-          <w:rFonts w:ascii="Arial" w:hAnsi="Arial"/>
-          <w:sz w:val="24"/>
-          <w:szCs w:val="24"/>
-        </w:rPr>
-        <w:lastRenderedPageBreak/>
-        <w:t>investigando suas características, aplicações e possibilidades de integração com tecnologias como inteligência artificial e visão computacional.</w:t>
+        <w:rPr>
+          <w:rFonts w:ascii="Arial" w:hAnsi="Arial"/>
+          <w:sz w:val="24"/>
+          <w:szCs w:val="24"/>
+        </w:rPr>
+      </w:pPr>
+      <w:r>
+        <w:rPr>
+          <w:rFonts w:ascii="Arial" w:hAnsi="Arial"/>
+          <w:sz w:val="24"/>
+          <w:szCs w:val="24"/>
+        </w:rPr>
+        <w:t xml:space="preserve">Para o reconhecimento das plantas, foram utilizados o </w:t>
+      </w:r>
+      <w:proofErr w:type="spellStart"/>
+      <w:r>
+        <w:rPr>
+          <w:rFonts w:ascii="Arial" w:hAnsi="Arial"/>
+          <w:sz w:val="24"/>
+          <w:szCs w:val="24"/>
+        </w:rPr>
+        <w:t>Teachable</w:t>
+      </w:r>
+      <w:proofErr w:type="spellEnd"/>
+      <w:r>
+        <w:rPr>
+          <w:rFonts w:ascii="Arial" w:hAnsi="Arial"/>
+          <w:sz w:val="24"/>
+          <w:szCs w:val="24"/>
+        </w:rPr>
+        <w:t xml:space="preserve"> </w:t>
+      </w:r>
+      <w:proofErr w:type="spellStart"/>
+      <w:r>
+        <w:rPr>
+          <w:rFonts w:ascii="Arial" w:hAnsi="Arial"/>
+          <w:sz w:val="24"/>
+          <w:szCs w:val="24"/>
+        </w:rPr>
+        <w:t>Machine</w:t>
+      </w:r>
+      <w:proofErr w:type="spellEnd"/>
+      <w:r>
+        <w:rPr>
+          <w:rFonts w:ascii="Arial" w:hAnsi="Arial"/>
+          <w:sz w:val="24"/>
+          <w:szCs w:val="24"/>
+        </w:rPr>
+        <w:t xml:space="preserve"> e o TensorFlow.js. O </w:t>
+      </w:r>
+      <w:proofErr w:type="spellStart"/>
+      <w:r>
+        <w:rPr>
+          <w:rFonts w:ascii="Arial" w:hAnsi="Arial"/>
+          <w:sz w:val="24"/>
+          <w:szCs w:val="24"/>
+        </w:rPr>
+        <w:t>Teachable</w:t>
+      </w:r>
+      <w:proofErr w:type="spellEnd"/>
+      <w:r>
+        <w:rPr>
+          <w:rFonts w:ascii="Arial" w:hAnsi="Arial"/>
+          <w:sz w:val="24"/>
+          <w:szCs w:val="24"/>
+        </w:rPr>
+        <w:t xml:space="preserve"> </w:t>
+      </w:r>
+      <w:proofErr w:type="spellStart"/>
+      <w:r>
+        <w:rPr>
+          <w:rFonts w:ascii="Arial" w:hAnsi="Arial"/>
+          <w:sz w:val="24"/>
+          <w:szCs w:val="24"/>
+        </w:rPr>
+        <w:t>Machine</w:t>
+      </w:r>
+      <w:proofErr w:type="spellEnd"/>
+      <w:r>
+        <w:rPr>
+          <w:rFonts w:ascii="Arial" w:hAnsi="Arial"/>
+          <w:sz w:val="24"/>
+          <w:szCs w:val="24"/>
+        </w:rPr>
+        <w:t xml:space="preserve"> foi utilizado para o treinamento e a exportação dos modelos de classificação visual, enquanto o TensorFlow.js permite que esses modelos sejam executados diretamente no navegador. Os modelos exportados são compostos pelos arquivos </w:t>
+      </w:r>
+      <w:proofErr w:type="spellStart"/>
+      <w:proofErr w:type="gramStart"/>
+      <w:r>
+        <w:rPr>
+          <w:rFonts w:ascii="Arial" w:hAnsi="Arial"/>
+          <w:sz w:val="24"/>
+          <w:szCs w:val="24"/>
+        </w:rPr>
+        <w:t>model.json</w:t>
+      </w:r>
+      <w:proofErr w:type="spellEnd"/>
+      <w:proofErr w:type="gramEnd"/>
+      <w:r>
+        <w:rPr>
+          <w:rFonts w:ascii="Arial" w:hAnsi="Arial"/>
+          <w:sz w:val="24"/>
+          <w:szCs w:val="24"/>
+        </w:rPr>
+        <w:t xml:space="preserve">, </w:t>
+      </w:r>
+      <w:proofErr w:type="spellStart"/>
+      <w:r>
+        <w:rPr>
+          <w:rFonts w:ascii="Arial" w:hAnsi="Arial"/>
+          <w:sz w:val="24"/>
+          <w:szCs w:val="24"/>
+        </w:rPr>
+        <w:t>metadata.json</w:t>
+      </w:r>
+      <w:proofErr w:type="spellEnd"/>
+      <w:r>
+        <w:rPr>
+          <w:rFonts w:ascii="Arial" w:hAnsi="Arial"/>
+          <w:sz w:val="24"/>
+          <w:szCs w:val="24"/>
+        </w:rPr>
+        <w:t xml:space="preserve"> e </w:t>
+      </w:r>
+      <w:proofErr w:type="spellStart"/>
+      <w:r>
+        <w:rPr>
+          <w:rFonts w:ascii="Arial" w:hAnsi="Arial"/>
+          <w:sz w:val="24"/>
+          <w:szCs w:val="24"/>
+        </w:rPr>
+        <w:t>weights.bin</w:t>
+      </w:r>
+      <w:proofErr w:type="spellEnd"/>
+      <w:r>
+        <w:rPr>
+          <w:rFonts w:ascii="Arial" w:hAnsi="Arial"/>
+          <w:sz w:val="24"/>
+          <w:szCs w:val="24"/>
+        </w:rPr>
+        <w:t>, utilizados durante o processo de classificação das imagens.</w:t>
       </w:r>
     </w:p>
     <w:p>
@@ -9820,96 +10515,658 @@
         <w:spacing w:after="120" w:line="360" w:lineRule="auto"/>
         <w:ind w:firstLine="709"/>
         <w:jc w:val="both"/>
-      </w:pPr>
-      <w:r>
-        <w:rPr>
-          <w:rStyle w:val="Tipodeletrapredefinidodopargrafo1"/>
-          <w:rFonts w:ascii="Arial" w:hAnsi="Arial"/>
-          <w:sz w:val="24"/>
-          <w:szCs w:val="24"/>
-        </w:rPr>
-        <w:t xml:space="preserve">O trabalho também se enquadra como pesquisa de desenvolvimento tecnológico, pois envolve a criação de um sistema computacional utilizando ferramentas modernas como </w:t>
-      </w:r>
-      <w:proofErr w:type="spellStart"/>
-      <w:r>
-        <w:rPr>
-          <w:rStyle w:val="Tipodeletrapredefinidodopargrafo1"/>
-          <w:rFonts w:ascii="Arial" w:hAnsi="Arial"/>
-          <w:sz w:val="24"/>
-          <w:szCs w:val="24"/>
-        </w:rPr>
-        <w:t>React</w:t>
-      </w:r>
-      <w:proofErr w:type="spellEnd"/>
-      <w:r>
-        <w:rPr>
-          <w:rStyle w:val="Tipodeletrapredefinidodopargrafo1"/>
-          <w:rFonts w:ascii="Arial" w:hAnsi="Arial"/>
-          <w:sz w:val="24"/>
-          <w:szCs w:val="24"/>
-        </w:rPr>
-        <w:t xml:space="preserve"> </w:t>
-      </w:r>
-      <w:proofErr w:type="spellStart"/>
-      <w:r>
-        <w:rPr>
-          <w:rStyle w:val="Tipodeletrapredefinidodopargrafo1"/>
-          <w:rFonts w:ascii="Arial" w:hAnsi="Arial"/>
-          <w:sz w:val="24"/>
-          <w:szCs w:val="24"/>
-        </w:rPr>
-        <w:t>Native</w:t>
-      </w:r>
-      <w:proofErr w:type="spellEnd"/>
-      <w:r>
-        <w:rPr>
-          <w:rStyle w:val="Tipodeletrapredefinidodopargrafo1"/>
-          <w:rFonts w:ascii="Arial" w:hAnsi="Arial"/>
-          <w:sz w:val="24"/>
-          <w:szCs w:val="24"/>
-        </w:rPr>
-        <w:t>, banco de dados MySQL e integração com APIs de inteligência artificial, como a API Gemini, com o objetivo de implementar funcionalidades de identificação de plantas e interação com o usuário.</w:t>
-      </w:r>
+        <w:rPr>
+          <w:rFonts w:ascii="Arial" w:hAnsi="Arial"/>
+          <w:sz w:val="24"/>
+          <w:szCs w:val="24"/>
+        </w:rPr>
+      </w:pPr>
+      <w:r>
+        <w:rPr>
+          <w:rFonts w:ascii="Arial" w:hAnsi="Arial"/>
+          <w:sz w:val="24"/>
+          <w:szCs w:val="24"/>
+        </w:rPr>
+        <w:t xml:space="preserve">No desenvolvimento e na organização do banco de dados, foram utilizados inicialmente MySQL, MySQL Workbench, XAMPP e </w:t>
+      </w:r>
+      <w:proofErr w:type="spellStart"/>
+      <w:r>
+        <w:rPr>
+          <w:rFonts w:ascii="Arial" w:hAnsi="Arial"/>
+          <w:sz w:val="24"/>
+          <w:szCs w:val="24"/>
+        </w:rPr>
+        <w:t>phpMyAdmin</w:t>
+      </w:r>
+      <w:proofErr w:type="spellEnd"/>
+      <w:r>
+        <w:rPr>
+          <w:rFonts w:ascii="Arial" w:hAnsi="Arial"/>
+          <w:sz w:val="24"/>
+          <w:szCs w:val="24"/>
+        </w:rPr>
+        <w:t xml:space="preserve">. O MySQL foi utilizado na estrutura inicial do banco, enquanto o MySQL Workbench auxiliou na criação e administração dessa estrutura. O XAMPP foi utilizado como ambiente local em etapas iniciais, e o </w:t>
+      </w:r>
+      <w:proofErr w:type="spellStart"/>
+      <w:r>
+        <w:rPr>
+          <w:rFonts w:ascii="Arial" w:hAnsi="Arial"/>
+          <w:sz w:val="24"/>
+          <w:szCs w:val="24"/>
+        </w:rPr>
+        <w:t>phpMyAdmin</w:t>
+      </w:r>
+      <w:proofErr w:type="spellEnd"/>
+      <w:r>
+        <w:rPr>
+          <w:rFonts w:ascii="Arial" w:hAnsi="Arial"/>
+          <w:sz w:val="24"/>
+          <w:szCs w:val="24"/>
+        </w:rPr>
+        <w:t xml:space="preserve"> permitiu a visualização e administração do banco.</w:t>
+      </w:r>
+      <w:bookmarkStart w:id="67" w:name="_GoBack"/>
+      <w:bookmarkEnd w:id="67"/>
     </w:p>
     <w:p>
       <w:pPr>
         <w:spacing w:after="120" w:line="360" w:lineRule="auto"/>
         <w:ind w:firstLine="709"/>
         <w:jc w:val="both"/>
-      </w:pPr>
-      <w:r>
-        <w:rPr>
-          <w:rStyle w:val="Tipodeletrapredefinidodopargrafo1"/>
-          <w:rFonts w:ascii="Arial" w:hAnsi="Arial"/>
-          <w:sz w:val="24"/>
-          <w:szCs w:val="24"/>
-        </w:rPr>
-        <w:t xml:space="preserve">A pesquisa contempla ainda uma revisão bibliográfica fundamentada na análise de artigos científicos, livros e materiais acadêmicos relevantes, que fornecem embasamento teórico sobre </w:t>
-      </w:r>
-      <w:proofErr w:type="spellStart"/>
-      <w:r>
-        <w:rPr>
-          <w:rStyle w:val="Tipodeletrapredefinidodopargrafo1"/>
-          <w:rFonts w:ascii="Arial" w:hAnsi="Arial"/>
-          <w:sz w:val="24"/>
-          <w:szCs w:val="24"/>
-        </w:rPr>
-        <w:t>PANCs</w:t>
-      </w:r>
-      <w:proofErr w:type="spellEnd"/>
-      <w:r>
-        <w:rPr>
-          <w:rStyle w:val="Tipodeletrapredefinidodopargrafo1"/>
-          <w:rFonts w:ascii="Arial" w:hAnsi="Arial"/>
-          <w:sz w:val="24"/>
-          <w:szCs w:val="24"/>
-        </w:rPr>
-        <w:t>, inteligência artificial e tecnologias aplicadas ao reconhecimento de imagens.</w:t>
+        <w:rPr>
+          <w:rFonts w:ascii="Arial" w:hAnsi="Arial"/>
+          <w:sz w:val="24"/>
+          <w:szCs w:val="24"/>
+        </w:rPr>
+      </w:pPr>
+      <w:r>
+        <w:rPr>
+          <w:rFonts w:ascii="Arial" w:hAnsi="Arial"/>
+          <w:sz w:val="24"/>
+          <w:szCs w:val="24"/>
+        </w:rPr>
+        <w:t xml:space="preserve">Posteriormente, o projeto passou por uma reestruturação utilizando </w:t>
+      </w:r>
+      <w:proofErr w:type="spellStart"/>
+      <w:r>
+        <w:rPr>
+          <w:rFonts w:ascii="Arial" w:hAnsi="Arial"/>
+          <w:sz w:val="24"/>
+          <w:szCs w:val="24"/>
+        </w:rPr>
+        <w:t>Supabase</w:t>
+      </w:r>
+      <w:proofErr w:type="spellEnd"/>
+      <w:r>
+        <w:rPr>
+          <w:rFonts w:ascii="Arial" w:hAnsi="Arial"/>
+          <w:sz w:val="24"/>
+          <w:szCs w:val="24"/>
+        </w:rPr>
+        <w:t xml:space="preserve"> e PostgreSQL. O </w:t>
+      </w:r>
+      <w:proofErr w:type="spellStart"/>
+      <w:r>
+        <w:rPr>
+          <w:rFonts w:ascii="Arial" w:hAnsi="Arial"/>
+          <w:sz w:val="24"/>
+          <w:szCs w:val="24"/>
+        </w:rPr>
+        <w:t>Supabase</w:t>
+      </w:r>
+      <w:proofErr w:type="spellEnd"/>
+      <w:r>
+        <w:rPr>
+          <w:rFonts w:ascii="Arial" w:hAnsi="Arial"/>
+          <w:sz w:val="24"/>
+          <w:szCs w:val="24"/>
+        </w:rPr>
+        <w:t xml:space="preserve"> passou a concentrar recursos relacionados ao banco de dados, autenticação e controle de acesso. O </w:t>
+      </w:r>
+      <w:proofErr w:type="spellStart"/>
+      <w:r>
+        <w:rPr>
+          <w:rFonts w:ascii="Arial" w:hAnsi="Arial"/>
+          <w:sz w:val="24"/>
+          <w:szCs w:val="24"/>
+        </w:rPr>
+        <w:t>Supabase</w:t>
+      </w:r>
+      <w:proofErr w:type="spellEnd"/>
+      <w:r>
+        <w:rPr>
+          <w:rFonts w:ascii="Arial" w:hAnsi="Arial"/>
+          <w:sz w:val="24"/>
+          <w:szCs w:val="24"/>
+        </w:rPr>
+        <w:t xml:space="preserve"> </w:t>
+      </w:r>
+      <w:proofErr w:type="spellStart"/>
+      <w:r>
+        <w:rPr>
+          <w:rFonts w:ascii="Arial" w:hAnsi="Arial"/>
+          <w:sz w:val="24"/>
+          <w:szCs w:val="24"/>
+        </w:rPr>
+        <w:t>Auth</w:t>
+      </w:r>
+      <w:proofErr w:type="spellEnd"/>
+      <w:r>
+        <w:rPr>
+          <w:rFonts w:ascii="Arial" w:hAnsi="Arial"/>
+          <w:sz w:val="24"/>
+          <w:szCs w:val="24"/>
+        </w:rPr>
+        <w:t xml:space="preserve"> foi utilizado para o gerenciamento de cadastro, login, sessões e credenciais dos usuários, enquanto o PostgreSQL passou a ser utilizado como sistema de gerenciamento do banco nessa </w:t>
+      </w:r>
+      <w:r>
+        <w:rPr>
+          <w:rFonts w:ascii="Arial" w:hAnsi="Arial"/>
+          <w:sz w:val="24"/>
+          <w:szCs w:val="24"/>
+        </w:rPr>
+        <w:lastRenderedPageBreak/>
+        <w:t xml:space="preserve">nova estrutura. Também foram considerados mecanismos de </w:t>
+      </w:r>
+      <w:proofErr w:type="spellStart"/>
+      <w:r>
+        <w:rPr>
+          <w:rFonts w:ascii="Arial" w:hAnsi="Arial"/>
+          <w:sz w:val="24"/>
+          <w:szCs w:val="24"/>
+        </w:rPr>
+        <w:t>Row</w:t>
+      </w:r>
+      <w:proofErr w:type="spellEnd"/>
+      <w:r>
+        <w:rPr>
+          <w:rFonts w:ascii="Arial" w:hAnsi="Arial"/>
+          <w:sz w:val="24"/>
+          <w:szCs w:val="24"/>
+        </w:rPr>
+        <w:t xml:space="preserve"> </w:t>
+      </w:r>
+      <w:proofErr w:type="spellStart"/>
+      <w:r>
+        <w:rPr>
+          <w:rFonts w:ascii="Arial" w:hAnsi="Arial"/>
+          <w:sz w:val="24"/>
+          <w:szCs w:val="24"/>
+        </w:rPr>
+        <w:t>Level</w:t>
+      </w:r>
+      <w:proofErr w:type="spellEnd"/>
+      <w:r>
+        <w:rPr>
+          <w:rFonts w:ascii="Arial" w:hAnsi="Arial"/>
+          <w:sz w:val="24"/>
+          <w:szCs w:val="24"/>
+        </w:rPr>
+        <w:t xml:space="preserve"> Security (RLS) para restringir o acesso aos dados de acordo com o usuário autenticado.</w:t>
       </w:r>
     </w:p>
     <w:p>
       <w:pPr>
         <w:spacing w:after="120" w:line="360" w:lineRule="auto"/>
+        <w:ind w:firstLine="709"/>
+        <w:jc w:val="both"/>
+        <w:rPr>
+          <w:rFonts w:ascii="Arial" w:hAnsi="Arial"/>
+          <w:sz w:val="24"/>
+          <w:szCs w:val="24"/>
+        </w:rPr>
+      </w:pPr>
+      <w:r>
+        <w:rPr>
+          <w:rFonts w:ascii="Arial" w:hAnsi="Arial"/>
+          <w:sz w:val="24"/>
+          <w:szCs w:val="24"/>
+        </w:rPr>
+        <w:t xml:space="preserve">Para a integração da assistente </w:t>
+      </w:r>
+      <w:proofErr w:type="spellStart"/>
+      <w:r>
+        <w:rPr>
+          <w:rFonts w:ascii="Arial" w:hAnsi="Arial"/>
+          <w:sz w:val="24"/>
+          <w:szCs w:val="24"/>
+        </w:rPr>
+        <w:t>Eden</w:t>
+      </w:r>
+      <w:proofErr w:type="spellEnd"/>
+      <w:r>
+        <w:rPr>
+          <w:rFonts w:ascii="Arial" w:hAnsi="Arial"/>
+          <w:sz w:val="24"/>
+          <w:szCs w:val="24"/>
+        </w:rPr>
+        <w:t xml:space="preserve"> IA, foi utilizado o Gemini, responsável pela geração das respostas da assistente. A comunicação com o serviço de inteligência artificial foi organizada por meio de uma camada de </w:t>
+      </w:r>
+      <w:proofErr w:type="spellStart"/>
+      <w:r>
+        <w:rPr>
+          <w:rFonts w:ascii="Arial" w:hAnsi="Arial"/>
+          <w:sz w:val="24"/>
+          <w:szCs w:val="24"/>
+        </w:rPr>
+        <w:t>backend</w:t>
+      </w:r>
+      <w:proofErr w:type="spellEnd"/>
+      <w:r>
+        <w:rPr>
+          <w:rFonts w:ascii="Arial" w:hAnsi="Arial"/>
+          <w:sz w:val="24"/>
+          <w:szCs w:val="24"/>
+        </w:rPr>
+        <w:t xml:space="preserve"> utilizando Edge </w:t>
+      </w:r>
+      <w:proofErr w:type="spellStart"/>
+      <w:r>
+        <w:rPr>
+          <w:rFonts w:ascii="Arial" w:hAnsi="Arial"/>
+          <w:sz w:val="24"/>
+          <w:szCs w:val="24"/>
+        </w:rPr>
+        <w:t>Functions</w:t>
+      </w:r>
+      <w:proofErr w:type="spellEnd"/>
+      <w:r>
+        <w:rPr>
+          <w:rFonts w:ascii="Arial" w:hAnsi="Arial"/>
+          <w:sz w:val="24"/>
+          <w:szCs w:val="24"/>
+        </w:rPr>
+        <w:t>, evitando que informações sensíveis relacionadas à integração permanecessem diretamente expostas no front-end.</w:t>
+      </w:r>
+    </w:p>
+    <w:p>
+      <w:pPr>
+        <w:spacing w:after="120" w:line="360" w:lineRule="auto"/>
+        <w:ind w:firstLine="709"/>
+        <w:jc w:val="both"/>
+        <w:rPr>
+          <w:rFonts w:ascii="Arial" w:hAnsi="Arial"/>
+          <w:sz w:val="24"/>
+          <w:szCs w:val="24"/>
+        </w:rPr>
+      </w:pPr>
+      <w:r>
+        <w:rPr>
+          <w:rFonts w:ascii="Arial" w:hAnsi="Arial"/>
+          <w:sz w:val="24"/>
+          <w:szCs w:val="24"/>
+        </w:rPr>
+        <w:t xml:space="preserve">Durante o desenvolvimento, também foram utilizados </w:t>
+      </w:r>
+      <w:proofErr w:type="spellStart"/>
+      <w:r>
+        <w:rPr>
+          <w:rFonts w:ascii="Arial" w:hAnsi="Arial"/>
+          <w:sz w:val="24"/>
+          <w:szCs w:val="24"/>
+        </w:rPr>
+        <w:t>Git</w:t>
+      </w:r>
+      <w:proofErr w:type="spellEnd"/>
+      <w:r>
+        <w:rPr>
+          <w:rFonts w:ascii="Arial" w:hAnsi="Arial"/>
+          <w:sz w:val="24"/>
+          <w:szCs w:val="24"/>
+        </w:rPr>
+        <w:t xml:space="preserve">, GitHub e </w:t>
+      </w:r>
+      <w:proofErr w:type="spellStart"/>
+      <w:r>
+        <w:rPr>
+          <w:rFonts w:ascii="Arial" w:hAnsi="Arial"/>
+          <w:sz w:val="24"/>
+          <w:szCs w:val="24"/>
+        </w:rPr>
+        <w:t>Git</w:t>
+      </w:r>
+      <w:proofErr w:type="spellEnd"/>
+      <w:r>
+        <w:rPr>
+          <w:rFonts w:ascii="Arial" w:hAnsi="Arial"/>
+          <w:sz w:val="24"/>
+          <w:szCs w:val="24"/>
+        </w:rPr>
+        <w:t xml:space="preserve"> </w:t>
+      </w:r>
+      <w:proofErr w:type="spellStart"/>
+      <w:r>
+        <w:rPr>
+          <w:rFonts w:ascii="Arial" w:hAnsi="Arial"/>
+          <w:sz w:val="24"/>
+          <w:szCs w:val="24"/>
+        </w:rPr>
+        <w:t>Bash</w:t>
+      </w:r>
+      <w:proofErr w:type="spellEnd"/>
+      <w:r>
+        <w:rPr>
+          <w:rFonts w:ascii="Arial" w:hAnsi="Arial"/>
+          <w:sz w:val="24"/>
+          <w:szCs w:val="24"/>
+        </w:rPr>
+        <w:t xml:space="preserve"> para controle de versão e organização dos arquivos. O </w:t>
+      </w:r>
+      <w:proofErr w:type="spellStart"/>
+      <w:r>
+        <w:rPr>
+          <w:rFonts w:ascii="Arial" w:hAnsi="Arial"/>
+          <w:sz w:val="24"/>
+          <w:szCs w:val="24"/>
+        </w:rPr>
+        <w:t>Git</w:t>
+      </w:r>
+      <w:proofErr w:type="spellEnd"/>
+      <w:r>
+        <w:rPr>
+          <w:rFonts w:ascii="Arial" w:hAnsi="Arial"/>
+          <w:sz w:val="24"/>
+          <w:szCs w:val="24"/>
+        </w:rPr>
+        <w:t xml:space="preserve"> permitiu registrar alterações por meio de </w:t>
+      </w:r>
+      <w:proofErr w:type="spellStart"/>
+      <w:r>
+        <w:rPr>
+          <w:rFonts w:ascii="Arial" w:hAnsi="Arial"/>
+          <w:sz w:val="24"/>
+          <w:szCs w:val="24"/>
+        </w:rPr>
+        <w:t>commits</w:t>
+      </w:r>
+      <w:proofErr w:type="spellEnd"/>
+      <w:r>
+        <w:rPr>
+          <w:rFonts w:ascii="Arial" w:hAnsi="Arial"/>
+          <w:sz w:val="24"/>
+          <w:szCs w:val="24"/>
+        </w:rPr>
+        <w:t xml:space="preserve"> e trabalhar com diferentes </w:t>
+      </w:r>
+      <w:proofErr w:type="spellStart"/>
+      <w:r>
+        <w:rPr>
+          <w:rFonts w:ascii="Arial" w:hAnsi="Arial"/>
+          <w:sz w:val="24"/>
+          <w:szCs w:val="24"/>
+        </w:rPr>
+        <w:t>branches</w:t>
+      </w:r>
+      <w:proofErr w:type="spellEnd"/>
+      <w:r>
+        <w:rPr>
+          <w:rFonts w:ascii="Arial" w:hAnsi="Arial"/>
+          <w:sz w:val="24"/>
+          <w:szCs w:val="24"/>
+        </w:rPr>
+        <w:t xml:space="preserve">, enquanto o GitHub foi utilizado para hospedagem do repositório, colaboração entre os integrantes e publicação das versões web. O </w:t>
+      </w:r>
+      <w:proofErr w:type="spellStart"/>
+      <w:r>
+        <w:rPr>
+          <w:rFonts w:ascii="Arial" w:hAnsi="Arial"/>
+          <w:sz w:val="24"/>
+          <w:szCs w:val="24"/>
+        </w:rPr>
+        <w:t>Git</w:t>
+      </w:r>
+      <w:proofErr w:type="spellEnd"/>
+      <w:r>
+        <w:rPr>
+          <w:rFonts w:ascii="Arial" w:hAnsi="Arial"/>
+          <w:sz w:val="24"/>
+          <w:szCs w:val="24"/>
+        </w:rPr>
+        <w:t xml:space="preserve"> </w:t>
+      </w:r>
+      <w:proofErr w:type="spellStart"/>
+      <w:r>
+        <w:rPr>
+          <w:rFonts w:ascii="Arial" w:hAnsi="Arial"/>
+          <w:sz w:val="24"/>
+          <w:szCs w:val="24"/>
+        </w:rPr>
+        <w:t>Bash</w:t>
+      </w:r>
+      <w:proofErr w:type="spellEnd"/>
+      <w:r>
+        <w:rPr>
+          <w:rFonts w:ascii="Arial" w:hAnsi="Arial"/>
+          <w:sz w:val="24"/>
+          <w:szCs w:val="24"/>
+        </w:rPr>
+        <w:t xml:space="preserve"> foi utilizado para executar comandos relacionados ao gerenciamento do projeto.</w:t>
+      </w:r>
+    </w:p>
+    <w:p>
+      <w:pPr>
+        <w:spacing w:after="120" w:line="360" w:lineRule="auto"/>
+        <w:ind w:firstLine="709"/>
+        <w:jc w:val="both"/>
+        <w:rPr>
+          <w:rFonts w:ascii="Arial" w:hAnsi="Arial"/>
+          <w:sz w:val="24"/>
+          <w:szCs w:val="24"/>
+        </w:rPr>
+      </w:pPr>
+      <w:r>
+        <w:rPr>
+          <w:rFonts w:ascii="Arial" w:hAnsi="Arial"/>
+          <w:sz w:val="24"/>
+          <w:szCs w:val="24"/>
+        </w:rPr>
+        <w:t xml:space="preserve">O Visual Studio </w:t>
+      </w:r>
+      <w:proofErr w:type="spellStart"/>
+      <w:r>
+        <w:rPr>
+          <w:rFonts w:ascii="Arial" w:hAnsi="Arial"/>
+          <w:sz w:val="24"/>
+          <w:szCs w:val="24"/>
+        </w:rPr>
+        <w:t>Code</w:t>
+      </w:r>
+      <w:proofErr w:type="spellEnd"/>
+      <w:r>
+        <w:rPr>
+          <w:rFonts w:ascii="Arial" w:hAnsi="Arial"/>
+          <w:sz w:val="24"/>
+          <w:szCs w:val="24"/>
+        </w:rPr>
+        <w:t xml:space="preserve"> foi utilizado como principal editor para a organização e edição dos arquivos HTML, CSS e </w:t>
+      </w:r>
+      <w:proofErr w:type="spellStart"/>
+      <w:r>
+        <w:rPr>
+          <w:rFonts w:ascii="Arial" w:hAnsi="Arial"/>
+          <w:sz w:val="24"/>
+          <w:szCs w:val="24"/>
+        </w:rPr>
+        <w:t>JavaScript</w:t>
+      </w:r>
+      <w:proofErr w:type="spellEnd"/>
+      <w:r>
+        <w:rPr>
+          <w:rFonts w:ascii="Arial" w:hAnsi="Arial"/>
+          <w:sz w:val="24"/>
+          <w:szCs w:val="24"/>
+        </w:rPr>
+        <w:t xml:space="preserve">. O </w:t>
+      </w:r>
+      <w:proofErr w:type="spellStart"/>
+      <w:r>
+        <w:rPr>
+          <w:rFonts w:ascii="Arial" w:hAnsi="Arial"/>
+          <w:sz w:val="24"/>
+          <w:szCs w:val="24"/>
+        </w:rPr>
+        <w:t>PyCharm</w:t>
+      </w:r>
+      <w:proofErr w:type="spellEnd"/>
+      <w:r>
+        <w:rPr>
+          <w:rFonts w:ascii="Arial" w:hAnsi="Arial"/>
+          <w:sz w:val="24"/>
+          <w:szCs w:val="24"/>
+        </w:rPr>
+        <w:t xml:space="preserve"> foi utilizado em etapas relacionadas ao Python e à execução local. Para testes e identificação de problemas, foram utilizados o navegador Google Chrome e suas ferramentas de desenvolvimento, incluindo o </w:t>
+      </w:r>
+      <w:proofErr w:type="spellStart"/>
+      <w:r>
+        <w:rPr>
+          <w:rFonts w:ascii="Arial" w:hAnsi="Arial"/>
+          <w:sz w:val="24"/>
+          <w:szCs w:val="24"/>
+        </w:rPr>
+        <w:t>DevTools</w:t>
+      </w:r>
+      <w:proofErr w:type="spellEnd"/>
+      <w:r>
+        <w:rPr>
+          <w:rFonts w:ascii="Arial" w:hAnsi="Arial"/>
+          <w:sz w:val="24"/>
+          <w:szCs w:val="24"/>
+        </w:rPr>
+        <w:t>. Também foram utilizados recursos de webcam e APIs de mídia do navegador para possibilitar a captura de imagens durante o processo de identificação.</w:t>
+      </w:r>
+    </w:p>
+    <w:p>
+      <w:pPr>
+        <w:spacing w:after="120" w:line="360" w:lineRule="auto"/>
+        <w:ind w:firstLine="709"/>
+        <w:jc w:val="both"/>
+        <w:rPr>
+          <w:rFonts w:ascii="Arial" w:hAnsi="Arial"/>
+          <w:sz w:val="24"/>
+          <w:szCs w:val="24"/>
+        </w:rPr>
+      </w:pPr>
+      <w:r>
+        <w:rPr>
+          <w:rFonts w:ascii="Arial" w:hAnsi="Arial"/>
+          <w:sz w:val="24"/>
+          <w:szCs w:val="24"/>
+        </w:rPr>
+        <w:t xml:space="preserve">Além dessas tecnologias, </w:t>
+      </w:r>
+      <w:proofErr w:type="spellStart"/>
+      <w:r>
+        <w:rPr>
+          <w:rFonts w:ascii="Arial" w:hAnsi="Arial"/>
+          <w:sz w:val="24"/>
+          <w:szCs w:val="24"/>
+        </w:rPr>
+        <w:t>React</w:t>
+      </w:r>
+      <w:proofErr w:type="spellEnd"/>
+      <w:r>
+        <w:rPr>
+          <w:rFonts w:ascii="Arial" w:hAnsi="Arial"/>
+          <w:sz w:val="24"/>
+          <w:szCs w:val="24"/>
+        </w:rPr>
+        <w:t xml:space="preserve"> </w:t>
+      </w:r>
+      <w:proofErr w:type="spellStart"/>
+      <w:r>
+        <w:rPr>
+          <w:rFonts w:ascii="Arial" w:hAnsi="Arial"/>
+          <w:sz w:val="24"/>
+          <w:szCs w:val="24"/>
+        </w:rPr>
+        <w:t>Native</w:t>
+      </w:r>
+      <w:proofErr w:type="spellEnd"/>
+      <w:r>
+        <w:rPr>
+          <w:rFonts w:ascii="Arial" w:hAnsi="Arial"/>
+          <w:sz w:val="24"/>
+          <w:szCs w:val="24"/>
+        </w:rPr>
+        <w:t xml:space="preserve"> foi estudado como possibilidade para a evolução do projeto para dispositivos móveis, enquanto PHP e APIs foram considerados em etapas relacionadas ao planejamento da arquitetura. Ferramentas como </w:t>
+      </w:r>
+      <w:proofErr w:type="spellStart"/>
+      <w:r>
+        <w:rPr>
+          <w:rFonts w:ascii="Arial" w:hAnsi="Arial"/>
+          <w:sz w:val="24"/>
+          <w:szCs w:val="24"/>
+        </w:rPr>
+        <w:t>Trello</w:t>
+      </w:r>
+      <w:proofErr w:type="spellEnd"/>
+      <w:r>
+        <w:rPr>
+          <w:rFonts w:ascii="Arial" w:hAnsi="Arial"/>
+          <w:sz w:val="24"/>
+          <w:szCs w:val="24"/>
+        </w:rPr>
+        <w:t xml:space="preserve">, </w:t>
+      </w:r>
+      <w:proofErr w:type="spellStart"/>
+      <w:r>
+        <w:rPr>
+          <w:rFonts w:ascii="Arial" w:hAnsi="Arial"/>
+          <w:sz w:val="24"/>
+          <w:szCs w:val="24"/>
+        </w:rPr>
+        <w:t>Notion</w:t>
+      </w:r>
+      <w:proofErr w:type="spellEnd"/>
+      <w:r>
+        <w:rPr>
+          <w:rFonts w:ascii="Arial" w:hAnsi="Arial"/>
+          <w:sz w:val="24"/>
+          <w:szCs w:val="24"/>
+        </w:rPr>
+        <w:t xml:space="preserve">, GitHub </w:t>
+      </w:r>
+      <w:proofErr w:type="spellStart"/>
+      <w:r>
+        <w:rPr>
+          <w:rFonts w:ascii="Arial" w:hAnsi="Arial"/>
+          <w:sz w:val="24"/>
+          <w:szCs w:val="24"/>
+        </w:rPr>
+        <w:t>Projects</w:t>
+      </w:r>
+      <w:proofErr w:type="spellEnd"/>
+      <w:r>
+        <w:rPr>
+          <w:rFonts w:ascii="Arial" w:hAnsi="Arial"/>
+          <w:sz w:val="24"/>
+          <w:szCs w:val="24"/>
+        </w:rPr>
+        <w:t xml:space="preserve"> e </w:t>
+      </w:r>
+      <w:proofErr w:type="spellStart"/>
+      <w:r>
+        <w:rPr>
+          <w:rFonts w:ascii="Arial" w:hAnsi="Arial"/>
+          <w:sz w:val="24"/>
+          <w:szCs w:val="24"/>
+        </w:rPr>
+        <w:t>Jira</w:t>
+      </w:r>
+      <w:proofErr w:type="spellEnd"/>
+      <w:r>
+        <w:rPr>
+          <w:rFonts w:ascii="Arial" w:hAnsi="Arial"/>
+          <w:sz w:val="24"/>
+          <w:szCs w:val="24"/>
+        </w:rPr>
+        <w:t xml:space="preserve"> também foram consideradas ou utilizadas para organização e acompanhamento das atividades. O Scrum foi utilizado como referência para a organização do desenvolvimento e para a divisão das atividades da equipe.</w:t>
+      </w:r>
+    </w:p>
+    <w:p>
+      <w:pPr>
+        <w:spacing w:after="120" w:line="360" w:lineRule="auto"/>
+        <w:ind w:firstLine="709"/>
         <w:jc w:val="both"/>
         <w:rPr>
           <w:rFonts w:ascii="Arial" w:hAnsi="Arial"/>
@@ -9930,8 +11187,8 @@
           <w:szCs w:val="24"/>
         </w:rPr>
       </w:pPr>
-      <w:bookmarkStart w:id="64" w:name="_Toc236227689"/>
-      <w:bookmarkStart w:id="65" w:name="_Toc236231077"/>
+      <w:bookmarkStart w:id="68" w:name="_Toc236227691"/>
+      <w:bookmarkStart w:id="69" w:name="_Toc236231079"/>
       <w:r>
         <w:rPr>
           <w:rFonts w:ascii="Arial" w:hAnsi="Arial" w:cs="Arial"/>
@@ -9940,9 +11197,304 @@
           <w:sz w:val="24"/>
           <w:szCs w:val="24"/>
         </w:rPr>
-        <w:t>3</w:t>
-      </w:r>
-      <w:r>
+        <w:t>3.4 Desenvolvimento do Sistema</w:t>
+      </w:r>
+      <w:bookmarkEnd w:id="68"/>
+      <w:bookmarkEnd w:id="69"/>
+    </w:p>
+    <w:p>
+      <w:pPr>
+        <w:spacing w:after="120" w:line="360" w:lineRule="auto"/>
+        <w:ind w:firstLine="709"/>
+        <w:jc w:val="both"/>
+      </w:pPr>
+      <w:r>
+        <w:rPr>
+          <w:rStyle w:val="Tipodeletrapredefinidodopargrafo1"/>
+          <w:rFonts w:ascii="Arial" w:hAnsi="Arial"/>
+          <w:sz w:val="24"/>
+          <w:szCs w:val="24"/>
+        </w:rPr>
+        <w:t>O desenvolvimento do sistema está sendo realizado de forma incremental, permitindo a construção gradual das funcionalidades e a realização de ajustes contínuos ao longo do processo.</w:t>
+      </w:r>
+    </w:p>
+    <w:p>
+      <w:pPr>
+        <w:spacing w:after="120" w:line="360" w:lineRule="auto"/>
+        <w:ind w:firstLine="709"/>
+        <w:jc w:val="both"/>
+      </w:pPr>
+      <w:r>
+        <w:rPr>
+          <w:rStyle w:val="Tipodeletrapredefinidodopargrafo1"/>
+          <w:rFonts w:ascii="Arial" w:hAnsi="Arial"/>
+          <w:sz w:val="24"/>
+          <w:szCs w:val="24"/>
+        </w:rPr>
+        <w:lastRenderedPageBreak/>
+        <w:t>Inicialmente, foi estruturado o banco de dados, no qual foram definidas as entidades, atributos e relacionamentos necessários para o funcionamento do aplicativo. Essa etapa foi fundamental para garantir a organização e integridade das informações, servindo como base para as demais fases do desenvolvimento.</w:t>
+      </w:r>
+    </w:p>
+    <w:p>
+      <w:pPr>
+        <w:spacing w:after="120" w:line="360" w:lineRule="auto"/>
+        <w:ind w:firstLine="709"/>
+        <w:jc w:val="both"/>
+      </w:pPr>
+      <w:r>
+        <w:rPr>
+          <w:rStyle w:val="Tipodeletrapredefinidodopargrafo1"/>
+          <w:rFonts w:ascii="Arial" w:hAnsi="Arial"/>
+          <w:sz w:val="24"/>
+          <w:szCs w:val="24"/>
+        </w:rPr>
+        <w:t>Posteriormente, foi realizada a prototipação das interfaces, com a criação do design das telas do aplicativo mobile. Essa fase teve como foco a definição da experiência do usuário (UX) e da interface (UI), buscando uma navegação intuitiva, acessível e alinhada aos objetivos do sistema. Atualmente, algumas telas já foram desenvolvidas, embora ainda estejam em processo de refinamento.</w:t>
+      </w:r>
+    </w:p>
+    <w:p>
+      <w:pPr>
+        <w:spacing w:after="120" w:line="360" w:lineRule="auto"/>
+        <w:ind w:firstLine="709"/>
+        <w:jc w:val="both"/>
+      </w:pPr>
+      <w:r>
+        <w:rPr>
+          <w:rStyle w:val="Tipodeletrapredefinidodopargrafo1"/>
+          <w:rFonts w:ascii="Arial" w:hAnsi="Arial"/>
+          <w:sz w:val="24"/>
+          <w:szCs w:val="24"/>
+        </w:rPr>
+        <w:t xml:space="preserve">Em seguida, iniciou-se a implementação do aplicativo utilizando o framework </w:t>
+      </w:r>
+      <w:proofErr w:type="spellStart"/>
+      <w:r>
+        <w:rPr>
+          <w:rStyle w:val="Tipodeletrapredefinidodopargrafo1"/>
+          <w:rFonts w:ascii="Arial" w:hAnsi="Arial"/>
+          <w:sz w:val="24"/>
+          <w:szCs w:val="24"/>
+        </w:rPr>
+        <w:t>React</w:t>
+      </w:r>
+      <w:proofErr w:type="spellEnd"/>
+      <w:r>
+        <w:rPr>
+          <w:rStyle w:val="Tipodeletrapredefinidodopargrafo1"/>
+          <w:rFonts w:ascii="Arial" w:hAnsi="Arial"/>
+          <w:sz w:val="24"/>
+          <w:szCs w:val="24"/>
+        </w:rPr>
+        <w:t xml:space="preserve"> </w:t>
+      </w:r>
+      <w:proofErr w:type="spellStart"/>
+      <w:r>
+        <w:rPr>
+          <w:rStyle w:val="Tipodeletrapredefinidodopargrafo1"/>
+          <w:rFonts w:ascii="Arial" w:hAnsi="Arial"/>
+          <w:sz w:val="24"/>
+          <w:szCs w:val="24"/>
+        </w:rPr>
+        <w:t>Native</w:t>
+      </w:r>
+      <w:proofErr w:type="spellEnd"/>
+      <w:r>
+        <w:rPr>
+          <w:rStyle w:val="Tipodeletrapredefinidodopargrafo1"/>
+          <w:rFonts w:ascii="Arial" w:hAnsi="Arial"/>
+          <w:sz w:val="24"/>
+          <w:szCs w:val="24"/>
+        </w:rPr>
+        <w:t xml:space="preserve">. Nessa etapa, estão sendo desenvolvidas as funcionalidades principais do sistema, como o cadastro de usuários, exibição de informações sobre as </w:t>
+      </w:r>
+      <w:proofErr w:type="spellStart"/>
+      <w:r>
+        <w:rPr>
+          <w:rStyle w:val="Tipodeletrapredefinidodopargrafo1"/>
+          <w:rFonts w:ascii="Arial" w:hAnsi="Arial"/>
+          <w:sz w:val="24"/>
+          <w:szCs w:val="24"/>
+        </w:rPr>
+        <w:t>PANCs</w:t>
+      </w:r>
+      <w:proofErr w:type="spellEnd"/>
+      <w:r>
+        <w:rPr>
+          <w:rStyle w:val="Tipodeletrapredefinidodopargrafo1"/>
+          <w:rFonts w:ascii="Arial" w:hAnsi="Arial"/>
+          <w:sz w:val="24"/>
+          <w:szCs w:val="24"/>
+        </w:rPr>
+        <w:t xml:space="preserve"> e estruturação da navegação entre as telas.</w:t>
+      </w:r>
+    </w:p>
+    <w:p>
+      <w:pPr>
+        <w:spacing w:after="120" w:line="360" w:lineRule="auto"/>
+        <w:ind w:firstLine="709"/>
+        <w:jc w:val="both"/>
+      </w:pPr>
+      <w:r>
+        <w:rPr>
+          <w:rStyle w:val="Tipodeletrapredefinidodopargrafo1"/>
+          <w:rFonts w:ascii="Arial" w:hAnsi="Arial"/>
+          <w:sz w:val="24"/>
+          <w:szCs w:val="24"/>
+        </w:rPr>
+        <w:t xml:space="preserve">Ao mesmo tempo, está sendo realizada a integração com o </w:t>
+      </w:r>
+      <w:proofErr w:type="spellStart"/>
+      <w:r>
+        <w:rPr>
+          <w:rStyle w:val="Tipodeletrapredefinidodopargrafo1"/>
+          <w:rFonts w:ascii="Arial" w:hAnsi="Arial"/>
+          <w:sz w:val="24"/>
+          <w:szCs w:val="24"/>
+        </w:rPr>
+        <w:t>backend</w:t>
+      </w:r>
+      <w:proofErr w:type="spellEnd"/>
+      <w:r>
+        <w:rPr>
+          <w:rStyle w:val="Tipodeletrapredefinidodopargrafo1"/>
+          <w:rFonts w:ascii="Arial" w:hAnsi="Arial"/>
+          <w:sz w:val="24"/>
+          <w:szCs w:val="24"/>
+        </w:rPr>
+        <w:t>, desenvolvido em PHP, responsável pela comunicação com o banco de dados MySQL e pelo gerenciamento das requisições realizadas pelo aplicativo.</w:t>
+      </w:r>
+    </w:p>
+    <w:p>
+      <w:pPr>
+        <w:spacing w:after="120" w:line="360" w:lineRule="auto"/>
+        <w:ind w:firstLine="709"/>
+        <w:jc w:val="both"/>
+      </w:pPr>
+      <w:r>
+        <w:rPr>
+          <w:rStyle w:val="Tipodeletrapredefinidodopargrafo1"/>
+          <w:rFonts w:ascii="Arial" w:hAnsi="Arial"/>
+          <w:sz w:val="24"/>
+          <w:szCs w:val="24"/>
+        </w:rPr>
+        <w:t>Um dos principais recursos em desenvolvimento é a integração com a API do Gemini, que permitirá ao usuário identificar plantas por meio do envio de imagens, além de interagir com um sistema de chat inteligente para obtenção de informações adicionais sobre as espécies. Essa funcionalidade utiliza conceitos de inteligência artificial para ampliar a usabilidade e o potencial informativo do aplicativo.</w:t>
+      </w:r>
+    </w:p>
+    <w:p>
+      <w:pPr>
+        <w:spacing w:after="120" w:line="360" w:lineRule="auto"/>
+        <w:ind w:firstLine="709"/>
+        <w:jc w:val="both"/>
+      </w:pPr>
+      <w:r>
+        <w:rPr>
+          <w:rStyle w:val="Tipodeletrapredefinidodopargrafo1"/>
+          <w:rFonts w:ascii="Arial" w:hAnsi="Arial"/>
+          <w:sz w:val="24"/>
+          <w:szCs w:val="24"/>
+        </w:rPr>
+        <w:t>O sistema também prevê a integração com APIs externas, com o objetivo de complementar as informações disponíveis e enriquecer a base de dados utilizada pela aplicação.</w:t>
+      </w:r>
+    </w:p>
+    <w:p>
+      <w:pPr>
+        <w:spacing w:after="120" w:line="360" w:lineRule="auto"/>
+        <w:ind w:firstLine="709"/>
+        <w:jc w:val="both"/>
+      </w:pPr>
+      <w:r>
+        <w:rPr>
+          <w:rStyle w:val="Tipodeletrapredefinidodopargrafo1"/>
+          <w:rFonts w:ascii="Arial" w:hAnsi="Arial"/>
+          <w:sz w:val="24"/>
+          <w:szCs w:val="24"/>
+        </w:rPr>
+        <w:t>Atualmente, o projeto encontra-se em fase de desenvolvimento parcial, com o banco de dados estruturado, o design definido e algumas funcionalidades implementadas, porém ainda em processo de finalização. As próximas etapas envolvem a conclusão das funcionalidades, realização de testes e validação do sistema, visando garantir sua eficiência, confiabilidade e adequação aos objetivos propostos.</w:t>
+      </w:r>
+    </w:p>
+    <w:p>
+      <w:pPr>
+        <w:spacing w:after="120" w:line="360" w:lineRule="auto"/>
+        <w:ind w:firstLine="709"/>
+        <w:jc w:val="both"/>
+      </w:pPr>
+      <w:r>
+        <w:rPr>
+          <w:rStyle w:val="Tipodeletrapredefinidodopargrafo1"/>
+          <w:rFonts w:ascii="Arial" w:hAnsi="Arial"/>
+          <w:sz w:val="24"/>
+          <w:szCs w:val="24"/>
+        </w:rPr>
+        <w:t xml:space="preserve">O desenvolvimento do sistema também se baseia em princípios da metodologia ágil Scrum, que tem como objetivo organizar e otimizar o processo de criação do </w:t>
+      </w:r>
+      <w:r>
+        <w:rPr>
+          <w:rStyle w:val="Tipodeletrapredefinidodopargrafo1"/>
+          <w:rFonts w:ascii="Arial" w:hAnsi="Arial"/>
+          <w:sz w:val="24"/>
+          <w:szCs w:val="24"/>
+        </w:rPr>
+        <w:lastRenderedPageBreak/>
+        <w:t>software por meio de ciclos iterativos e incrementais. Nesse contexto, o projeto é dividido em pequenas etapas chamadas de sprints, nas quais são definidas metas específicas a serem desenvolvidas em períodos curtos de tempo.</w:t>
+      </w:r>
+    </w:p>
+    <w:p>
+      <w:pPr>
+        <w:spacing w:after="120" w:line="360" w:lineRule="auto"/>
+        <w:ind w:firstLine="709"/>
+        <w:jc w:val="both"/>
+      </w:pPr>
+      <w:r>
+        <w:rPr>
+          <w:rStyle w:val="Tipodeletrapredefinidodopargrafo1"/>
+          <w:rFonts w:ascii="Arial" w:hAnsi="Arial"/>
+          <w:sz w:val="24"/>
+          <w:szCs w:val="24"/>
+        </w:rPr>
+        <w:t>A utilização do Scrum permite maior flexibilidade durante o desenvolvimento, possibilitando a realização de ajustes contínuos conforme a evolução do projeto. A cada ciclo, são avaliadas as funcionalidades implementadas e identificadas melhorias ou correções necessárias, contribuindo para o aprimoramento progressivo do sistema.</w:t>
+      </w:r>
+    </w:p>
+    <w:p>
+      <w:pPr>
+        <w:spacing w:after="120" w:line="360" w:lineRule="auto"/>
+        <w:ind w:firstLine="709"/>
+        <w:jc w:val="both"/>
+      </w:pPr>
+      <w:r>
+        <w:rPr>
+          <w:rStyle w:val="Tipodeletrapredefinidodopargrafo1"/>
+          <w:rFonts w:ascii="Arial" w:hAnsi="Arial"/>
+          <w:sz w:val="24"/>
+          <w:szCs w:val="24"/>
+        </w:rPr>
+        <w:t>A adoção dessa metodologia auxilia na organização das atividades, no acompanhamento do progresso do projeto e na garantia de que as funcionalidades sejam desenvolvidas de forma estruturada e alinhada aos objetivos propostos.</w:t>
+      </w:r>
+    </w:p>
+    <w:p>
+      <w:pPr>
+        <w:spacing w:after="120" w:line="360" w:lineRule="auto"/>
+        <w:jc w:val="both"/>
+        <w:rPr>
+          <w:rFonts w:ascii="Arial" w:hAnsi="Arial"/>
+          <w:sz w:val="24"/>
+          <w:szCs w:val="24"/>
+        </w:rPr>
+      </w:pPr>
+    </w:p>
+    <w:p>
+      <w:pPr>
+        <w:spacing w:after="120" w:line="360" w:lineRule="auto"/>
+        <w:jc w:val="both"/>
+        <w:rPr>
+          <w:rFonts w:ascii="Arial" w:hAnsi="Arial"/>
+          <w:sz w:val="24"/>
+          <w:szCs w:val="24"/>
+        </w:rPr>
+      </w:pPr>
+    </w:p>
+    <w:p>
+      <w:pPr>
+        <w:pStyle w:val="Ttulo1"/>
+        <w:jc w:val="center"/>
         <w:rPr>
           <w:rFonts w:ascii="Arial" w:hAnsi="Arial" w:cs="Arial"/>
           <w:b/>
@@ -9950,533 +11502,9 @@
           <w:sz w:val="24"/>
           <w:szCs w:val="24"/>
         </w:rPr>
-        <w:t>.2 Etapas do Projeto</w:t>
-      </w:r>
-      <w:bookmarkEnd w:id="64"/>
-      <w:bookmarkEnd w:id="65"/>
-    </w:p>
-    <w:p>
-      <w:pPr>
-        <w:spacing w:after="120" w:line="360" w:lineRule="auto"/>
-        <w:ind w:firstLine="709"/>
-        <w:jc w:val="both"/>
-      </w:pPr>
-      <w:r>
-        <w:rPr>
-          <w:rStyle w:val="Tipodeletrapredefinidodopargrafo1"/>
-          <w:rFonts w:ascii="Arial" w:hAnsi="Arial"/>
-          <w:sz w:val="24"/>
-          <w:szCs w:val="24"/>
-        </w:rPr>
-        <w:t>O desenvolvimento do presente trabalho foi estruturado em etapas sequenciais, com o objetivo de garantir organização, consistência metodológica e alinhamento entre a fundamentação teórica e a implementação prática do sistema.</w:t>
-      </w:r>
-    </w:p>
-    <w:p>
-      <w:pPr>
-        <w:spacing w:after="120" w:line="360" w:lineRule="auto"/>
-        <w:ind w:firstLine="709"/>
-        <w:jc w:val="both"/>
-      </w:pPr>
-      <w:r>
-        <w:rPr>
-          <w:rStyle w:val="Tipodeletrapredefinidodopargrafo1"/>
-          <w:rFonts w:ascii="Arial" w:hAnsi="Arial"/>
-          <w:sz w:val="24"/>
-          <w:szCs w:val="24"/>
-        </w:rPr>
-        <w:t>A primeira etapa consistiu na revisão bibliográfica, na qual foram analisados artigos científicos, trabalhos acadêmicos e materiais especializados relacionados às Plantas Alimentícias Não Convencionais (</w:t>
-      </w:r>
-      <w:proofErr w:type="spellStart"/>
-      <w:r>
-        <w:rPr>
-          <w:rStyle w:val="Tipodeletrapredefinidodopargrafo1"/>
-          <w:rFonts w:ascii="Arial" w:hAnsi="Arial"/>
-          <w:sz w:val="24"/>
-          <w:szCs w:val="24"/>
-        </w:rPr>
-        <w:t>PANCs</w:t>
-      </w:r>
-      <w:proofErr w:type="spellEnd"/>
-      <w:r>
-        <w:rPr>
-          <w:rStyle w:val="Tipodeletrapredefinidodopargrafo1"/>
-          <w:rFonts w:ascii="Arial" w:hAnsi="Arial"/>
-          <w:sz w:val="24"/>
-          <w:szCs w:val="24"/>
-        </w:rPr>
-        <w:t>), bem como ao uso de tecnologias como inteligência artificial e visão computacional aplicadas à identificação de plantas. Essa etapa teve como finalidade fornecer embasamento teórico para o desenvolvimento do projeto.</w:t>
-      </w:r>
-    </w:p>
-    <w:p>
-      <w:pPr>
-        <w:spacing w:after="120" w:line="360" w:lineRule="auto"/>
-        <w:ind w:firstLine="709"/>
-        <w:jc w:val="both"/>
-      </w:pPr>
-      <w:r>
-        <w:rPr>
-          <w:rStyle w:val="Tipodeletrapredefinidodopargrafo1"/>
-          <w:rFonts w:ascii="Arial" w:hAnsi="Arial"/>
-          <w:sz w:val="24"/>
-          <w:szCs w:val="24"/>
-        </w:rPr>
-        <w:t xml:space="preserve">Após a revisão bibliográfica, foi realizada a análise de requisitos, etapa em que foram definidas as principais funcionalidades do sistema, considerando as necessidades do usuário final. Entre os requisitos levantados, destacam-se a identificação de </w:t>
-      </w:r>
-      <w:proofErr w:type="spellStart"/>
-      <w:r>
-        <w:rPr>
-          <w:rStyle w:val="Tipodeletrapredefinidodopargrafo1"/>
-          <w:rFonts w:ascii="Arial" w:hAnsi="Arial"/>
-          <w:sz w:val="24"/>
-          <w:szCs w:val="24"/>
-        </w:rPr>
-        <w:t>PANCs</w:t>
-      </w:r>
-      <w:proofErr w:type="spellEnd"/>
-      <w:r>
-        <w:rPr>
-          <w:rStyle w:val="Tipodeletrapredefinidodopargrafo1"/>
-          <w:rFonts w:ascii="Arial" w:hAnsi="Arial"/>
-          <w:sz w:val="24"/>
-          <w:szCs w:val="24"/>
-        </w:rPr>
-        <w:t xml:space="preserve"> por meio de imagens, a disponibilização de informações sobre as plantas e a implementação de um sistema de interação por chat.</w:t>
-      </w:r>
-    </w:p>
-    <w:p>
-      <w:pPr>
-        <w:spacing w:after="120" w:line="360" w:lineRule="auto"/>
-        <w:ind w:firstLine="709"/>
-        <w:jc w:val="both"/>
-      </w:pPr>
-      <w:r>
-        <w:rPr>
-          <w:rStyle w:val="Tipodeletrapredefinidodopargrafo1"/>
-          <w:rFonts w:ascii="Arial" w:hAnsi="Arial"/>
-          <w:sz w:val="24"/>
-          <w:szCs w:val="24"/>
-        </w:rPr>
-        <w:t>A terceira etapa corresponde à modelagem do sistema, incluindo a estruturação do banco de dados, definição das entidades e seus relacionamentos, além da organização da arquitetura do sistema. Nessa fase, foi desenvolvido o banco de dados utilizando o sistema gerenciador MySQL, contemplando o armazenamento de informações relevantes sobre as plantas e os usuários.</w:t>
-      </w:r>
-    </w:p>
-    <w:p>
-      <w:pPr>
-        <w:spacing w:after="120" w:line="360" w:lineRule="auto"/>
-        <w:ind w:firstLine="709"/>
-        <w:jc w:val="both"/>
-      </w:pPr>
-      <w:r>
-        <w:rPr>
-          <w:rStyle w:val="Tipodeletrapredefinidodopargrafo1"/>
-          <w:rFonts w:ascii="Arial" w:hAnsi="Arial"/>
-          <w:sz w:val="24"/>
-          <w:szCs w:val="24"/>
-        </w:rPr>
-        <w:lastRenderedPageBreak/>
-        <w:t>Posteriormente, iniciou-se a etapa de prototipação e design de interface, na qual foram elaboradas as telas do aplicativo, com foco na usabilidade e na experiência do usuário. Foram desenvolvidos layouts iniciais e algumas interfaces funcionais, ainda em processo de refinamento.</w:t>
-      </w:r>
-    </w:p>
-    <w:p>
-      <w:pPr>
-        <w:spacing w:after="120" w:line="360" w:lineRule="auto"/>
-        <w:ind w:firstLine="709"/>
-        <w:jc w:val="both"/>
-      </w:pPr>
-      <w:r>
-        <w:rPr>
-          <w:rStyle w:val="Tipodeletrapredefinidodopargrafo1"/>
-          <w:rFonts w:ascii="Arial" w:hAnsi="Arial"/>
-          <w:sz w:val="24"/>
-          <w:szCs w:val="24"/>
-        </w:rPr>
-        <w:t xml:space="preserve">Em seguida, iniciou-se a implementação do sistema utilizando tecnologias como </w:t>
-      </w:r>
-      <w:proofErr w:type="spellStart"/>
-      <w:r>
-        <w:rPr>
-          <w:rStyle w:val="Tipodeletrapredefinidodopargrafo1"/>
-          <w:rFonts w:ascii="Arial" w:hAnsi="Arial"/>
-          <w:sz w:val="24"/>
-          <w:szCs w:val="24"/>
-        </w:rPr>
-        <w:t>React</w:t>
-      </w:r>
-      <w:proofErr w:type="spellEnd"/>
-      <w:r>
-        <w:rPr>
-          <w:rStyle w:val="Tipodeletrapredefinidodopargrafo1"/>
-          <w:rFonts w:ascii="Arial" w:hAnsi="Arial"/>
-          <w:sz w:val="24"/>
-          <w:szCs w:val="24"/>
-        </w:rPr>
-        <w:t xml:space="preserve"> </w:t>
-      </w:r>
-      <w:proofErr w:type="spellStart"/>
-      <w:r>
-        <w:rPr>
-          <w:rStyle w:val="Tipodeletrapredefinidodopargrafo1"/>
-          <w:rFonts w:ascii="Arial" w:hAnsi="Arial"/>
-          <w:sz w:val="24"/>
-          <w:szCs w:val="24"/>
-        </w:rPr>
-        <w:t>Native</w:t>
-      </w:r>
-      <w:proofErr w:type="spellEnd"/>
-      <w:r>
-        <w:rPr>
-          <w:rStyle w:val="Tipodeletrapredefinidodopargrafo1"/>
-          <w:rFonts w:ascii="Arial" w:hAnsi="Arial"/>
-          <w:sz w:val="24"/>
-          <w:szCs w:val="24"/>
-        </w:rPr>
-        <w:t xml:space="preserve"> para o desenvolvimento da interface, além de PHP para o </w:t>
-      </w:r>
-      <w:proofErr w:type="spellStart"/>
-      <w:r>
-        <w:rPr>
-          <w:rStyle w:val="Tipodeletrapredefinidodopargrafo1"/>
-          <w:rFonts w:ascii="Arial" w:hAnsi="Arial"/>
-          <w:sz w:val="24"/>
-          <w:szCs w:val="24"/>
-        </w:rPr>
-        <w:t>backend</w:t>
-      </w:r>
-      <w:proofErr w:type="spellEnd"/>
-      <w:r>
-        <w:rPr>
-          <w:rStyle w:val="Tipodeletrapredefinidodopargrafo1"/>
-          <w:rFonts w:ascii="Arial" w:hAnsi="Arial"/>
-          <w:sz w:val="24"/>
-          <w:szCs w:val="24"/>
-        </w:rPr>
-        <w:t>. Nessa fase, também foram iniciados os processos de integração com APIs externas, incluindo a API Gemini, responsável pelas funcionalidades de identificação de plantas e interação via chat.</w:t>
-      </w:r>
-    </w:p>
-    <w:p>
-      <w:pPr>
-        <w:spacing w:after="120" w:line="360" w:lineRule="auto"/>
-        <w:ind w:firstLine="709"/>
-        <w:jc w:val="both"/>
-      </w:pPr>
-      <w:r>
-        <w:rPr>
-          <w:rStyle w:val="Tipodeletrapredefinidodopargrafo1"/>
-          <w:rFonts w:ascii="Arial" w:hAnsi="Arial"/>
-          <w:sz w:val="24"/>
-          <w:szCs w:val="24"/>
-        </w:rPr>
-        <w:t>Atualmente, o projeto encontra-se na etapa de desenvolvimento e ajustes, na qual estão sendo realizados aprimoramentos nas funcionalidades, finalização das telas e testes iniciais do sistema, visando garantir seu correto funcionamento e eficiência.</w:t>
-      </w:r>
-    </w:p>
-    <w:p>
-      <w:pPr>
-        <w:spacing w:after="120" w:line="360" w:lineRule="auto"/>
-        <w:jc w:val="both"/>
-        <w:rPr>
-          <w:rFonts w:ascii="Arial" w:hAnsi="Arial"/>
-          <w:sz w:val="24"/>
-          <w:szCs w:val="24"/>
-        </w:rPr>
-      </w:pPr>
-    </w:p>
-    <w:p>
-      <w:pPr>
-        <w:pStyle w:val="Ttulo2"/>
-        <w:spacing w:line="360" w:lineRule="auto"/>
-      </w:pPr>
-      <w:bookmarkStart w:id="66" w:name="_Toc236227690"/>
-      <w:bookmarkStart w:id="67" w:name="_Toc236231078"/>
-      <w:r>
-        <w:rPr>
-          <w:rStyle w:val="Tipodeletrapredefinidodopargrafo1"/>
-          <w:rFonts w:ascii="Arial" w:hAnsi="Arial"/>
-          <w:b/>
-          <w:bCs/>
-          <w:color w:val="000000"/>
-          <w:sz w:val="24"/>
-          <w:szCs w:val="24"/>
-        </w:rPr>
-        <w:t>3</w:t>
-      </w:r>
-      <w:r>
-        <w:rPr>
-          <w:rStyle w:val="Tipodeletrapredefinidodopargrafo1"/>
-          <w:rFonts w:ascii="Arial" w:hAnsi="Arial"/>
-          <w:b/>
-          <w:bCs/>
-          <w:color w:val="000000"/>
-          <w:sz w:val="24"/>
-          <w:szCs w:val="24"/>
-        </w:rPr>
-        <w:t>.3 Tecnologias Utilizadas</w:t>
-      </w:r>
-      <w:bookmarkEnd w:id="66"/>
-      <w:bookmarkEnd w:id="67"/>
-    </w:p>
-    <w:p>
-      <w:pPr>
-        <w:spacing w:after="120" w:line="360" w:lineRule="auto"/>
-        <w:ind w:firstLine="709"/>
-        <w:jc w:val="both"/>
-      </w:pPr>
-      <w:r>
-        <w:rPr>
-          <w:rStyle w:val="Tipodeletrapredefinidodopargrafo1"/>
-          <w:rFonts w:ascii="Arial" w:hAnsi="Arial"/>
-          <w:sz w:val="24"/>
-          <w:szCs w:val="24"/>
-        </w:rPr>
-        <w:t>O desenvolvimento do sistema proposto fundamenta-se na utilização de tecnologias modernas voltadas à criação de aplicações mobile, com o objetivo de garantir desempenho, escalabilidade e uma experiência eficiente ao usuário.</w:t>
-      </w:r>
-    </w:p>
-    <w:p>
-      <w:pPr>
-        <w:spacing w:after="120" w:line="360" w:lineRule="auto"/>
-        <w:ind w:firstLine="709"/>
-        <w:jc w:val="both"/>
-      </w:pPr>
-      <w:r>
-        <w:rPr>
-          <w:rStyle w:val="Tipodeletrapredefinidodopargrafo1"/>
-          <w:rFonts w:ascii="Arial" w:hAnsi="Arial"/>
-          <w:sz w:val="24"/>
-          <w:szCs w:val="24"/>
-        </w:rPr>
-        <w:t xml:space="preserve">Para a construção da interface do aplicativo, foi utilizada a biblioteca </w:t>
-      </w:r>
-      <w:proofErr w:type="spellStart"/>
-      <w:r>
-        <w:rPr>
-          <w:rStyle w:val="Tipodeletrapredefinidodopargrafo1"/>
-          <w:rFonts w:ascii="Arial" w:hAnsi="Arial"/>
-          <w:sz w:val="24"/>
-          <w:szCs w:val="24"/>
-        </w:rPr>
-        <w:t>React</w:t>
-      </w:r>
-      <w:proofErr w:type="spellEnd"/>
-      <w:r>
-        <w:rPr>
-          <w:rStyle w:val="Tipodeletrapredefinidodopargrafo1"/>
-          <w:rFonts w:ascii="Arial" w:hAnsi="Arial"/>
-          <w:sz w:val="24"/>
-          <w:szCs w:val="24"/>
-        </w:rPr>
-        <w:t xml:space="preserve"> </w:t>
-      </w:r>
-      <w:proofErr w:type="spellStart"/>
-      <w:r>
-        <w:rPr>
-          <w:rStyle w:val="Tipodeletrapredefinidodopargrafo1"/>
-          <w:rFonts w:ascii="Arial" w:hAnsi="Arial"/>
-          <w:sz w:val="24"/>
-          <w:szCs w:val="24"/>
-        </w:rPr>
-        <w:t>Native</w:t>
-      </w:r>
-      <w:proofErr w:type="spellEnd"/>
-      <w:r>
-        <w:rPr>
-          <w:rStyle w:val="Tipodeletrapredefinidodopargrafo1"/>
-          <w:rFonts w:ascii="Arial" w:hAnsi="Arial"/>
-          <w:sz w:val="24"/>
-          <w:szCs w:val="24"/>
-        </w:rPr>
-        <w:t>, que permite o desenvolvimento de aplicações móveis multiplataforma a partir de uma única base de código. Essa tecnologia possibilita a criação de interfaces dinâmicas, responsivas e com boa performance, além de facilitar a manutenção e evolução do sistema.</w:t>
-      </w:r>
-    </w:p>
-    <w:p>
-      <w:pPr>
-        <w:spacing w:after="120" w:line="360" w:lineRule="auto"/>
-        <w:ind w:firstLine="709"/>
-        <w:jc w:val="both"/>
-      </w:pPr>
-      <w:r>
-        <w:rPr>
-          <w:rStyle w:val="Tipodeletrapredefinidodopargrafo1"/>
-          <w:rFonts w:ascii="Arial" w:hAnsi="Arial"/>
-          <w:sz w:val="24"/>
-          <w:szCs w:val="24"/>
-        </w:rPr>
-        <w:t xml:space="preserve">No que se refere ao desenvolvimento do </w:t>
-      </w:r>
-      <w:proofErr w:type="spellStart"/>
-      <w:r>
-        <w:rPr>
-          <w:rStyle w:val="Tipodeletrapredefinidodopargrafo1"/>
-          <w:rFonts w:ascii="Arial" w:hAnsi="Arial"/>
-          <w:sz w:val="24"/>
-          <w:szCs w:val="24"/>
-        </w:rPr>
-        <w:t>backend</w:t>
-      </w:r>
-      <w:proofErr w:type="spellEnd"/>
-      <w:r>
-        <w:rPr>
-          <w:rStyle w:val="Tipodeletrapredefinidodopargrafo1"/>
-          <w:rFonts w:ascii="Arial" w:hAnsi="Arial"/>
-          <w:sz w:val="24"/>
-          <w:szCs w:val="24"/>
-        </w:rPr>
-        <w:t xml:space="preserve">, foi utilizada a linguagem PHP, responsável pelo processamento das requisições, comunicação com o banco de dados e integração com serviços externos. O </w:t>
-      </w:r>
-      <w:proofErr w:type="spellStart"/>
-      <w:r>
-        <w:rPr>
-          <w:rStyle w:val="Tipodeletrapredefinidodopargrafo1"/>
-          <w:rFonts w:ascii="Arial" w:hAnsi="Arial"/>
-          <w:sz w:val="24"/>
-          <w:szCs w:val="24"/>
-        </w:rPr>
-        <w:t>backend</w:t>
-      </w:r>
-      <w:proofErr w:type="spellEnd"/>
-      <w:r>
-        <w:rPr>
-          <w:rStyle w:val="Tipodeletrapredefinidodopargrafo1"/>
-          <w:rFonts w:ascii="Arial" w:hAnsi="Arial"/>
-          <w:sz w:val="24"/>
-          <w:szCs w:val="24"/>
-        </w:rPr>
-        <w:t xml:space="preserve"> atua como intermediador entre o aplicativo e os dados, garantindo a execução correta das funcionalidades implementadas.</w:t>
-      </w:r>
-    </w:p>
-    <w:p>
-      <w:pPr>
-        <w:spacing w:after="120" w:line="360" w:lineRule="auto"/>
-        <w:ind w:firstLine="709"/>
-        <w:jc w:val="both"/>
-      </w:pPr>
-      <w:r>
-        <w:rPr>
-          <w:rStyle w:val="Tipodeletrapredefinidodopargrafo1"/>
-          <w:rFonts w:ascii="Arial" w:hAnsi="Arial"/>
-          <w:sz w:val="24"/>
-          <w:szCs w:val="24"/>
-        </w:rPr>
-        <w:t>Para o armazenamento e gerenciamento das informações, foi adotado o sistema gerenciador de banco de dados MySQL, no qual foram estruturadas tabelas responsáveis por armazenar dados relacionados às plantas, usuários e demais informações necessárias ao funcionamento do aplicativo.</w:t>
-      </w:r>
-    </w:p>
-    <w:p>
-      <w:pPr>
-        <w:spacing w:after="120" w:line="360" w:lineRule="auto"/>
-        <w:ind w:firstLine="709"/>
-        <w:jc w:val="both"/>
-      </w:pPr>
-      <w:r>
-        <w:rPr>
-          <w:rStyle w:val="Tipodeletrapredefinidodopargrafo1"/>
-          <w:rFonts w:ascii="Arial" w:hAnsi="Arial"/>
-          <w:sz w:val="24"/>
-          <w:szCs w:val="24"/>
-        </w:rPr>
-        <w:lastRenderedPageBreak/>
-        <w:t>Também foram utilizadas as linguagens HTML e CSS em etapas complementares do desenvolvimento, especialmente na organização estrutural e estilização de componentes auxiliares, quando necessário.</w:t>
-      </w:r>
-    </w:p>
-    <w:p>
-      <w:pPr>
-        <w:spacing w:after="120" w:line="360" w:lineRule="auto"/>
-        <w:ind w:firstLine="709"/>
-        <w:jc w:val="both"/>
-      </w:pPr>
-      <w:r>
-        <w:rPr>
-          <w:rStyle w:val="Tipodeletrapredefinidodopargrafo1"/>
-          <w:rFonts w:ascii="Arial" w:hAnsi="Arial"/>
-          <w:sz w:val="24"/>
-          <w:szCs w:val="24"/>
-        </w:rPr>
-        <w:t>Um dos principais diferenciais tecnológicos do projeto é a integração com a API do Gemini, responsável pela implementação de funcionalidades baseadas em inteligência artificial. Essa API permite tanto a identificação de plantas por meio de imagens quanto a interação com o usuário via chat, oferecendo suporte informacional sobre as Plantas Alimentícias Não Convencionais (</w:t>
-      </w:r>
-      <w:proofErr w:type="spellStart"/>
-      <w:r>
-        <w:rPr>
-          <w:rStyle w:val="Tipodeletrapredefinidodopargrafo1"/>
-          <w:rFonts w:ascii="Arial" w:hAnsi="Arial"/>
-          <w:sz w:val="24"/>
-          <w:szCs w:val="24"/>
-        </w:rPr>
-        <w:t>PANCs</w:t>
-      </w:r>
-      <w:proofErr w:type="spellEnd"/>
-      <w:r>
-        <w:rPr>
-          <w:rStyle w:val="Tipodeletrapredefinidodopargrafo1"/>
-          <w:rFonts w:ascii="Arial" w:hAnsi="Arial"/>
-          <w:sz w:val="24"/>
-          <w:szCs w:val="24"/>
-        </w:rPr>
-        <w:t>).</w:t>
-      </w:r>
-    </w:p>
-    <w:p>
-      <w:pPr>
-        <w:spacing w:after="120" w:line="360" w:lineRule="auto"/>
-        <w:ind w:firstLine="709"/>
-        <w:jc w:val="both"/>
-      </w:pPr>
-      <w:r>
-        <w:rPr>
-          <w:rStyle w:val="Tipodeletrapredefinidodopargrafo1"/>
-          <w:rFonts w:ascii="Arial" w:hAnsi="Arial"/>
-          <w:sz w:val="24"/>
-          <w:szCs w:val="24"/>
-        </w:rPr>
-        <w:t>O sistema ainda faz uso de APIs de terceiros, que atuam como fontes complementares de dados, contribuindo para ampliar a base de informações e aumentar a confiabilidade dos resultados apresentados ao usuário.</w:t>
-      </w:r>
-    </w:p>
-    <w:p>
-      <w:pPr>
-        <w:spacing w:after="120" w:line="360" w:lineRule="auto"/>
-        <w:ind w:firstLine="709"/>
-        <w:jc w:val="both"/>
-      </w:pPr>
-      <w:r>
-        <w:rPr>
-          <w:rStyle w:val="Tipodeletrapredefinidodopargrafo1"/>
-          <w:rFonts w:ascii="Arial" w:hAnsi="Arial"/>
-          <w:sz w:val="24"/>
-          <w:szCs w:val="24"/>
-        </w:rPr>
-        <w:t xml:space="preserve">A integração dessas tecnologias possibilita o desenvolvimento de uma aplicação mobile robusta, capaz de atender aos objetivos propostos e oferecer uma solução tecnológica eficiente para a identificação e disseminação de informações sobre </w:t>
-      </w:r>
-      <w:proofErr w:type="spellStart"/>
-      <w:r>
-        <w:rPr>
-          <w:rStyle w:val="Tipodeletrapredefinidodopargrafo1"/>
-          <w:rFonts w:ascii="Arial" w:hAnsi="Arial"/>
-          <w:sz w:val="24"/>
-          <w:szCs w:val="24"/>
-        </w:rPr>
-        <w:t>PANCs</w:t>
-      </w:r>
-      <w:proofErr w:type="spellEnd"/>
-      <w:r>
-        <w:rPr>
-          <w:rStyle w:val="Tipodeletrapredefinidodopargrafo1"/>
-          <w:rFonts w:ascii="Arial" w:hAnsi="Arial"/>
-          <w:sz w:val="24"/>
-          <w:szCs w:val="24"/>
-        </w:rPr>
-        <w:t>.</w:t>
-      </w:r>
-    </w:p>
-    <w:p>
-      <w:pPr>
-        <w:spacing w:after="120" w:line="360" w:lineRule="auto"/>
-        <w:jc w:val="both"/>
-        <w:rPr>
-          <w:rFonts w:ascii="Arial" w:hAnsi="Arial"/>
-          <w:sz w:val="24"/>
-          <w:szCs w:val="24"/>
-        </w:rPr>
-      </w:pPr>
-    </w:p>
-    <w:p>
-      <w:pPr>
-        <w:pStyle w:val="Ttulo2"/>
-        <w:spacing w:line="360" w:lineRule="auto"/>
+      </w:pPr>
+      <w:bookmarkStart w:id="70" w:name="_Toc236231080"/>
+      <w:r>
         <w:rPr>
           <w:rFonts w:ascii="Arial" w:hAnsi="Arial" w:cs="Arial"/>
           <w:b/>
@@ -10484,344 +11512,9 @@
           <w:sz w:val="24"/>
           <w:szCs w:val="24"/>
         </w:rPr>
-      </w:pPr>
-      <w:bookmarkStart w:id="68" w:name="_Toc236227691"/>
-      <w:bookmarkStart w:id="69" w:name="_Toc236231079"/>
-      <w:r>
-        <w:rPr>
-          <w:rFonts w:ascii="Arial" w:hAnsi="Arial" w:cs="Arial"/>
-          <w:b/>
-          <w:color w:val="000000"/>
-          <w:sz w:val="24"/>
-          <w:szCs w:val="24"/>
-        </w:rPr>
-        <w:t>3</w:t>
-      </w:r>
-      <w:r>
-        <w:rPr>
-          <w:rFonts w:ascii="Arial" w:hAnsi="Arial" w:cs="Arial"/>
-          <w:b/>
-          <w:color w:val="000000"/>
-          <w:sz w:val="24"/>
-          <w:szCs w:val="24"/>
-        </w:rPr>
-        <w:t>.4 Desenvolvimento do Sistema</w:t>
-      </w:r>
-      <w:bookmarkEnd w:id="68"/>
-      <w:bookmarkEnd w:id="69"/>
-    </w:p>
-    <w:p>
-      <w:pPr>
-        <w:spacing w:after="120" w:line="360" w:lineRule="auto"/>
-        <w:ind w:firstLine="709"/>
-        <w:jc w:val="both"/>
-      </w:pPr>
-      <w:r>
-        <w:rPr>
-          <w:rStyle w:val="Tipodeletrapredefinidodopargrafo1"/>
-          <w:rFonts w:ascii="Arial" w:hAnsi="Arial"/>
-          <w:sz w:val="24"/>
-          <w:szCs w:val="24"/>
-        </w:rPr>
-        <w:t>O desenvolvimento do sistema está sendo realizado de forma incremental, permitindo a construção gradual das funcionalidades e a realização de ajustes contínuos ao longo do processo.</w:t>
-      </w:r>
-    </w:p>
-    <w:p>
-      <w:pPr>
-        <w:spacing w:after="120" w:line="360" w:lineRule="auto"/>
-        <w:ind w:firstLine="709"/>
-        <w:jc w:val="both"/>
-      </w:pPr>
-      <w:r>
-        <w:rPr>
-          <w:rStyle w:val="Tipodeletrapredefinidodopargrafo1"/>
-          <w:rFonts w:ascii="Arial" w:hAnsi="Arial"/>
-          <w:sz w:val="24"/>
-          <w:szCs w:val="24"/>
-        </w:rPr>
-        <w:t>Inicialmente, foi estruturado o banco de dados, no qual foram definidas as entidades, atributos e relacionamentos necessários para o funcionamento do aplicativo. Essa etapa foi fundamental para garantir a organização e integridade das informações, servindo como base para as demais fases do desenvolvimento.</w:t>
-      </w:r>
-    </w:p>
-    <w:p>
-      <w:pPr>
-        <w:spacing w:after="120" w:line="360" w:lineRule="auto"/>
-        <w:ind w:firstLine="709"/>
-        <w:jc w:val="both"/>
-      </w:pPr>
-      <w:r>
-        <w:rPr>
-          <w:rStyle w:val="Tipodeletrapredefinidodopargrafo1"/>
-          <w:rFonts w:ascii="Arial" w:hAnsi="Arial"/>
-          <w:sz w:val="24"/>
-          <w:szCs w:val="24"/>
-        </w:rPr>
-        <w:t>Posteriormente, foi realizada a prototipação das interfaces, com a criação do design das telas do aplicativo mobile. Essa fase teve como foco a definição da experiência do usuário (UX) e da interface (UI), buscando uma navegação intuitiva, acessível e alinhada aos objetivos do sistema. Atualmente, algumas telas já foram desenvolvidas, embora ainda estejam em processo de refinamento.</w:t>
-      </w:r>
-    </w:p>
-    <w:p>
-      <w:pPr>
-        <w:spacing w:after="120" w:line="360" w:lineRule="auto"/>
-        <w:ind w:firstLine="709"/>
-        <w:jc w:val="both"/>
-      </w:pPr>
-      <w:r>
-        <w:rPr>
-          <w:rStyle w:val="Tipodeletrapredefinidodopargrafo1"/>
-          <w:rFonts w:ascii="Arial" w:hAnsi="Arial"/>
-          <w:sz w:val="24"/>
-          <w:szCs w:val="24"/>
-        </w:rPr>
-        <w:t xml:space="preserve">Em seguida, iniciou-se a implementação do aplicativo utilizando o framework </w:t>
-      </w:r>
-      <w:proofErr w:type="spellStart"/>
-      <w:r>
-        <w:rPr>
-          <w:rStyle w:val="Tipodeletrapredefinidodopargrafo1"/>
-          <w:rFonts w:ascii="Arial" w:hAnsi="Arial"/>
-          <w:sz w:val="24"/>
-          <w:szCs w:val="24"/>
-        </w:rPr>
-        <w:t>React</w:t>
-      </w:r>
-      <w:proofErr w:type="spellEnd"/>
-      <w:r>
-        <w:rPr>
-          <w:rStyle w:val="Tipodeletrapredefinidodopargrafo1"/>
-          <w:rFonts w:ascii="Arial" w:hAnsi="Arial"/>
-          <w:sz w:val="24"/>
-          <w:szCs w:val="24"/>
-        </w:rPr>
-        <w:t xml:space="preserve"> </w:t>
-      </w:r>
-      <w:proofErr w:type="spellStart"/>
-      <w:r>
-        <w:rPr>
-          <w:rStyle w:val="Tipodeletrapredefinidodopargrafo1"/>
-          <w:rFonts w:ascii="Arial" w:hAnsi="Arial"/>
-          <w:sz w:val="24"/>
-          <w:szCs w:val="24"/>
-        </w:rPr>
-        <w:t>Native</w:t>
-      </w:r>
-      <w:proofErr w:type="spellEnd"/>
-      <w:r>
-        <w:rPr>
-          <w:rStyle w:val="Tipodeletrapredefinidodopargrafo1"/>
-          <w:rFonts w:ascii="Arial" w:hAnsi="Arial"/>
-          <w:sz w:val="24"/>
-          <w:szCs w:val="24"/>
-        </w:rPr>
-        <w:t xml:space="preserve">. Nessa etapa, estão sendo desenvolvidas as funcionalidades principais </w:t>
-      </w:r>
-      <w:r>
-        <w:rPr>
-          <w:rStyle w:val="Tipodeletrapredefinidodopargrafo1"/>
-          <w:rFonts w:ascii="Arial" w:hAnsi="Arial"/>
-          <w:sz w:val="24"/>
-          <w:szCs w:val="24"/>
-        </w:rPr>
-        <w:lastRenderedPageBreak/>
-        <w:t xml:space="preserve">do sistema, como o cadastro de usuários, exibição de informações sobre as </w:t>
-      </w:r>
-      <w:proofErr w:type="spellStart"/>
-      <w:r>
-        <w:rPr>
-          <w:rStyle w:val="Tipodeletrapredefinidodopargrafo1"/>
-          <w:rFonts w:ascii="Arial" w:hAnsi="Arial"/>
-          <w:sz w:val="24"/>
-          <w:szCs w:val="24"/>
-        </w:rPr>
-        <w:t>PANCs</w:t>
-      </w:r>
-      <w:proofErr w:type="spellEnd"/>
-      <w:r>
-        <w:rPr>
-          <w:rStyle w:val="Tipodeletrapredefinidodopargrafo1"/>
-          <w:rFonts w:ascii="Arial" w:hAnsi="Arial"/>
-          <w:sz w:val="24"/>
-          <w:szCs w:val="24"/>
-        </w:rPr>
-        <w:t xml:space="preserve"> e estruturação da navegação entre as telas.</w:t>
-      </w:r>
-    </w:p>
-    <w:p>
-      <w:pPr>
-        <w:spacing w:after="120" w:line="360" w:lineRule="auto"/>
-        <w:ind w:firstLine="709"/>
-        <w:jc w:val="both"/>
-      </w:pPr>
-      <w:r>
-        <w:rPr>
-          <w:rStyle w:val="Tipodeletrapredefinidodopargrafo1"/>
-          <w:rFonts w:ascii="Arial" w:hAnsi="Arial"/>
-          <w:sz w:val="24"/>
-          <w:szCs w:val="24"/>
-        </w:rPr>
-        <w:t xml:space="preserve">Ao mesmo tempo, está sendo realizada a integração com o </w:t>
-      </w:r>
-      <w:proofErr w:type="spellStart"/>
-      <w:r>
-        <w:rPr>
-          <w:rStyle w:val="Tipodeletrapredefinidodopargrafo1"/>
-          <w:rFonts w:ascii="Arial" w:hAnsi="Arial"/>
-          <w:sz w:val="24"/>
-          <w:szCs w:val="24"/>
-        </w:rPr>
-        <w:t>backend</w:t>
-      </w:r>
-      <w:proofErr w:type="spellEnd"/>
-      <w:r>
-        <w:rPr>
-          <w:rStyle w:val="Tipodeletrapredefinidodopargrafo1"/>
-          <w:rFonts w:ascii="Arial" w:hAnsi="Arial"/>
-          <w:sz w:val="24"/>
-          <w:szCs w:val="24"/>
-        </w:rPr>
-        <w:t>, desenvolvido em PHP, responsável pela comunicação com o banco de dados MySQL e pelo gerenciamento das requisições realizadas pelo aplicativo.</w:t>
-      </w:r>
-    </w:p>
-    <w:p>
-      <w:pPr>
-        <w:spacing w:after="120" w:line="360" w:lineRule="auto"/>
-        <w:ind w:firstLine="709"/>
-        <w:jc w:val="both"/>
-      </w:pPr>
-      <w:r>
-        <w:rPr>
-          <w:rStyle w:val="Tipodeletrapredefinidodopargrafo1"/>
-          <w:rFonts w:ascii="Arial" w:hAnsi="Arial"/>
-          <w:sz w:val="24"/>
-          <w:szCs w:val="24"/>
-        </w:rPr>
-        <w:t>Um dos principais recursos em desenvolvimento é a integração com a API do Gemini, que permitirá ao usuário identificar plantas por meio do envio de imagens, além de interagir com um sistema de chat inteligente para obtenção de informações adicionais sobre as espécies. Essa funcionalidade utiliza conceitos de inteligência artificial para ampliar a usabilidade e o potencial informativo do aplicativo.</w:t>
-      </w:r>
-    </w:p>
-    <w:p>
-      <w:pPr>
-        <w:spacing w:after="120" w:line="360" w:lineRule="auto"/>
-        <w:ind w:firstLine="709"/>
-        <w:jc w:val="both"/>
-      </w:pPr>
-      <w:r>
-        <w:rPr>
-          <w:rStyle w:val="Tipodeletrapredefinidodopargrafo1"/>
-          <w:rFonts w:ascii="Arial" w:hAnsi="Arial"/>
-          <w:sz w:val="24"/>
-          <w:szCs w:val="24"/>
-        </w:rPr>
-        <w:t>O sistema também prevê a integração com APIs externas, com o objetivo de complementar as informações disponíveis e enriquecer a base de dados utilizada pela aplicação.</w:t>
-      </w:r>
-    </w:p>
-    <w:p>
-      <w:pPr>
-        <w:spacing w:after="120" w:line="360" w:lineRule="auto"/>
-        <w:ind w:firstLine="709"/>
-        <w:jc w:val="both"/>
-      </w:pPr>
-      <w:r>
-        <w:rPr>
-          <w:rStyle w:val="Tipodeletrapredefinidodopargrafo1"/>
-          <w:rFonts w:ascii="Arial" w:hAnsi="Arial"/>
-          <w:sz w:val="24"/>
-          <w:szCs w:val="24"/>
-        </w:rPr>
-        <w:t>Atualmente, o projeto encontra-se em fase de desenvolvimento parcial, com o banco de dados estruturado, o design definido e algumas funcionalidades implementadas, porém ainda em processo de finalização. As próximas etapas envolvem a conclusão das funcionalidades, realização de testes e validação do sistema, visando garantir sua eficiência, confiabilidade e adequação aos objetivos propostos.</w:t>
-      </w:r>
-    </w:p>
-    <w:p>
-      <w:pPr>
-        <w:spacing w:after="120" w:line="360" w:lineRule="auto"/>
-        <w:ind w:firstLine="709"/>
-        <w:jc w:val="both"/>
-      </w:pPr>
-      <w:r>
-        <w:rPr>
-          <w:rStyle w:val="Tipodeletrapredefinidodopargrafo1"/>
-          <w:rFonts w:ascii="Arial" w:hAnsi="Arial"/>
-          <w:sz w:val="24"/>
-          <w:szCs w:val="24"/>
-        </w:rPr>
-        <w:t>O desenvolvimento do sistema também se baseia em princípios da metodologia ágil Scrum, que tem como objetivo organizar e otimizar o processo de criação do software por meio de ciclos iterativos e incrementais. Nesse contexto, o projeto é dividido em pequenas etapas chamadas de sprints, nas quais são definidas metas específicas a serem desenvolvidas em períodos curtos de tempo.</w:t>
-      </w:r>
-    </w:p>
-    <w:p>
-      <w:pPr>
-        <w:spacing w:after="120" w:line="360" w:lineRule="auto"/>
-        <w:ind w:firstLine="709"/>
-        <w:jc w:val="both"/>
-      </w:pPr>
-      <w:r>
-        <w:rPr>
-          <w:rStyle w:val="Tipodeletrapredefinidodopargrafo1"/>
-          <w:rFonts w:ascii="Arial" w:hAnsi="Arial"/>
-          <w:sz w:val="24"/>
-          <w:szCs w:val="24"/>
-        </w:rPr>
-        <w:t>A utilização do Scrum permite maior flexibilidade durante o desenvolvimento, possibilitando a realização de ajustes contínuos conforme a evolução do projeto. A cada ciclo, são avaliadas as funcionalidades implementadas e identificadas melhorias ou correções necessárias, contribuindo para o aprimoramento progressivo do sistema.</w:t>
-      </w:r>
-    </w:p>
-    <w:p>
-      <w:pPr>
-        <w:spacing w:after="120" w:line="360" w:lineRule="auto"/>
-        <w:ind w:firstLine="709"/>
-        <w:jc w:val="both"/>
-      </w:pPr>
-      <w:r>
-        <w:rPr>
-          <w:rStyle w:val="Tipodeletrapredefinidodopargrafo1"/>
-          <w:rFonts w:ascii="Arial" w:hAnsi="Arial"/>
-          <w:sz w:val="24"/>
-          <w:szCs w:val="24"/>
-        </w:rPr>
-        <w:t>A adoção dessa metodologia auxilia na organização das atividades, no acompanhamento do progresso do projeto e na garantia de que as funcionalidades sejam desenvolvidas de forma estruturada e alinhada aos objetivos propostos.</w:t>
-      </w:r>
-    </w:p>
-    <w:p>
-      <w:pPr>
-        <w:spacing w:after="120" w:line="360" w:lineRule="auto"/>
-        <w:jc w:val="both"/>
-        <w:rPr>
-          <w:rFonts w:ascii="Arial" w:hAnsi="Arial"/>
-          <w:sz w:val="24"/>
-          <w:szCs w:val="24"/>
-        </w:rPr>
-      </w:pPr>
-    </w:p>
-    <w:p>
-      <w:pPr>
-        <w:spacing w:after="120" w:line="360" w:lineRule="auto"/>
-        <w:jc w:val="both"/>
-        <w:rPr>
-          <w:rFonts w:ascii="Arial" w:hAnsi="Arial"/>
-          <w:sz w:val="24"/>
-          <w:szCs w:val="24"/>
-        </w:rPr>
-      </w:pPr>
-    </w:p>
-    <w:p>
-      <w:pPr>
-        <w:pStyle w:val="Ttulo1"/>
-        <w:jc w:val="center"/>
-        <w:rPr>
-          <w:rFonts w:ascii="Arial" w:hAnsi="Arial" w:cs="Arial"/>
-          <w:b/>
-          <w:color w:val="000000"/>
-          <w:sz w:val="24"/>
-          <w:szCs w:val="24"/>
-        </w:rPr>
-      </w:pPr>
-      <w:bookmarkStart w:id="70" w:name="_Toc236231080"/>
-      <w:r>
-        <w:rPr>
-          <w:rFonts w:ascii="Arial" w:hAnsi="Arial" w:cs="Arial"/>
-          <w:b/>
-          <w:color w:val="000000"/>
-          <w:sz w:val="24"/>
-          <w:szCs w:val="24"/>
-        </w:rPr>
         <w:t>REFERÊNCIAS</w:t>
       </w:r>
-      <w:bookmarkEnd w:id="59"/>
+      <w:bookmarkEnd w:id="60"/>
       <w:bookmarkEnd w:id="70"/>
     </w:p>
     <w:p>
@@ -11102,6 +11795,7 @@
         <w:docPartUnique/>
       </w:docPartObj>
     </w:sdtPr>
+    <w:sdtEndPr/>
     <w:sdtContent>
       <w:p>
         <w:pPr>
@@ -11693,6 +12387,7 @@
   <w:style w:type="character" w:default="1" w:styleId="Fontepargpadro">
     <w:name w:val="Default Paragraph Font"/>
     <w:uiPriority w:val="1"/>
+    <w:semiHidden/>
     <w:unhideWhenUsed/>
   </w:style>
   <w:style w:type="table" w:default="1" w:styleId="Tabelanormal">
@@ -12150,7 +12845,7 @@
 </file>
 
 <file path=customXml/itemProps1.xml><?xml version="1.0" encoding="utf-8"?>
-<ds:datastoreItem xmlns:ds="http://schemas.openxmlformats.org/officeDocument/2006/customXml" ds:itemID="{3366F9F0-F982-4BD3-9BFF-F70A74C24368}">
+<ds:datastoreItem xmlns:ds="http://schemas.openxmlformats.org/officeDocument/2006/customXml" ds:itemID="{B1221B1F-E3FA-4511-B9E9-FC134E4BFA39}">
   <ds:schemaRefs>
     <ds:schemaRef ds:uri="http://schemas.openxmlformats.org/officeDocument/2006/bibliography"/>
   </ds:schemaRefs>

--- a/Documentação/Documento Final.docx
+++ b/Documentação/Documento Final.docx
@@ -1284,8 +1284,8 @@
         <w:spacing w:line="360" w:lineRule="auto"/>
       </w:pPr>
     </w:p>
-    <w:bookmarkStart w:id="0" w:name="_Toc236230459" w:displacedByCustomXml="next"/>
-    <w:bookmarkStart w:id="1" w:name="_Toc236231046" w:displacedByCustomXml="next"/>
+    <w:bookmarkStart w:id="0" w:name="_Toc236231046" w:displacedByCustomXml="next"/>
+    <w:bookmarkStart w:id="1" w:name="_Toc236230459" w:displacedByCustomXml="next"/>
     <w:sdt>
       <w:sdtPr>
         <w:rPr>
@@ -1331,7 +1331,7 @@
             </w:rPr>
             <w:t>S</w:t>
           </w:r>
-          <w:bookmarkEnd w:id="0"/>
+          <w:bookmarkEnd w:id="1"/>
           <w:r>
             <w:rPr>
               <w:rFonts w:ascii="Arial" w:hAnsi="Arial" w:cs="Arial"/>
@@ -1342,7 +1342,7 @@
             </w:rPr>
             <w:t>UMÁRIO</w:t>
           </w:r>
-          <w:bookmarkEnd w:id="1"/>
+          <w:bookmarkEnd w:id="0"/>
         </w:p>
         <w:p>
           <w:pPr>
@@ -10565,8 +10565,6 @@
         </w:rPr>
         <w:t xml:space="preserve"> permitiu a visualização e administração do banco.</w:t>
       </w:r>
-      <w:bookmarkStart w:id="67" w:name="_GoBack"/>
-      <w:bookmarkEnd w:id="67"/>
     </w:p>
     <w:p>
       <w:pPr>
@@ -11187,8 +11185,8 @@
           <w:szCs w:val="24"/>
         </w:rPr>
       </w:pPr>
-      <w:bookmarkStart w:id="68" w:name="_Toc236227691"/>
-      <w:bookmarkStart w:id="69" w:name="_Toc236231079"/>
+      <w:bookmarkStart w:id="67" w:name="_Toc236227691"/>
+      <w:bookmarkStart w:id="68" w:name="_Toc236231079"/>
       <w:r>
         <w:rPr>
           <w:rFonts w:ascii="Arial" w:hAnsi="Arial" w:cs="Arial"/>
@@ -11199,23 +11197,54 @@
         </w:rPr>
         <w:t>3.4 Desenvolvimento do Sistema</w:t>
       </w:r>
+      <w:bookmarkEnd w:id="67"/>
       <w:bookmarkEnd w:id="68"/>
-      <w:bookmarkEnd w:id="69"/>
     </w:p>
     <w:p>
       <w:pPr>
         <w:spacing w:after="120" w:line="360" w:lineRule="auto"/>
         <w:ind w:firstLine="709"/>
         <w:jc w:val="both"/>
-      </w:pPr>
-      <w:r>
-        <w:rPr>
-          <w:rStyle w:val="Tipodeletrapredefinidodopargrafo1"/>
-          <w:rFonts w:ascii="Arial" w:hAnsi="Arial"/>
-          <w:sz w:val="24"/>
-          <w:szCs w:val="24"/>
-        </w:rPr>
-        <w:t>O desenvolvimento do sistema está sendo realizado de forma incremental, permitindo a construção gradual das funcionalidades e a realização de ajustes contínuos ao longo do processo.</w:t>
+        <w:rPr>
+          <w:rFonts w:ascii="Arial" w:hAnsi="Arial"/>
+          <w:sz w:val="24"/>
+          <w:szCs w:val="24"/>
+        </w:rPr>
+      </w:pPr>
+      <w:r>
+        <w:rPr>
+          <w:rFonts w:ascii="Arial" w:hAnsi="Arial"/>
+          <w:sz w:val="24"/>
+          <w:szCs w:val="24"/>
+        </w:rPr>
+        <w:t xml:space="preserve">O desenvolvimento do </w:t>
+      </w:r>
+      <w:proofErr w:type="spellStart"/>
+      <w:r>
+        <w:rPr>
+          <w:rFonts w:ascii="Arial" w:hAnsi="Arial"/>
+          <w:sz w:val="24"/>
+          <w:szCs w:val="24"/>
+        </w:rPr>
+        <w:t>Growly</w:t>
+      </w:r>
+      <w:proofErr w:type="spellEnd"/>
+      <w:r>
+        <w:rPr>
+          <w:rFonts w:ascii="Arial" w:hAnsi="Arial"/>
+          <w:sz w:val="24"/>
+          <w:szCs w:val="24"/>
+        </w:rPr>
+        <w:t xml:space="preserve"> ocorreu de forma gradual, com a construção e integração dos diferentes componentes que fazem parte da aplicação. O processo envolveu a criação da interface, implementação das funcionalidades, integração com </w:t>
+      </w:r>
+      <w:r>
+        <w:rPr>
+          <w:rFonts w:ascii="Arial" w:hAnsi="Arial"/>
+          <w:sz w:val="24"/>
+          <w:szCs w:val="24"/>
+        </w:rPr>
+        <w:lastRenderedPageBreak/>
+        <w:t>o banco de dados e serviços externos, treinamento do modelo de reconhecimento e realização de testes. As funcionalidades foram sendo aprimoradas conforme os problemas eram identificados durante o desenvolvimento.</w:t>
       </w:r>
     </w:p>
     <w:p>
@@ -11223,16 +11252,55 @@
         <w:spacing w:after="120" w:line="360" w:lineRule="auto"/>
         <w:ind w:firstLine="709"/>
         <w:jc w:val="both"/>
-      </w:pPr>
-      <w:r>
-        <w:rPr>
-          <w:rStyle w:val="Tipodeletrapredefinidodopargrafo1"/>
-          <w:rFonts w:ascii="Arial" w:hAnsi="Arial"/>
-          <w:sz w:val="24"/>
-          <w:szCs w:val="24"/>
-        </w:rPr>
-        <w:lastRenderedPageBreak/>
-        <w:t>Inicialmente, foi estruturado o banco de dados, no qual foram definidas as entidades, atributos e relacionamentos necessários para o funcionamento do aplicativo. Essa etapa foi fundamental para garantir a organização e integridade das informações, servindo como base para as demais fases do desenvolvimento.</w:t>
+        <w:rPr>
+          <w:rFonts w:ascii="Arial" w:hAnsi="Arial"/>
+          <w:sz w:val="24"/>
+          <w:szCs w:val="24"/>
+        </w:rPr>
+      </w:pPr>
+      <w:r>
+        <w:rPr>
+          <w:rFonts w:ascii="Arial" w:hAnsi="Arial"/>
+          <w:sz w:val="24"/>
+          <w:szCs w:val="24"/>
+        </w:rPr>
+        <w:t xml:space="preserve">Inicialmente, foi desenvolvida a estrutura das páginas e da interface utilizando HTML, CSS e </w:t>
+      </w:r>
+      <w:proofErr w:type="spellStart"/>
+      <w:r>
+        <w:rPr>
+          <w:rFonts w:ascii="Arial" w:hAnsi="Arial"/>
+          <w:sz w:val="24"/>
+          <w:szCs w:val="24"/>
+        </w:rPr>
+        <w:t>JavaScript</w:t>
+      </w:r>
+      <w:proofErr w:type="spellEnd"/>
+      <w:r>
+        <w:rPr>
+          <w:rFonts w:ascii="Arial" w:hAnsi="Arial"/>
+          <w:sz w:val="24"/>
+          <w:szCs w:val="24"/>
+        </w:rPr>
+        <w:t xml:space="preserve">. A aplicação foi organizada de forma a separar as diferentes áreas do sistema, como cadastro, login, início, explorar, identificação, jardim, </w:t>
+      </w:r>
+      <w:proofErr w:type="spellStart"/>
+      <w:r>
+        <w:rPr>
+          <w:rFonts w:ascii="Arial" w:hAnsi="Arial"/>
+          <w:sz w:val="24"/>
+          <w:szCs w:val="24"/>
+        </w:rPr>
+        <w:t>Eden</w:t>
+      </w:r>
+      <w:proofErr w:type="spellEnd"/>
+      <w:r>
+        <w:rPr>
+          <w:rFonts w:ascii="Arial" w:hAnsi="Arial"/>
+          <w:sz w:val="24"/>
+          <w:szCs w:val="24"/>
+        </w:rPr>
+        <w:t xml:space="preserve"> IA, suporte e configurações. Também foram realizados ajustes de responsividade para permitir que os elementos da interface apresentassem um funcionamento adequado em computadores e dispositivos móveis.</w:t>
       </w:r>
     </w:p>
     <w:p>
@@ -11240,15 +11308,55 @@
         <w:spacing w:after="120" w:line="360" w:lineRule="auto"/>
         <w:ind w:firstLine="709"/>
         <w:jc w:val="both"/>
-      </w:pPr>
-      <w:r>
-        <w:rPr>
-          <w:rStyle w:val="Tipodeletrapredefinidodopargrafo1"/>
-          <w:rFonts w:ascii="Arial" w:hAnsi="Arial"/>
-          <w:sz w:val="24"/>
-          <w:szCs w:val="24"/>
-        </w:rPr>
-        <w:t>Posteriormente, foi realizada a prototipação das interfaces, com a criação do design das telas do aplicativo mobile. Essa fase teve como foco a definição da experiência do usuário (UX) e da interface (UI), buscando uma navegação intuitiva, acessível e alinhada aos objetivos do sistema. Atualmente, algumas telas já foram desenvolvidas, embora ainda estejam em processo de refinamento.</w:t>
+        <w:rPr>
+          <w:rFonts w:ascii="Arial" w:hAnsi="Arial"/>
+          <w:sz w:val="24"/>
+          <w:szCs w:val="24"/>
+        </w:rPr>
+      </w:pPr>
+      <w:r>
+        <w:rPr>
+          <w:rFonts w:ascii="Arial" w:hAnsi="Arial"/>
+          <w:sz w:val="24"/>
+          <w:szCs w:val="24"/>
+        </w:rPr>
+        <w:t xml:space="preserve">O sistema de cadastro e autenticação passou por melhorias ao longo do desenvolvimento. Foram implementados requisitos mínimos para a criação de senhas, com indicação visual dos critérios atendidos pelo usuário. Também foi adicionada a confirmação de senha, impedindo o cadastro quando os valores informados fossem diferentes, além de controles para exibir ou ocultar os campos de senha. Posteriormente, a autenticação passou a ser integrada ao </w:t>
+      </w:r>
+      <w:proofErr w:type="spellStart"/>
+      <w:r>
+        <w:rPr>
+          <w:rFonts w:ascii="Arial" w:hAnsi="Arial"/>
+          <w:sz w:val="24"/>
+          <w:szCs w:val="24"/>
+        </w:rPr>
+        <w:t>Supabase</w:t>
+      </w:r>
+      <w:proofErr w:type="spellEnd"/>
+      <w:r>
+        <w:rPr>
+          <w:rFonts w:ascii="Arial" w:hAnsi="Arial"/>
+          <w:sz w:val="24"/>
+          <w:szCs w:val="24"/>
+        </w:rPr>
+        <w:t xml:space="preserve"> </w:t>
+      </w:r>
+      <w:proofErr w:type="spellStart"/>
+      <w:r>
+        <w:rPr>
+          <w:rFonts w:ascii="Arial" w:hAnsi="Arial"/>
+          <w:sz w:val="24"/>
+          <w:szCs w:val="24"/>
+        </w:rPr>
+        <w:t>Auth</w:t>
+      </w:r>
+      <w:proofErr w:type="spellEnd"/>
+      <w:r>
+        <w:rPr>
+          <w:rFonts w:ascii="Arial" w:hAnsi="Arial"/>
+          <w:sz w:val="24"/>
+          <w:szCs w:val="24"/>
+        </w:rPr>
+        <w:t>, permitindo o gerenciamento de usuários, sessões e confirmação de e-mail.</w:t>
       </w:r>
     </w:p>
     <w:p>
@@ -11256,60 +11364,23 @@
         <w:spacing w:after="120" w:line="360" w:lineRule="auto"/>
         <w:ind w:firstLine="709"/>
         <w:jc w:val="both"/>
-      </w:pPr>
-      <w:r>
-        <w:rPr>
-          <w:rStyle w:val="Tipodeletrapredefinidodopargrafo1"/>
-          <w:rFonts w:ascii="Arial" w:hAnsi="Arial"/>
-          <w:sz w:val="24"/>
-          <w:szCs w:val="24"/>
-        </w:rPr>
-        <w:t xml:space="preserve">Em seguida, iniciou-se a implementação do aplicativo utilizando o framework </w:t>
-      </w:r>
-      <w:proofErr w:type="spellStart"/>
-      <w:r>
-        <w:rPr>
-          <w:rStyle w:val="Tipodeletrapredefinidodopargrafo1"/>
-          <w:rFonts w:ascii="Arial" w:hAnsi="Arial"/>
-          <w:sz w:val="24"/>
-          <w:szCs w:val="24"/>
-        </w:rPr>
-        <w:t>React</w:t>
-      </w:r>
-      <w:proofErr w:type="spellEnd"/>
-      <w:r>
-        <w:rPr>
-          <w:rStyle w:val="Tipodeletrapredefinidodopargrafo1"/>
-          <w:rFonts w:ascii="Arial" w:hAnsi="Arial"/>
-          <w:sz w:val="24"/>
-          <w:szCs w:val="24"/>
-        </w:rPr>
-        <w:t xml:space="preserve"> </w:t>
-      </w:r>
-      <w:proofErr w:type="spellStart"/>
-      <w:r>
-        <w:rPr>
-          <w:rStyle w:val="Tipodeletrapredefinidodopargrafo1"/>
-          <w:rFonts w:ascii="Arial" w:hAnsi="Arial"/>
-          <w:sz w:val="24"/>
-          <w:szCs w:val="24"/>
-        </w:rPr>
-        <w:t>Native</w:t>
-      </w:r>
-      <w:proofErr w:type="spellEnd"/>
-      <w:r>
-        <w:rPr>
-          <w:rStyle w:val="Tipodeletrapredefinidodopargrafo1"/>
-          <w:rFonts w:ascii="Arial" w:hAnsi="Arial"/>
-          <w:sz w:val="24"/>
-          <w:szCs w:val="24"/>
-        </w:rPr>
-        <w:t xml:space="preserve">. Nessa etapa, estão sendo desenvolvidas as funcionalidades principais do sistema, como o cadastro de usuários, exibição de informações sobre as </w:t>
-      </w:r>
-      <w:proofErr w:type="spellStart"/>
-      <w:r>
-        <w:rPr>
-          <w:rStyle w:val="Tipodeletrapredefinidodopargrafo1"/>
+        <w:rPr>
+          <w:rFonts w:ascii="Arial" w:hAnsi="Arial"/>
+          <w:sz w:val="24"/>
+          <w:szCs w:val="24"/>
+        </w:rPr>
+      </w:pPr>
+      <w:r>
+        <w:rPr>
+          <w:rFonts w:ascii="Arial" w:hAnsi="Arial"/>
+          <w:sz w:val="24"/>
+          <w:szCs w:val="24"/>
+        </w:rPr>
+        <w:t xml:space="preserve">A área Explorar foi desenvolvida para organizar as espécies de </w:t>
+      </w:r>
+      <w:proofErr w:type="spellStart"/>
+      <w:r>
+        <w:rPr>
           <w:rFonts w:ascii="Arial" w:hAnsi="Arial"/>
           <w:sz w:val="24"/>
           <w:szCs w:val="24"/>
@@ -11319,12 +11390,29 @@
       <w:proofErr w:type="spellEnd"/>
       <w:r>
         <w:rPr>
-          <w:rStyle w:val="Tipodeletrapredefinidodopargrafo1"/>
-          <w:rFonts w:ascii="Arial" w:hAnsi="Arial"/>
-          <w:sz w:val="24"/>
-          <w:szCs w:val="24"/>
-        </w:rPr>
-        <w:t xml:space="preserve"> e estruturação da navegação entre as telas.</w:t>
+          <w:rFonts w:ascii="Arial" w:hAnsi="Arial"/>
+          <w:sz w:val="24"/>
+          <w:szCs w:val="24"/>
+        </w:rPr>
+        <w:t xml:space="preserve"> cadastradas e disponibilizar informações sobre elas. Essa funcionalidade também foi relacionada ao jardim virtual, permitindo que o usuário associasse espécies de seu interesse à sua área pessoal. Para isso, foi necessária a integração entre os dados do usuário e as informações das </w:t>
+      </w:r>
+      <w:proofErr w:type="spellStart"/>
+      <w:r>
+        <w:rPr>
+          <w:rFonts w:ascii="Arial" w:hAnsi="Arial"/>
+          <w:sz w:val="24"/>
+          <w:szCs w:val="24"/>
+        </w:rPr>
+        <w:t>PANCs</w:t>
+      </w:r>
+      <w:proofErr w:type="spellEnd"/>
+      <w:r>
+        <w:rPr>
+          <w:rFonts w:ascii="Arial" w:hAnsi="Arial"/>
+          <w:sz w:val="24"/>
+          <w:szCs w:val="24"/>
+        </w:rPr>
+        <w:t xml:space="preserve"> armazenadas no banco.</w:t>
       </w:r>
     </w:p>
     <w:p>
@@ -11332,35 +11420,55 @@
         <w:spacing w:after="120" w:line="360" w:lineRule="auto"/>
         <w:ind w:firstLine="709"/>
         <w:jc w:val="both"/>
-      </w:pPr>
-      <w:r>
-        <w:rPr>
-          <w:rStyle w:val="Tipodeletrapredefinidodopargrafo1"/>
-          <w:rFonts w:ascii="Arial" w:hAnsi="Arial"/>
-          <w:sz w:val="24"/>
-          <w:szCs w:val="24"/>
-        </w:rPr>
-        <w:t xml:space="preserve">Ao mesmo tempo, está sendo realizada a integração com o </w:t>
-      </w:r>
-      <w:proofErr w:type="spellStart"/>
-      <w:r>
-        <w:rPr>
-          <w:rStyle w:val="Tipodeletrapredefinidodopargrafo1"/>
-          <w:rFonts w:ascii="Arial" w:hAnsi="Arial"/>
-          <w:sz w:val="24"/>
-          <w:szCs w:val="24"/>
-        </w:rPr>
-        <w:t>backend</w:t>
-      </w:r>
-      <w:proofErr w:type="spellEnd"/>
-      <w:r>
-        <w:rPr>
-          <w:rStyle w:val="Tipodeletrapredefinidodopargrafo1"/>
-          <w:rFonts w:ascii="Arial" w:hAnsi="Arial"/>
-          <w:sz w:val="24"/>
-          <w:szCs w:val="24"/>
-        </w:rPr>
-        <w:t>, desenvolvido em PHP, responsável pela comunicação com o banco de dados MySQL e pelo gerenciamento das requisições realizadas pelo aplicativo.</w:t>
+        <w:rPr>
+          <w:rFonts w:ascii="Arial" w:hAnsi="Arial"/>
+          <w:sz w:val="24"/>
+          <w:szCs w:val="24"/>
+        </w:rPr>
+      </w:pPr>
+      <w:r>
+        <w:rPr>
+          <w:rFonts w:ascii="Arial" w:hAnsi="Arial"/>
+          <w:sz w:val="24"/>
+          <w:szCs w:val="24"/>
+        </w:rPr>
+        <w:t xml:space="preserve">O scanner foi desenvolvido como uma das principais funcionalidades do sistema. Para isso, foi utilizado um modelo de classificação visual treinado no </w:t>
+      </w:r>
+      <w:proofErr w:type="spellStart"/>
+      <w:r>
+        <w:rPr>
+          <w:rFonts w:ascii="Arial" w:hAnsi="Arial"/>
+          <w:sz w:val="24"/>
+          <w:szCs w:val="24"/>
+        </w:rPr>
+        <w:t>Teachable</w:t>
+      </w:r>
+      <w:proofErr w:type="spellEnd"/>
+      <w:r>
+        <w:rPr>
+          <w:rFonts w:ascii="Arial" w:hAnsi="Arial"/>
+          <w:sz w:val="24"/>
+          <w:szCs w:val="24"/>
+        </w:rPr>
+        <w:t xml:space="preserve"> </w:t>
+      </w:r>
+      <w:proofErr w:type="spellStart"/>
+      <w:r>
+        <w:rPr>
+          <w:rFonts w:ascii="Arial" w:hAnsi="Arial"/>
+          <w:sz w:val="24"/>
+          <w:szCs w:val="24"/>
+        </w:rPr>
+        <w:t>Machine</w:t>
+      </w:r>
+      <w:proofErr w:type="spellEnd"/>
+      <w:r>
+        <w:rPr>
+          <w:rFonts w:ascii="Arial" w:hAnsi="Arial"/>
+          <w:sz w:val="24"/>
+          <w:szCs w:val="24"/>
+        </w:rPr>
+        <w:t xml:space="preserve"> e executado no navegador por meio do TensorFlow.js. O sistema permite selecionar uma imagem armazenada no dispositivo ou realizar a captura por meio da câmera. Após o processamento da imagem, o modelo apresenta as probabilidades correspondentes às classes conhecidas, e a aplicação utiliza esses resultados para apresentar a identificação ao usuário.</w:t>
       </w:r>
     </w:p>
     <w:p>
@@ -11368,15 +11476,84 @@
         <w:spacing w:after="120" w:line="360" w:lineRule="auto"/>
         <w:ind w:firstLine="709"/>
         <w:jc w:val="both"/>
-      </w:pPr>
-      <w:r>
-        <w:rPr>
-          <w:rStyle w:val="Tipodeletrapredefinidodopargrafo1"/>
-          <w:rFonts w:ascii="Arial" w:hAnsi="Arial"/>
-          <w:sz w:val="24"/>
-          <w:szCs w:val="24"/>
-        </w:rPr>
-        <w:t>Um dos principais recursos em desenvolvimento é a integração com a API do Gemini, que permitirá ao usuário identificar plantas por meio do envio de imagens, além de interagir com um sistema de chat inteligente para obtenção de informações adicionais sobre as espécies. Essa funcionalidade utiliza conceitos de inteligência artificial para ampliar a usabilidade e o potencial informativo do aplicativo.</w:t>
+        <w:rPr>
+          <w:rFonts w:ascii="Arial" w:hAnsi="Arial"/>
+          <w:sz w:val="24"/>
+          <w:szCs w:val="24"/>
+        </w:rPr>
+      </w:pPr>
+      <w:r>
+        <w:rPr>
+          <w:rFonts w:ascii="Arial" w:hAnsi="Arial"/>
+          <w:sz w:val="24"/>
+          <w:szCs w:val="24"/>
+        </w:rPr>
+        <w:t xml:space="preserve">Durante os testes do scanner, foram observadas classificações incorretas mesmo quando o modelo apresentava níveis elevados de confiança. A partir desses resultados, foram realizados novos testes e ajustes na base de treinamento, nas classes utilizadas e nos arquivos exportados pelo modelo. Também foram </w:t>
+      </w:r>
+      <w:r>
+        <w:rPr>
+          <w:rFonts w:ascii="Arial" w:hAnsi="Arial"/>
+          <w:sz w:val="24"/>
+          <w:szCs w:val="24"/>
+        </w:rPr>
+        <w:lastRenderedPageBreak/>
+        <w:t xml:space="preserve">investigadas diferenças entre versões dos arquivos </w:t>
+      </w:r>
+      <w:proofErr w:type="spellStart"/>
+      <w:proofErr w:type="gramStart"/>
+      <w:r>
+        <w:rPr>
+          <w:rFonts w:ascii="Arial" w:hAnsi="Arial"/>
+          <w:sz w:val="24"/>
+          <w:szCs w:val="24"/>
+        </w:rPr>
+        <w:t>model.json</w:t>
+      </w:r>
+      <w:proofErr w:type="spellEnd"/>
+      <w:proofErr w:type="gramEnd"/>
+      <w:r>
+        <w:rPr>
+          <w:rFonts w:ascii="Arial" w:hAnsi="Arial"/>
+          <w:sz w:val="24"/>
+          <w:szCs w:val="24"/>
+        </w:rPr>
+        <w:t xml:space="preserve">, </w:t>
+      </w:r>
+      <w:proofErr w:type="spellStart"/>
+      <w:r>
+        <w:rPr>
+          <w:rFonts w:ascii="Arial" w:hAnsi="Arial"/>
+          <w:sz w:val="24"/>
+          <w:szCs w:val="24"/>
+        </w:rPr>
+        <w:t>metadata.json</w:t>
+      </w:r>
+      <w:proofErr w:type="spellEnd"/>
+      <w:r>
+        <w:rPr>
+          <w:rFonts w:ascii="Arial" w:hAnsi="Arial"/>
+          <w:sz w:val="24"/>
+          <w:szCs w:val="24"/>
+        </w:rPr>
+        <w:t xml:space="preserve"> e </w:t>
+      </w:r>
+      <w:proofErr w:type="spellStart"/>
+      <w:r>
+        <w:rPr>
+          <w:rFonts w:ascii="Arial" w:hAnsi="Arial"/>
+          <w:sz w:val="24"/>
+          <w:szCs w:val="24"/>
+        </w:rPr>
+        <w:t>weights.bin</w:t>
+      </w:r>
+      <w:proofErr w:type="spellEnd"/>
+      <w:r>
+        <w:rPr>
+          <w:rFonts w:ascii="Arial" w:hAnsi="Arial"/>
+          <w:sz w:val="24"/>
+          <w:szCs w:val="24"/>
+        </w:rPr>
+        <w:t>, buscando verificar se o modelo utilizado pela aplicação correspondia à versão treinada mais recentemente.</w:t>
       </w:r>
     </w:p>
     <w:p>
@@ -11384,15 +11561,109 @@
         <w:spacing w:after="120" w:line="360" w:lineRule="auto"/>
         <w:ind w:firstLine="709"/>
         <w:jc w:val="both"/>
-      </w:pPr>
-      <w:r>
-        <w:rPr>
-          <w:rStyle w:val="Tipodeletrapredefinidodopargrafo1"/>
-          <w:rFonts w:ascii="Arial" w:hAnsi="Arial"/>
-          <w:sz w:val="24"/>
-          <w:szCs w:val="24"/>
-        </w:rPr>
-        <w:t>O sistema também prevê a integração com APIs externas, com o objetivo de complementar as informações disponíveis e enriquecer a base de dados utilizada pela aplicação.</w:t>
+        <w:rPr>
+          <w:rFonts w:ascii="Arial" w:hAnsi="Arial"/>
+          <w:sz w:val="24"/>
+          <w:szCs w:val="24"/>
+        </w:rPr>
+      </w:pPr>
+      <w:r>
+        <w:rPr>
+          <w:rFonts w:ascii="Arial" w:hAnsi="Arial"/>
+          <w:sz w:val="24"/>
+          <w:szCs w:val="24"/>
+        </w:rPr>
+        <w:t xml:space="preserve">A </w:t>
+      </w:r>
+      <w:proofErr w:type="spellStart"/>
+      <w:r>
+        <w:rPr>
+          <w:rFonts w:ascii="Arial" w:hAnsi="Arial"/>
+          <w:sz w:val="24"/>
+          <w:szCs w:val="24"/>
+        </w:rPr>
+        <w:t>Eden</w:t>
+      </w:r>
+      <w:proofErr w:type="spellEnd"/>
+      <w:r>
+        <w:rPr>
+          <w:rFonts w:ascii="Arial" w:hAnsi="Arial"/>
+          <w:sz w:val="24"/>
+          <w:szCs w:val="24"/>
+        </w:rPr>
+        <w:t xml:space="preserve"> IA foi desenvolvida como uma assistente conversacional integrada ao sistema. A funcionalidade permite que o usuário envie perguntas relacionadas às </w:t>
+      </w:r>
+      <w:proofErr w:type="spellStart"/>
+      <w:r>
+        <w:rPr>
+          <w:rFonts w:ascii="Arial" w:hAnsi="Arial"/>
+          <w:sz w:val="24"/>
+          <w:szCs w:val="24"/>
+        </w:rPr>
+        <w:t>PANCs</w:t>
+      </w:r>
+      <w:proofErr w:type="spellEnd"/>
+      <w:r>
+        <w:rPr>
+          <w:rFonts w:ascii="Arial" w:hAnsi="Arial"/>
+          <w:sz w:val="24"/>
+          <w:szCs w:val="24"/>
+        </w:rPr>
+        <w:t xml:space="preserve"> por meio de uma interface de chat. No front-</w:t>
+      </w:r>
+      <w:proofErr w:type="spellStart"/>
+      <w:r>
+        <w:rPr>
+          <w:rFonts w:ascii="Arial" w:hAnsi="Arial"/>
+          <w:sz w:val="24"/>
+          <w:szCs w:val="24"/>
+        </w:rPr>
+        <w:t>end</w:t>
+      </w:r>
+      <w:proofErr w:type="spellEnd"/>
+      <w:r>
+        <w:rPr>
+          <w:rFonts w:ascii="Arial" w:hAnsi="Arial"/>
+          <w:sz w:val="24"/>
+          <w:szCs w:val="24"/>
+        </w:rPr>
+        <w:t xml:space="preserve">, o </w:t>
+      </w:r>
+      <w:proofErr w:type="spellStart"/>
+      <w:r>
+        <w:rPr>
+          <w:rFonts w:ascii="Arial" w:hAnsi="Arial"/>
+          <w:sz w:val="24"/>
+          <w:szCs w:val="24"/>
+        </w:rPr>
+        <w:t>JavaScript</w:t>
+      </w:r>
+      <w:proofErr w:type="spellEnd"/>
+      <w:r>
+        <w:rPr>
+          <w:rFonts w:ascii="Arial" w:hAnsi="Arial"/>
+          <w:sz w:val="24"/>
+          <w:szCs w:val="24"/>
+        </w:rPr>
+        <w:t xml:space="preserve"> é responsável pelo envio e pela exibição das mensagens, enquanto uma função de </w:t>
+      </w:r>
+      <w:proofErr w:type="spellStart"/>
+      <w:r>
+        <w:rPr>
+          <w:rFonts w:ascii="Arial" w:hAnsi="Arial"/>
+          <w:sz w:val="24"/>
+          <w:szCs w:val="24"/>
+        </w:rPr>
+        <w:t>backend</w:t>
+      </w:r>
+      <w:proofErr w:type="spellEnd"/>
+      <w:r>
+        <w:rPr>
+          <w:rFonts w:ascii="Arial" w:hAnsi="Arial"/>
+          <w:sz w:val="24"/>
+          <w:szCs w:val="24"/>
+        </w:rPr>
+        <w:t xml:space="preserve"> realiza a comunicação com o serviço de inteligência artificial. Essa estrutura permite manter informações relacionadas à integração fora do código público da aplicação.</w:t>
       </w:r>
     </w:p>
     <w:p>
@@ -11400,15 +11671,37 @@
         <w:spacing w:after="120" w:line="360" w:lineRule="auto"/>
         <w:ind w:firstLine="709"/>
         <w:jc w:val="both"/>
-      </w:pPr>
-      <w:r>
-        <w:rPr>
-          <w:rStyle w:val="Tipodeletrapredefinidodopargrafo1"/>
-          <w:rFonts w:ascii="Arial" w:hAnsi="Arial"/>
-          <w:sz w:val="24"/>
-          <w:szCs w:val="24"/>
-        </w:rPr>
-        <w:t>Atualmente, o projeto encontra-se em fase de desenvolvimento parcial, com o banco de dados estruturado, o design definido e algumas funcionalidades implementadas, porém ainda em processo de finalização. As próximas etapas envolvem a conclusão das funcionalidades, realização de testes e validação do sistema, visando garantir sua eficiência, confiabilidade e adequação aos objetivos propostos.</w:t>
+        <w:rPr>
+          <w:rFonts w:ascii="Arial" w:hAnsi="Arial"/>
+          <w:sz w:val="24"/>
+          <w:szCs w:val="24"/>
+        </w:rPr>
+      </w:pPr>
+      <w:r>
+        <w:rPr>
+          <w:rFonts w:ascii="Arial" w:hAnsi="Arial"/>
+          <w:sz w:val="24"/>
+          <w:szCs w:val="24"/>
+        </w:rPr>
+        <w:t xml:space="preserve">Durante os testes da </w:t>
+      </w:r>
+      <w:proofErr w:type="spellStart"/>
+      <w:r>
+        <w:rPr>
+          <w:rFonts w:ascii="Arial" w:hAnsi="Arial"/>
+          <w:sz w:val="24"/>
+          <w:szCs w:val="24"/>
+        </w:rPr>
+        <w:t>Eden</w:t>
+      </w:r>
+      <w:proofErr w:type="spellEnd"/>
+      <w:r>
+        <w:rPr>
+          <w:rFonts w:ascii="Arial" w:hAnsi="Arial"/>
+          <w:sz w:val="24"/>
+          <w:szCs w:val="24"/>
+        </w:rPr>
+        <w:t xml:space="preserve"> em dispositivos móveis, foram identificados problemas relacionados à rolagem do chat e ao posicionamento da barra de entrada de mensagens. Esses problemas foram corrigidos por meio de alterações no comportamento de overflow, posicionamento dos elementos e criação de um botão para deslocamento até o final da conversa. Também foram realizados ajustes visuais para reduzir a interferência desses elementos na leitura das mensagens.</w:t>
       </w:r>
     </w:p>
     <w:p>
@@ -11416,41 +11709,77 @@
         <w:spacing w:after="120" w:line="360" w:lineRule="auto"/>
         <w:ind w:firstLine="709"/>
         <w:jc w:val="both"/>
-      </w:pPr>
-      <w:r>
-        <w:rPr>
-          <w:rStyle w:val="Tipodeletrapredefinidodopargrafo1"/>
-          <w:rFonts w:ascii="Arial" w:hAnsi="Arial"/>
-          <w:sz w:val="24"/>
-          <w:szCs w:val="24"/>
-        </w:rPr>
-        <w:t xml:space="preserve">O desenvolvimento do sistema também se baseia em princípios da metodologia ágil Scrum, que tem como objetivo organizar e otimizar o processo de criação do </w:t>
-      </w:r>
-      <w:r>
-        <w:rPr>
-          <w:rStyle w:val="Tipodeletrapredefinidodopargrafo1"/>
-          <w:rFonts w:ascii="Arial" w:hAnsi="Arial"/>
-          <w:sz w:val="24"/>
-          <w:szCs w:val="24"/>
-        </w:rPr>
-        <w:lastRenderedPageBreak/>
-        <w:t>software por meio de ciclos iterativos e incrementais. Nesse contexto, o projeto é dividido em pequenas etapas chamadas de sprints, nas quais são definidas metas específicas a serem desenvolvidas em períodos curtos de tempo.</w:t>
-      </w:r>
+        <w:rPr>
+          <w:rFonts w:ascii="Arial" w:hAnsi="Arial"/>
+          <w:sz w:val="24"/>
+          <w:szCs w:val="24"/>
+        </w:rPr>
+      </w:pPr>
+      <w:r>
+        <w:rPr>
+          <w:rFonts w:ascii="Arial" w:hAnsi="Arial"/>
+          <w:sz w:val="24"/>
+          <w:szCs w:val="24"/>
+        </w:rPr>
+        <w:t>O desenvolvimento também envolveu a criação da página de suporte e a realização de ajustes de responsividade. Durante os testes da versão publicada, foram identificados problemas no posicionamento e na exibição de imagens e logotipos. As correções envolveram alterações nos containers, dimensões dos elementos e regras de apresentação para diferentes tamanhos de tela.</w:t>
+      </w:r>
+      <w:bookmarkStart w:id="69" w:name="_GoBack"/>
+      <w:bookmarkEnd w:id="69"/>
     </w:p>
     <w:p>
       <w:pPr>
         <w:spacing w:after="120" w:line="360" w:lineRule="auto"/>
         <w:ind w:firstLine="709"/>
         <w:jc w:val="both"/>
-      </w:pPr>
-      <w:r>
-        <w:rPr>
-          <w:rStyle w:val="Tipodeletrapredefinidodopargrafo1"/>
-          <w:rFonts w:ascii="Arial" w:hAnsi="Arial"/>
-          <w:sz w:val="24"/>
-          <w:szCs w:val="24"/>
-        </w:rPr>
-        <w:t>A utilização do Scrum permite maior flexibilidade durante o desenvolvimento, possibilitando a realização de ajustes contínuos conforme a evolução do projeto. A cada ciclo, são avaliadas as funcionalidades implementadas e identificadas melhorias ou correções necessárias, contribuindo para o aprimoramento progressivo do sistema.</w:t>
+        <w:rPr>
+          <w:rFonts w:ascii="Arial" w:hAnsi="Arial"/>
+          <w:sz w:val="24"/>
+          <w:szCs w:val="24"/>
+        </w:rPr>
+      </w:pPr>
+      <w:r>
+        <w:rPr>
+          <w:rFonts w:ascii="Arial" w:hAnsi="Arial"/>
+          <w:sz w:val="24"/>
+          <w:szCs w:val="24"/>
+        </w:rPr>
+        <w:t xml:space="preserve">Para acompanhar a evolução do sistema, foi utilizado o </w:t>
+      </w:r>
+      <w:proofErr w:type="spellStart"/>
+      <w:r>
+        <w:rPr>
+          <w:rFonts w:ascii="Arial" w:hAnsi="Arial"/>
+          <w:sz w:val="24"/>
+          <w:szCs w:val="24"/>
+        </w:rPr>
+        <w:t>Git</w:t>
+      </w:r>
+      <w:proofErr w:type="spellEnd"/>
+      <w:r>
+        <w:rPr>
+          <w:rFonts w:ascii="Arial" w:hAnsi="Arial"/>
+          <w:sz w:val="24"/>
+          <w:szCs w:val="24"/>
+        </w:rPr>
+        <w:t xml:space="preserve"> como ferramenta de controle de versão. O projeto passou por diferentes versões, entre elas 1.01, 1.02, 1.03, 1.04 e 1.05. A utilização de </w:t>
+      </w:r>
+      <w:proofErr w:type="spellStart"/>
+      <w:r>
+        <w:rPr>
+          <w:rFonts w:ascii="Arial" w:hAnsi="Arial"/>
+          <w:sz w:val="24"/>
+          <w:szCs w:val="24"/>
+        </w:rPr>
+        <w:t>branches</w:t>
+      </w:r>
+      <w:proofErr w:type="spellEnd"/>
+      <w:r>
+        <w:rPr>
+          <w:rFonts w:ascii="Arial" w:hAnsi="Arial"/>
+          <w:sz w:val="24"/>
+          <w:szCs w:val="24"/>
+        </w:rPr>
+        <w:t xml:space="preserve"> permitiu manter versões estáveis enquanto novas alterações eram testadas, principalmente durante os ajustes relacionados ao modelo de reconhecimento.</w:t>
       </w:r>
     </w:p>
     <w:p>
@@ -11458,27 +11787,167 @@
         <w:spacing w:after="120" w:line="360" w:lineRule="auto"/>
         <w:ind w:firstLine="709"/>
         <w:jc w:val="both"/>
-      </w:pPr>
-      <w:r>
-        <w:rPr>
-          <w:rStyle w:val="Tipodeletrapredefinidodopargrafo1"/>
-          <w:rFonts w:ascii="Arial" w:hAnsi="Arial"/>
-          <w:sz w:val="24"/>
-          <w:szCs w:val="24"/>
-        </w:rPr>
-        <w:t>A adoção dessa metodologia auxilia na organização das atividades, no acompanhamento do progresso do projeto e na garantia de que as funcionalidades sejam desenvolvidas de forma estruturada e alinhada aos objetivos propostos.</w:t>
+        <w:rPr>
+          <w:rFonts w:ascii="Arial" w:hAnsi="Arial"/>
+          <w:sz w:val="24"/>
+          <w:szCs w:val="24"/>
+        </w:rPr>
+      </w:pPr>
+      <w:r>
+        <w:rPr>
+          <w:rFonts w:ascii="Arial" w:hAnsi="Arial"/>
+          <w:sz w:val="24"/>
+          <w:szCs w:val="24"/>
+        </w:rPr>
+        <w:t xml:space="preserve">Os testes e a depuração foram realizados durante todo o processo de desenvolvimento. Foram utilizados o console e as ferramentas de desenvolvimento do navegador para identificar erros de </w:t>
+      </w:r>
+      <w:proofErr w:type="spellStart"/>
+      <w:r>
+        <w:rPr>
+          <w:rFonts w:ascii="Arial" w:hAnsi="Arial"/>
+          <w:sz w:val="24"/>
+          <w:szCs w:val="24"/>
+        </w:rPr>
+        <w:t>JavaScript</w:t>
+      </w:r>
+      <w:proofErr w:type="spellEnd"/>
+      <w:r>
+        <w:rPr>
+          <w:rFonts w:ascii="Arial" w:hAnsi="Arial"/>
+          <w:sz w:val="24"/>
+          <w:szCs w:val="24"/>
+        </w:rPr>
+        <w:t>, problemas de carregamento, elementos inexistentes e diferenças de comportamento entre os ambientes. Também foram realizados testes em computadores e dispositivos móveis, além de verificações após a publicação das versões web.</w:t>
       </w:r>
     </w:p>
     <w:p>
       <w:pPr>
         <w:spacing w:after="120" w:line="360" w:lineRule="auto"/>
-        <w:jc w:val="both"/>
-        <w:rPr>
-          <w:rFonts w:ascii="Arial" w:hAnsi="Arial"/>
-          <w:sz w:val="24"/>
-          <w:szCs w:val="24"/>
-        </w:rPr>
-      </w:pPr>
+        <w:ind w:firstLine="709"/>
+        <w:jc w:val="both"/>
+        <w:rPr>
+          <w:rFonts w:ascii="Arial" w:hAnsi="Arial"/>
+          <w:sz w:val="24"/>
+          <w:szCs w:val="24"/>
+        </w:rPr>
+      </w:pPr>
+      <w:r>
+        <w:rPr>
+          <w:rFonts w:ascii="Arial" w:hAnsi="Arial"/>
+          <w:sz w:val="24"/>
+          <w:szCs w:val="24"/>
+        </w:rPr>
+        <w:lastRenderedPageBreak/>
+        <w:t xml:space="preserve">Por fim, o sistema passou por uma reestruturação do </w:t>
+      </w:r>
+      <w:proofErr w:type="spellStart"/>
+      <w:r>
+        <w:rPr>
+          <w:rFonts w:ascii="Arial" w:hAnsi="Arial"/>
+          <w:sz w:val="24"/>
+          <w:szCs w:val="24"/>
+        </w:rPr>
+        <w:t>backend</w:t>
+      </w:r>
+      <w:proofErr w:type="spellEnd"/>
+      <w:r>
+        <w:rPr>
+          <w:rFonts w:ascii="Arial" w:hAnsi="Arial"/>
+          <w:sz w:val="24"/>
+          <w:szCs w:val="24"/>
+        </w:rPr>
+        <w:t xml:space="preserve"> e do banco de dados. A estrutura inicialmente desenvolvida em MySQL foi analisada e adaptada para uma arquitetura baseada em PostgreSQL e </w:t>
+      </w:r>
+      <w:proofErr w:type="spellStart"/>
+      <w:r>
+        <w:rPr>
+          <w:rFonts w:ascii="Arial" w:hAnsi="Arial"/>
+          <w:sz w:val="24"/>
+          <w:szCs w:val="24"/>
+        </w:rPr>
+        <w:t>Supabase</w:t>
+      </w:r>
+      <w:proofErr w:type="spellEnd"/>
+      <w:r>
+        <w:rPr>
+          <w:rFonts w:ascii="Arial" w:hAnsi="Arial"/>
+          <w:sz w:val="24"/>
+          <w:szCs w:val="24"/>
+        </w:rPr>
+        <w:t xml:space="preserve">. Nessa etapa, foram considerados mecanismos de autenticação e controle de acesso, incluindo o </w:t>
+      </w:r>
+      <w:proofErr w:type="spellStart"/>
+      <w:r>
+        <w:rPr>
+          <w:rFonts w:ascii="Arial" w:hAnsi="Arial"/>
+          <w:sz w:val="24"/>
+          <w:szCs w:val="24"/>
+        </w:rPr>
+        <w:t>Supabase</w:t>
+      </w:r>
+      <w:proofErr w:type="spellEnd"/>
+      <w:r>
+        <w:rPr>
+          <w:rFonts w:ascii="Arial" w:hAnsi="Arial"/>
+          <w:sz w:val="24"/>
+          <w:szCs w:val="24"/>
+        </w:rPr>
+        <w:t xml:space="preserve"> </w:t>
+      </w:r>
+      <w:proofErr w:type="spellStart"/>
+      <w:r>
+        <w:rPr>
+          <w:rFonts w:ascii="Arial" w:hAnsi="Arial"/>
+          <w:sz w:val="24"/>
+          <w:szCs w:val="24"/>
+        </w:rPr>
+        <w:t>Auth</w:t>
+      </w:r>
+      <w:proofErr w:type="spellEnd"/>
+      <w:r>
+        <w:rPr>
+          <w:rFonts w:ascii="Arial" w:hAnsi="Arial"/>
+          <w:sz w:val="24"/>
+          <w:szCs w:val="24"/>
+        </w:rPr>
+        <w:t xml:space="preserve"> e as políticas de </w:t>
+      </w:r>
+      <w:proofErr w:type="spellStart"/>
+      <w:r>
+        <w:rPr>
+          <w:rFonts w:ascii="Arial" w:hAnsi="Arial"/>
+          <w:sz w:val="24"/>
+          <w:szCs w:val="24"/>
+        </w:rPr>
+        <w:t>Row</w:t>
+      </w:r>
+      <w:proofErr w:type="spellEnd"/>
+      <w:r>
+        <w:rPr>
+          <w:rFonts w:ascii="Arial" w:hAnsi="Arial"/>
+          <w:sz w:val="24"/>
+          <w:szCs w:val="24"/>
+        </w:rPr>
+        <w:t xml:space="preserve"> </w:t>
+      </w:r>
+      <w:proofErr w:type="spellStart"/>
+      <w:r>
+        <w:rPr>
+          <w:rFonts w:ascii="Arial" w:hAnsi="Arial"/>
+          <w:sz w:val="24"/>
+          <w:szCs w:val="24"/>
+        </w:rPr>
+        <w:t>Level</w:t>
+      </w:r>
+      <w:proofErr w:type="spellEnd"/>
+      <w:r>
+        <w:rPr>
+          <w:rFonts w:ascii="Arial" w:hAnsi="Arial"/>
+          <w:sz w:val="24"/>
+          <w:szCs w:val="24"/>
+        </w:rPr>
+        <w:t xml:space="preserve"> Security (RLS). Essa reorganização teve como objetivo melhorar a estrutura do sistema e permitir maior controle sobre os dados e os serviços utilizados pela aplicação.</w:t>
+      </w:r>
     </w:p>
     <w:p>
       <w:pPr>
@@ -12845,7 +13314,7 @@
 </file>
 
 <file path=customXml/itemProps1.xml><?xml version="1.0" encoding="utf-8"?>
-<ds:datastoreItem xmlns:ds="http://schemas.openxmlformats.org/officeDocument/2006/customXml" ds:itemID="{B1221B1F-E3FA-4511-B9E9-FC134E4BFA39}">
+<ds:datastoreItem xmlns:ds="http://schemas.openxmlformats.org/officeDocument/2006/customXml" ds:itemID="{B549DAD5-A74F-4B48-B85B-0E7121A07923}">
   <ds:schemaRefs>
     <ds:schemaRef ds:uri="http://schemas.openxmlformats.org/officeDocument/2006/bibliography"/>
   </ds:schemaRefs>

--- a/Documentação/Documento Final.docx
+++ b/Documentação/Documento Final.docx
@@ -1284,8 +1284,8 @@
         <w:spacing w:line="360" w:lineRule="auto"/>
       </w:pPr>
     </w:p>
-    <w:bookmarkStart w:id="0" w:name="_Toc236231046" w:displacedByCustomXml="next"/>
-    <w:bookmarkStart w:id="1" w:name="_Toc236230459" w:displacedByCustomXml="next"/>
+    <w:bookmarkStart w:id="0" w:name="_Toc236230459" w:displacedByCustomXml="next"/>
+    <w:bookmarkStart w:id="1" w:name="_Toc236231046" w:displacedByCustomXml="next"/>
     <w:sdt>
       <w:sdtPr>
         <w:rPr>
@@ -1331,7 +1331,7 @@
             </w:rPr>
             <w:t>S</w:t>
           </w:r>
-          <w:bookmarkEnd w:id="1"/>
+          <w:bookmarkEnd w:id="0"/>
           <w:r>
             <w:rPr>
               <w:rFonts w:ascii="Arial" w:hAnsi="Arial" w:cs="Arial"/>
@@ -1342,7 +1342,7 @@
             </w:rPr>
             <w:t>UMÁRIO</w:t>
           </w:r>
-          <w:bookmarkEnd w:id="0"/>
+          <w:bookmarkEnd w:id="1"/>
         </w:p>
         <w:p>
           <w:pPr>
@@ -9583,8 +9583,11 @@
     </w:p>
     <w:p>
       <w:pPr>
-        <w:rPr>
-          <w:rFonts w:ascii="Arial" w:hAnsi="Arial"/>
+        <w:spacing w:before="240" w:after="240" w:line="360" w:lineRule="auto"/>
+        <w:jc w:val="both"/>
+        <w:rPr>
+          <w:rFonts w:ascii="Arial" w:eastAsia="Arial" w:hAnsi="Arial"/>
+          <w:color w:val="000000"/>
           <w:sz w:val="24"/>
           <w:szCs w:val="24"/>
         </w:rPr>
@@ -11723,231 +11726,275 @@
         </w:rPr>
         <w:t>O desenvolvimento também envolveu a criação da página de suporte e a realização de ajustes de responsividade. Durante os testes da versão publicada, foram identificados problemas no posicionamento e na exibição de imagens e logotipos. As correções envolveram alterações nos containers, dimensões dos elementos e regras de apresentação para diferentes tamanhos de tela.</w:t>
       </w:r>
+    </w:p>
+    <w:p>
+      <w:pPr>
+        <w:spacing w:after="120" w:line="360" w:lineRule="auto"/>
+        <w:ind w:firstLine="709"/>
+        <w:jc w:val="both"/>
+        <w:rPr>
+          <w:rFonts w:ascii="Arial" w:hAnsi="Arial"/>
+          <w:sz w:val="24"/>
+          <w:szCs w:val="24"/>
+        </w:rPr>
+      </w:pPr>
+      <w:r>
+        <w:rPr>
+          <w:rFonts w:ascii="Arial" w:hAnsi="Arial"/>
+          <w:sz w:val="24"/>
+          <w:szCs w:val="24"/>
+        </w:rPr>
+        <w:t xml:space="preserve">Para acompanhar a evolução do sistema, foi utilizado o </w:t>
+      </w:r>
+      <w:proofErr w:type="spellStart"/>
+      <w:r>
+        <w:rPr>
+          <w:rFonts w:ascii="Arial" w:hAnsi="Arial"/>
+          <w:sz w:val="24"/>
+          <w:szCs w:val="24"/>
+        </w:rPr>
+        <w:t>Git</w:t>
+      </w:r>
+      <w:proofErr w:type="spellEnd"/>
+      <w:r>
+        <w:rPr>
+          <w:rFonts w:ascii="Arial" w:hAnsi="Arial"/>
+          <w:sz w:val="24"/>
+          <w:szCs w:val="24"/>
+        </w:rPr>
+        <w:t xml:space="preserve"> como ferramenta de controle de versão. O projeto passou por diferentes versões, entre elas 1.01, 1.02, 1.03, 1.04 e 1.05. A utilização de </w:t>
+      </w:r>
+      <w:proofErr w:type="spellStart"/>
+      <w:r>
+        <w:rPr>
+          <w:rFonts w:ascii="Arial" w:hAnsi="Arial"/>
+          <w:sz w:val="24"/>
+          <w:szCs w:val="24"/>
+        </w:rPr>
+        <w:t>branches</w:t>
+      </w:r>
+      <w:proofErr w:type="spellEnd"/>
+      <w:r>
+        <w:rPr>
+          <w:rFonts w:ascii="Arial" w:hAnsi="Arial"/>
+          <w:sz w:val="24"/>
+          <w:szCs w:val="24"/>
+        </w:rPr>
+        <w:t xml:space="preserve"> permitiu manter versões estáveis enquanto novas alterações eram testadas, principalmente durante os ajustes relacionados ao modelo de reconhecimento.</w:t>
+      </w:r>
+    </w:p>
+    <w:p>
+      <w:pPr>
+        <w:spacing w:after="120" w:line="360" w:lineRule="auto"/>
+        <w:ind w:firstLine="709"/>
+        <w:jc w:val="both"/>
+        <w:rPr>
+          <w:rFonts w:ascii="Arial" w:hAnsi="Arial"/>
+          <w:sz w:val="24"/>
+          <w:szCs w:val="24"/>
+        </w:rPr>
+      </w:pPr>
+      <w:r>
+        <w:rPr>
+          <w:rFonts w:ascii="Arial" w:hAnsi="Arial"/>
+          <w:sz w:val="24"/>
+          <w:szCs w:val="24"/>
+        </w:rPr>
+        <w:t xml:space="preserve">Os testes e a depuração foram realizados durante todo o processo de desenvolvimento. Foram utilizados o console e as ferramentas de desenvolvimento do navegador para identificar erros de </w:t>
+      </w:r>
+      <w:proofErr w:type="spellStart"/>
+      <w:r>
+        <w:rPr>
+          <w:rFonts w:ascii="Arial" w:hAnsi="Arial"/>
+          <w:sz w:val="24"/>
+          <w:szCs w:val="24"/>
+        </w:rPr>
+        <w:t>JavaScript</w:t>
+      </w:r>
+      <w:proofErr w:type="spellEnd"/>
+      <w:r>
+        <w:rPr>
+          <w:rFonts w:ascii="Arial" w:hAnsi="Arial"/>
+          <w:sz w:val="24"/>
+          <w:szCs w:val="24"/>
+        </w:rPr>
+        <w:t>, problemas de carregamento, elementos inexistentes e diferenças de comportamento entre os ambientes. Também foram realizados testes em computadores e dispositivos móveis, além de verificações após a publicação das versões web.</w:t>
+      </w:r>
+    </w:p>
+    <w:p>
+      <w:pPr>
+        <w:spacing w:after="120" w:line="360" w:lineRule="auto"/>
+        <w:ind w:firstLine="709"/>
+        <w:jc w:val="both"/>
+        <w:rPr>
+          <w:rFonts w:ascii="Arial" w:hAnsi="Arial"/>
+          <w:sz w:val="24"/>
+          <w:szCs w:val="24"/>
+        </w:rPr>
+      </w:pPr>
+      <w:r>
+        <w:rPr>
+          <w:rFonts w:ascii="Arial" w:hAnsi="Arial"/>
+          <w:sz w:val="24"/>
+          <w:szCs w:val="24"/>
+        </w:rPr>
+        <w:lastRenderedPageBreak/>
+        <w:t xml:space="preserve">Por fim, o sistema passou por uma reestruturação do </w:t>
+      </w:r>
+      <w:proofErr w:type="spellStart"/>
+      <w:r>
+        <w:rPr>
+          <w:rFonts w:ascii="Arial" w:hAnsi="Arial"/>
+          <w:sz w:val="24"/>
+          <w:szCs w:val="24"/>
+        </w:rPr>
+        <w:t>backend</w:t>
+      </w:r>
+      <w:proofErr w:type="spellEnd"/>
+      <w:r>
+        <w:rPr>
+          <w:rFonts w:ascii="Arial" w:hAnsi="Arial"/>
+          <w:sz w:val="24"/>
+          <w:szCs w:val="24"/>
+        </w:rPr>
+        <w:t xml:space="preserve"> e do banco de dados. A estrutura inicialmente desenvolvida em MySQL foi analisada e adaptada para uma arquitetura baseada em PostgreSQL e </w:t>
+      </w:r>
+      <w:proofErr w:type="spellStart"/>
+      <w:r>
+        <w:rPr>
+          <w:rFonts w:ascii="Arial" w:hAnsi="Arial"/>
+          <w:sz w:val="24"/>
+          <w:szCs w:val="24"/>
+        </w:rPr>
+        <w:t>Supabase</w:t>
+      </w:r>
+      <w:proofErr w:type="spellEnd"/>
+      <w:r>
+        <w:rPr>
+          <w:rFonts w:ascii="Arial" w:hAnsi="Arial"/>
+          <w:sz w:val="24"/>
+          <w:szCs w:val="24"/>
+        </w:rPr>
+        <w:t xml:space="preserve">. Nessa etapa, foram considerados mecanismos de autenticação e controle de acesso, incluindo o </w:t>
+      </w:r>
+      <w:proofErr w:type="spellStart"/>
+      <w:r>
+        <w:rPr>
+          <w:rFonts w:ascii="Arial" w:hAnsi="Arial"/>
+          <w:sz w:val="24"/>
+          <w:szCs w:val="24"/>
+        </w:rPr>
+        <w:t>Supabase</w:t>
+      </w:r>
+      <w:proofErr w:type="spellEnd"/>
+      <w:r>
+        <w:rPr>
+          <w:rFonts w:ascii="Arial" w:hAnsi="Arial"/>
+          <w:sz w:val="24"/>
+          <w:szCs w:val="24"/>
+        </w:rPr>
+        <w:t xml:space="preserve"> </w:t>
+      </w:r>
+      <w:proofErr w:type="spellStart"/>
+      <w:r>
+        <w:rPr>
+          <w:rFonts w:ascii="Arial" w:hAnsi="Arial"/>
+          <w:sz w:val="24"/>
+          <w:szCs w:val="24"/>
+        </w:rPr>
+        <w:t>Auth</w:t>
+      </w:r>
+      <w:proofErr w:type="spellEnd"/>
+      <w:r>
+        <w:rPr>
+          <w:rFonts w:ascii="Arial" w:hAnsi="Arial"/>
+          <w:sz w:val="24"/>
+          <w:szCs w:val="24"/>
+        </w:rPr>
+        <w:t xml:space="preserve"> e as políticas de </w:t>
+      </w:r>
+      <w:proofErr w:type="spellStart"/>
+      <w:r>
+        <w:rPr>
+          <w:rFonts w:ascii="Arial" w:hAnsi="Arial"/>
+          <w:sz w:val="24"/>
+          <w:szCs w:val="24"/>
+        </w:rPr>
+        <w:t>Row</w:t>
+      </w:r>
+      <w:proofErr w:type="spellEnd"/>
+      <w:r>
+        <w:rPr>
+          <w:rFonts w:ascii="Arial" w:hAnsi="Arial"/>
+          <w:sz w:val="24"/>
+          <w:szCs w:val="24"/>
+        </w:rPr>
+        <w:t xml:space="preserve"> </w:t>
+      </w:r>
+      <w:proofErr w:type="spellStart"/>
+      <w:r>
+        <w:rPr>
+          <w:rFonts w:ascii="Arial" w:hAnsi="Arial"/>
+          <w:sz w:val="24"/>
+          <w:szCs w:val="24"/>
+        </w:rPr>
+        <w:t>Level</w:t>
+      </w:r>
+      <w:proofErr w:type="spellEnd"/>
+      <w:r>
+        <w:rPr>
+          <w:rFonts w:ascii="Arial" w:hAnsi="Arial"/>
+          <w:sz w:val="24"/>
+          <w:szCs w:val="24"/>
+        </w:rPr>
+        <w:t xml:space="preserve"> Security (RLS). Essa reorganização teve como objetivo melhorar a estrutura do sistema e permitir maior controle sobre os dados e os serviços utilizados pela aplicação.</w:t>
+      </w:r>
+    </w:p>
+    <w:p>
+      <w:pPr>
+        <w:spacing w:after="120" w:line="360" w:lineRule="auto"/>
+        <w:jc w:val="both"/>
+        <w:rPr>
+          <w:rFonts w:ascii="Arial" w:hAnsi="Arial"/>
+          <w:sz w:val="24"/>
+          <w:szCs w:val="24"/>
+        </w:rPr>
+      </w:pPr>
+    </w:p>
+    <w:p>
+      <w:pPr>
+        <w:pStyle w:val="Ttulo1"/>
+        <w:jc w:val="both"/>
+        <w:rPr>
+          <w:rFonts w:ascii="Arial" w:hAnsi="Arial" w:cs="Arial"/>
+          <w:b/>
+          <w:color w:val="000000" w:themeColor="text1"/>
+          <w:sz w:val="24"/>
+          <w:szCs w:val="24"/>
+        </w:rPr>
+      </w:pPr>
+      <w:r>
+        <w:rPr>
+          <w:rFonts w:ascii="Arial" w:hAnsi="Arial" w:cs="Arial"/>
+          <w:b/>
+          <w:color w:val="000000" w:themeColor="text1"/>
+          <w:sz w:val="24"/>
+          <w:szCs w:val="24"/>
+        </w:rPr>
+        <w:t>4.D</w:t>
+      </w:r>
+      <w:r>
+        <w:rPr>
+          <w:rFonts w:ascii="Arial" w:hAnsi="Arial" w:cs="Arial"/>
+          <w:b/>
+          <w:color w:val="000000" w:themeColor="text1"/>
+          <w:sz w:val="24"/>
+          <w:szCs w:val="24"/>
+        </w:rPr>
+        <w:t>ESENVOLVIMENTO</w:t>
+      </w:r>
       <w:bookmarkStart w:id="69" w:name="_GoBack"/>
       <w:bookmarkEnd w:id="69"/>
-    </w:p>
-    <w:p>
-      <w:pPr>
-        <w:spacing w:after="120" w:line="360" w:lineRule="auto"/>
-        <w:ind w:firstLine="709"/>
-        <w:jc w:val="both"/>
-        <w:rPr>
-          <w:rFonts w:ascii="Arial" w:hAnsi="Arial"/>
-          <w:sz w:val="24"/>
-          <w:szCs w:val="24"/>
-        </w:rPr>
-      </w:pPr>
-      <w:r>
-        <w:rPr>
-          <w:rFonts w:ascii="Arial" w:hAnsi="Arial"/>
-          <w:sz w:val="24"/>
-          <w:szCs w:val="24"/>
-        </w:rPr>
-        <w:t xml:space="preserve">Para acompanhar a evolução do sistema, foi utilizado o </w:t>
-      </w:r>
-      <w:proofErr w:type="spellStart"/>
-      <w:r>
-        <w:rPr>
-          <w:rFonts w:ascii="Arial" w:hAnsi="Arial"/>
-          <w:sz w:val="24"/>
-          <w:szCs w:val="24"/>
-        </w:rPr>
-        <w:t>Git</w:t>
-      </w:r>
-      <w:proofErr w:type="spellEnd"/>
-      <w:r>
-        <w:rPr>
-          <w:rFonts w:ascii="Arial" w:hAnsi="Arial"/>
-          <w:sz w:val="24"/>
-          <w:szCs w:val="24"/>
-        </w:rPr>
-        <w:t xml:space="preserve"> como ferramenta de controle de versão. O projeto passou por diferentes versões, entre elas 1.01, 1.02, 1.03, 1.04 e 1.05. A utilização de </w:t>
-      </w:r>
-      <w:proofErr w:type="spellStart"/>
-      <w:r>
-        <w:rPr>
-          <w:rFonts w:ascii="Arial" w:hAnsi="Arial"/>
-          <w:sz w:val="24"/>
-          <w:szCs w:val="24"/>
-        </w:rPr>
-        <w:t>branches</w:t>
-      </w:r>
-      <w:proofErr w:type="spellEnd"/>
-      <w:r>
-        <w:rPr>
-          <w:rFonts w:ascii="Arial" w:hAnsi="Arial"/>
-          <w:sz w:val="24"/>
-          <w:szCs w:val="24"/>
-        </w:rPr>
-        <w:t xml:space="preserve"> permitiu manter versões estáveis enquanto novas alterações eram testadas, principalmente durante os ajustes relacionados ao modelo de reconhecimento.</w:t>
-      </w:r>
-    </w:p>
-    <w:p>
-      <w:pPr>
-        <w:spacing w:after="120" w:line="360" w:lineRule="auto"/>
-        <w:ind w:firstLine="709"/>
-        <w:jc w:val="both"/>
-        <w:rPr>
-          <w:rFonts w:ascii="Arial" w:hAnsi="Arial"/>
-          <w:sz w:val="24"/>
-          <w:szCs w:val="24"/>
-        </w:rPr>
-      </w:pPr>
-      <w:r>
-        <w:rPr>
-          <w:rFonts w:ascii="Arial" w:hAnsi="Arial"/>
-          <w:sz w:val="24"/>
-          <w:szCs w:val="24"/>
-        </w:rPr>
-        <w:t xml:space="preserve">Os testes e a depuração foram realizados durante todo o processo de desenvolvimento. Foram utilizados o console e as ferramentas de desenvolvimento do navegador para identificar erros de </w:t>
-      </w:r>
-      <w:proofErr w:type="spellStart"/>
-      <w:r>
-        <w:rPr>
-          <w:rFonts w:ascii="Arial" w:hAnsi="Arial"/>
-          <w:sz w:val="24"/>
-          <w:szCs w:val="24"/>
-        </w:rPr>
-        <w:t>JavaScript</w:t>
-      </w:r>
-      <w:proofErr w:type="spellEnd"/>
-      <w:r>
-        <w:rPr>
-          <w:rFonts w:ascii="Arial" w:hAnsi="Arial"/>
-          <w:sz w:val="24"/>
-          <w:szCs w:val="24"/>
-        </w:rPr>
-        <w:t>, problemas de carregamento, elementos inexistentes e diferenças de comportamento entre os ambientes. Também foram realizados testes em computadores e dispositivos móveis, além de verificações após a publicação das versões web.</w:t>
-      </w:r>
-    </w:p>
-    <w:p>
-      <w:pPr>
-        <w:spacing w:after="120" w:line="360" w:lineRule="auto"/>
-        <w:ind w:firstLine="709"/>
-        <w:jc w:val="both"/>
-        <w:rPr>
-          <w:rFonts w:ascii="Arial" w:hAnsi="Arial"/>
-          <w:sz w:val="24"/>
-          <w:szCs w:val="24"/>
-        </w:rPr>
-      </w:pPr>
-      <w:r>
-        <w:rPr>
-          <w:rFonts w:ascii="Arial" w:hAnsi="Arial"/>
-          <w:sz w:val="24"/>
-          <w:szCs w:val="24"/>
-        </w:rPr>
-        <w:lastRenderedPageBreak/>
-        <w:t xml:space="preserve">Por fim, o sistema passou por uma reestruturação do </w:t>
-      </w:r>
-      <w:proofErr w:type="spellStart"/>
-      <w:r>
-        <w:rPr>
-          <w:rFonts w:ascii="Arial" w:hAnsi="Arial"/>
-          <w:sz w:val="24"/>
-          <w:szCs w:val="24"/>
-        </w:rPr>
-        <w:t>backend</w:t>
-      </w:r>
-      <w:proofErr w:type="spellEnd"/>
-      <w:r>
-        <w:rPr>
-          <w:rFonts w:ascii="Arial" w:hAnsi="Arial"/>
-          <w:sz w:val="24"/>
-          <w:szCs w:val="24"/>
-        </w:rPr>
-        <w:t xml:space="preserve"> e do banco de dados. A estrutura inicialmente desenvolvida em MySQL foi analisada e adaptada para uma arquitetura baseada em PostgreSQL e </w:t>
-      </w:r>
-      <w:proofErr w:type="spellStart"/>
-      <w:r>
-        <w:rPr>
-          <w:rFonts w:ascii="Arial" w:hAnsi="Arial"/>
-          <w:sz w:val="24"/>
-          <w:szCs w:val="24"/>
-        </w:rPr>
-        <w:t>Supabase</w:t>
-      </w:r>
-      <w:proofErr w:type="spellEnd"/>
-      <w:r>
-        <w:rPr>
-          <w:rFonts w:ascii="Arial" w:hAnsi="Arial"/>
-          <w:sz w:val="24"/>
-          <w:szCs w:val="24"/>
-        </w:rPr>
-        <w:t xml:space="preserve">. Nessa etapa, foram considerados mecanismos de autenticação e controle de acesso, incluindo o </w:t>
-      </w:r>
-      <w:proofErr w:type="spellStart"/>
-      <w:r>
-        <w:rPr>
-          <w:rFonts w:ascii="Arial" w:hAnsi="Arial"/>
-          <w:sz w:val="24"/>
-          <w:szCs w:val="24"/>
-        </w:rPr>
-        <w:t>Supabase</w:t>
-      </w:r>
-      <w:proofErr w:type="spellEnd"/>
-      <w:r>
-        <w:rPr>
-          <w:rFonts w:ascii="Arial" w:hAnsi="Arial"/>
-          <w:sz w:val="24"/>
-          <w:szCs w:val="24"/>
-        </w:rPr>
-        <w:t xml:space="preserve"> </w:t>
-      </w:r>
-      <w:proofErr w:type="spellStart"/>
-      <w:r>
-        <w:rPr>
-          <w:rFonts w:ascii="Arial" w:hAnsi="Arial"/>
-          <w:sz w:val="24"/>
-          <w:szCs w:val="24"/>
-        </w:rPr>
-        <w:t>Auth</w:t>
-      </w:r>
-      <w:proofErr w:type="spellEnd"/>
-      <w:r>
-        <w:rPr>
-          <w:rFonts w:ascii="Arial" w:hAnsi="Arial"/>
-          <w:sz w:val="24"/>
-          <w:szCs w:val="24"/>
-        </w:rPr>
-        <w:t xml:space="preserve"> e as políticas de </w:t>
-      </w:r>
-      <w:proofErr w:type="spellStart"/>
-      <w:r>
-        <w:rPr>
-          <w:rFonts w:ascii="Arial" w:hAnsi="Arial"/>
-          <w:sz w:val="24"/>
-          <w:szCs w:val="24"/>
-        </w:rPr>
-        <w:t>Row</w:t>
-      </w:r>
-      <w:proofErr w:type="spellEnd"/>
-      <w:r>
-        <w:rPr>
-          <w:rFonts w:ascii="Arial" w:hAnsi="Arial"/>
-          <w:sz w:val="24"/>
-          <w:szCs w:val="24"/>
-        </w:rPr>
-        <w:t xml:space="preserve"> </w:t>
-      </w:r>
-      <w:proofErr w:type="spellStart"/>
-      <w:r>
-        <w:rPr>
-          <w:rFonts w:ascii="Arial" w:hAnsi="Arial"/>
-          <w:sz w:val="24"/>
-          <w:szCs w:val="24"/>
-        </w:rPr>
-        <w:t>Level</w:t>
-      </w:r>
-      <w:proofErr w:type="spellEnd"/>
-      <w:r>
-        <w:rPr>
-          <w:rFonts w:ascii="Arial" w:hAnsi="Arial"/>
-          <w:sz w:val="24"/>
-          <w:szCs w:val="24"/>
-        </w:rPr>
-        <w:t xml:space="preserve"> Security (RLS). Essa reorganização teve como objetivo melhorar a estrutura do sistema e permitir maior controle sobre os dados e os serviços utilizados pela aplicação.</w:t>
-      </w:r>
     </w:p>
     <w:p>
       <w:pPr>
@@ -13314,7 +13361,7 @@
 </file>
 
 <file path=customXml/itemProps1.xml><?xml version="1.0" encoding="utf-8"?>
-<ds:datastoreItem xmlns:ds="http://schemas.openxmlformats.org/officeDocument/2006/customXml" ds:itemID="{B549DAD5-A74F-4B48-B85B-0E7121A07923}">
+<ds:datastoreItem xmlns:ds="http://schemas.openxmlformats.org/officeDocument/2006/customXml" ds:itemID="{8ED47B1A-C932-43EE-9BC8-8CC6A2862C3A}">
   <ds:schemaRefs>
     <ds:schemaRef ds:uri="http://schemas.openxmlformats.org/officeDocument/2006/bibliography"/>
   </ds:schemaRefs>
